--- a/report/외산장비_의존_근거검증.docx
+++ b/report/외산장비_의존_근거검증.docx
@@ -142,7 +142,7 @@
               </w:rPr>
               <w:t xml:space="preserve">를 찾았다 — </w:t>
             </w:r>
-            <w:hyperlink w:history="1" r:id="rIdai2lu2ls6zdi8imczira7">
+            <w:hyperlink w:history="1" r:id="rIdupmliujzqr6tuna5evujg">
               <w:r>
                 <w:rPr>
                   <w:rFonts w:ascii="맑은 고딕" w:cs="맑은 고딕" w:eastAsia="맑은 고딕" w:hAnsi="맑은 고딕"/>
@@ -979,7 +979,7 @@
         </w:rPr>
         <w:t xml:space="preserve">가장 강한 근거는 정부 통계다. </w:t>
       </w:r>
-      <w:hyperlink w:history="1" r:id="rIdwpwyrw1cmtkx-w82-fb8p">
+      <w:hyperlink w:history="1" r:id="rIdsoncjexk71lc0_-tey8tj">
         <w:r>
           <w:rPr>
             <w:rFonts w:ascii="맑은 고딕" w:cs="맑은 고딕" w:eastAsia="맑은 고딕" w:hAnsi="맑은 고딕"/>
@@ -1481,7 +1481,7 @@
         </w:rPr>
         <w:t xml:space="preserve">뒷받침 자료는 셋이다. </w:t>
       </w:r>
-      <w:hyperlink w:history="1" r:id="rIds1sei7nfmbi37xkwppjge">
+      <w:hyperlink w:history="1" r:id="rIdix40mchttuwhl1vvjry5h">
         <w:r>
           <w:rPr>
             <w:rFonts w:ascii="맑은 고딕" w:cs="맑은 고딕" w:eastAsia="맑은 고딕" w:hAnsi="맑은 고딕"/>
@@ -1506,7 +1506,7 @@
         </w:rPr>
         <w:t xml:space="preserve">하고 2~3년 내 국산화 방침을 밝혔다(</w:t>
       </w:r>
-      <w:hyperlink w:history="1" r:id="rIdoqyd10qkdbmsvwcsb2y2f">
+      <w:hyperlink w:history="1" r:id="rIdvywplzlr30hwg5qpan9ob">
         <w:r>
           <w:rPr>
             <w:rFonts w:ascii="맑은 고딕" w:cs="맑은 고딕" w:eastAsia="맑은 고딕" w:hAnsi="맑은 고딕"/>
@@ -1531,7 +1531,7 @@
         </w:rPr>
         <w:t xml:space="preserve">). </w:t>
       </w:r>
-      <w:hyperlink w:history="1" r:id="rIdiw4vhms8msjeqilmgar1y">
+      <w:hyperlink w:history="1" r:id="rIdeylgswjdj-_mta0rco0p7">
         <w:r>
           <w:rPr>
             <w:rFonts w:ascii="맑은 고딕" w:cs="맑은 고딕" w:eastAsia="맑은 고딕" w:hAnsi="맑은 고딕"/>
@@ -1578,7 +1578,7 @@
         </w:rPr>
         <w:t xml:space="preserve"> 이라는 진단이 나왔다. 그리고 </w:t>
       </w:r>
-      <w:hyperlink w:history="1" r:id="rIde3uxlrdszyezyvjvxb8lr">
+      <w:hyperlink w:history="1" r:id="rIdjm43kdpapsbanvqoau4b3">
         <w:r>
           <w:rPr>
             <w:rFonts w:ascii="맑은 고딕" w:cs="맑은 고딕" w:eastAsia="맑은 고딕" w:hAnsi="맑은 고딕"/>
@@ -1774,7 +1774,7 @@
       <w:pPr>
         <w:spacing w:after="40" w:before="40" w:line="215" w:lineRule="auto"/>
       </w:pPr>
-      <w:hyperlink w:history="1" r:id="rIdgntk72gisjek38lwzqobm">
+      <w:hyperlink w:history="1" r:id="rIdit-fpd0smw-rnl7oenzm1">
         <w:r>
           <w:rPr>
             <w:rFonts w:ascii="맑은 고딕" w:cs="맑은 고딕" w:eastAsia="맑은 고딕" w:hAnsi="맑은 고딕"/>
@@ -2083,7 +2083,7 @@
               <w:spacing w:after="12" w:before="12" w:line="205" w:lineRule="auto"/>
               <w:jc w:val="center"/>
             </w:pPr>
-            <w:hyperlink w:history="1" r:id="rIdgmaflvpc0eg1jsexm9czk">
+            <w:hyperlink w:history="1" r:id="rIdifr7vp9ida733ubztybbi">
               <w:r>
                 <w:rPr>
                   <w:rFonts w:ascii="맑은 고딕" w:cs="맑은 고딕" w:eastAsia="맑은 고딕" w:hAnsi="맑은 고딕"/>
@@ -2172,7 +2172,7 @@
               <w:spacing w:after="12" w:before="12" w:line="205" w:lineRule="auto"/>
               <w:jc w:val="center"/>
             </w:pPr>
-            <w:hyperlink w:history="1" r:id="rIdryyvyn7vtwhqcu6fmr271">
+            <w:hyperlink w:history="1" r:id="rIdv-hlsbkpylrbblsevc6ks">
               <w:r>
                 <w:rPr>
                   <w:rFonts w:ascii="맑은 고딕" w:cs="맑은 고딕" w:eastAsia="맑은 고딕" w:hAnsi="맑은 고딕"/>
@@ -2261,7 +2261,7 @@
               <w:spacing w:after="12" w:before="12" w:line="205" w:lineRule="auto"/>
               <w:jc w:val="center"/>
             </w:pPr>
-            <w:hyperlink w:history="1" r:id="rIdaieemcr75u6jofhuqbmxq">
+            <w:hyperlink w:history="1" r:id="rId6-wgwvgqfsla0kv88nlfm">
               <w:r>
                 <w:rPr>
                   <w:rFonts w:ascii="맑은 고딕" w:cs="맑은 고딕" w:eastAsia="맑은 고딕" w:hAnsi="맑은 고딕"/>
@@ -2404,7 +2404,7 @@
       <w:pPr>
         <w:spacing w:after="40" w:before="40" w:line="215" w:lineRule="auto"/>
       </w:pPr>
-      <w:hyperlink w:history="1" r:id="rIduqn0zde-_j-iqeqnznvnq">
+      <w:hyperlink w:history="1" r:id="rId9gndiyhj_usqdviljhbse">
         <w:r>
           <w:rPr>
             <w:rFonts w:ascii="맑은 고딕" w:cs="맑은 고딕" w:eastAsia="맑은 고딕" w:hAnsi="맑은 고딕"/>
@@ -2451,7 +2451,7 @@
         </w:rPr>
         <w:t xml:space="preserve"> 는 표준화하지 않았고, </w:t>
       </w:r>
-      <w:hyperlink w:history="1" r:id="rIdnmyc5vtjrowdhugki-g24">
+      <w:hyperlink w:history="1" r:id="rIdkovg6khybfqbjv-l1lfpk">
         <w:r>
           <w:rPr>
             <w:rFonts w:ascii="맑은 고딕" w:cs="맑은 고딕" w:eastAsia="맑은 고딕" w:hAnsi="맑은 고딕"/>
@@ -2666,6 +2666,1804 @@
         </w:tc>
       </w:tr>
     </w:tbl>
+    <w:p>
+      <w:pPr>
+        <w:spacing w:after="80" w:before="280"/>
+      </w:pPr>
+      <w:r>
+        <w:rPr>
+          <w:rFonts w:ascii="맑은 고딕" w:cs="맑은 고딕" w:eastAsia="맑은 고딕" w:hAnsi="맑은 고딕"/>
+          <w:b/>
+          <w:bCs/>
+          <w:color w:val="2E7D32"/>
+          <w:sz w:val="18"/>
+          <w:szCs w:val="18"/>
+        </w:rPr>
+        <w:t xml:space="preserve">⑥ 계층별 국내 역량 — 부품은 있는데 시스템이 없다</w:t>
+      </w:r>
+    </w:p>
+    <w:p>
+      <w:pPr>
+        <w:spacing w:after="40" w:before="40" w:line="215" w:lineRule="auto"/>
+      </w:pPr>
+      <w:r>
+        <w:rPr>
+          <w:rFonts w:ascii="맑은 고딕" w:cs="맑은 고딕" w:eastAsia="맑은 고딕" w:hAnsi="맑은 고딕"/>
+          <w:b w:val="false"/>
+          <w:bCs w:val="false"/>
+          <w:color w:val="222222"/>
+          <w:sz w:val="16"/>
+          <w:szCs w:val="16"/>
+        </w:rPr>
+        <w:t xml:space="preserve">“자율실험실에 들어가는 자동화 장비”만 따로 집계한 통계는 없다. 이유는 두 가지다. 첫째, </w:t>
+      </w:r>
+      <w:hyperlink w:history="1" r:id="rIdql4enben73ub67sbkdi15">
+        <w:r>
+          <w:rPr>
+            <w:rFonts w:ascii="맑은 고딕" w:cs="맑은 고딕" w:eastAsia="맑은 고딕" w:hAnsi="맑은 고딕"/>
+            <w:b w:val="false"/>
+            <w:bCs w:val="false"/>
+            <w:color w:val="1B54B5"/>
+            <w:sz w:val="16"/>
+            <w:szCs w:val="16"/>
+            <w:u w:val="single"/>
+          </w:rPr>
+          <w:t xml:space="preserve">NIST가 자율실험실을 “상용 기성품(COTS) 부품으로 조립 가능한 모듈형 생태계”로 정의</w:t>
+        </w:r>
+      </w:hyperlink>
+      <w:r>
+        <w:rPr>
+          <w:rFonts w:ascii="맑은 고딕" w:cs="맑은 고딕" w:eastAsia="맑은 고딕" w:hAnsi="맑은 고딕"/>
+          <w:b w:val="false"/>
+          <w:bCs w:val="false"/>
+          <w:color w:val="222222"/>
+          <w:sz w:val="16"/>
+          <w:szCs w:val="16"/>
+        </w:rPr>
+        <w:t xml:space="preserve">하듯 자율실험실은 새 장비를 만드는 것이 아니라 </w:t>
+      </w:r>
+      <w:r>
+        <w:rPr>
+          <w:rFonts w:ascii="맑은 고딕" w:cs="맑은 고딕" w:eastAsia="맑은 고딕" w:hAnsi="맑은 고딕"/>
+          <w:b/>
+          <w:bCs/>
+          <w:color w:val="222222"/>
+          <w:sz w:val="16"/>
+          <w:szCs w:val="16"/>
+        </w:rPr>
+        <w:t xml:space="preserve">기성 장비를 엮는 것</w:t>
+      </w:r>
+      <w:r>
+        <w:rPr>
+          <w:rFonts w:ascii="맑은 고딕" w:cs="맑은 고딕" w:eastAsia="맑은 고딕" w:hAnsi="맑은 고딕"/>
+          <w:b w:val="false"/>
+          <w:bCs w:val="false"/>
+          <w:color w:val="222222"/>
+          <w:sz w:val="16"/>
+          <w:szCs w:val="16"/>
+        </w:rPr>
+        <w:t xml:space="preserve">이라 별도 품목이 성립하지 않는다. 둘째, KSIC·HS코드와 국가연구시설장비 분류체계에 해당 품목 자체가 없다.</w:t>
+      </w:r>
+    </w:p>
+    <w:p>
+      <w:pPr>
+        <w:spacing w:after="40" w:before="40" w:line="215" w:lineRule="auto"/>
+      </w:pPr>
+      <w:r>
+        <w:rPr>
+          <w:rFonts w:ascii="맑은 고딕" w:cs="맑은 고딕" w:eastAsia="맑은 고딕" w:hAnsi="맑은 고딕"/>
+          <w:b w:val="false"/>
+          <w:bCs w:val="false"/>
+          <w:color w:val="222222"/>
+          <w:sz w:val="16"/>
+          <w:szCs w:val="16"/>
+        </w:rPr>
+        <w:t xml:space="preserve">그래서 계층을 나눠 보면 국내 역량의 분포가 드러난다.</w:t>
+      </w:r>
+    </w:p>
+    <w:tbl>
+      <w:tblPr>
+        <w:tblW w:type="dxa" w:w="10318"/>
+        <w:tblBorders>
+          <w:top w:val="single" w:color="B9C2D4" w:sz="3"/>
+          <w:left w:val="single" w:color="B9C2D4" w:sz="3"/>
+          <w:bottom w:val="single" w:color="B9C2D4" w:sz="3"/>
+          <w:right w:val="single" w:color="B9C2D4" w:sz="3"/>
+          <w:insideH w:val="single" w:color="B9C2D4" w:sz="3"/>
+          <w:insideV w:val="single" w:color="B9C2D4" w:sz="3"/>
+        </w:tblBorders>
+      </w:tblPr>
+      <w:tblGrid>
+        <w:gridCol w:w="2300"/>
+        <w:gridCol w:w="1500"/>
+        <w:gridCol w:w="6518"/>
+      </w:tblGrid>
+      <w:tr>
+        <w:trPr>
+          <w:tblHeader/>
+        </w:trPr>
+        <w:tc>
+          <w:tcPr>
+            <w:tcW w:type="dxa" w:w="2300"/>
+            <w:shd w:fill="1D3567" w:color="auto" w:val="clear"/>
+            <w:tcMar>
+              <w:top w:type="dxa" w:w="80"/>
+              <w:left w:type="dxa" w:w="75"/>
+              <w:bottom w:type="dxa" w:w="80"/>
+              <w:right w:type="dxa" w:w="75"/>
+            </w:tcMar>
+            <w:vAlign w:val="center"/>
+          </w:tcPr>
+          <w:p>
+            <w:pPr>
+              <w:spacing w:after="12" w:before="12" w:line="205" w:lineRule="auto"/>
+              <w:jc w:val="center"/>
+            </w:pPr>
+            <w:r>
+              <w:rPr>
+                <w:rFonts w:ascii="맑은 고딕" w:cs="맑은 고딕" w:eastAsia="맑은 고딕" w:hAnsi="맑은 고딕"/>
+                <w:b/>
+                <w:bCs/>
+                <w:color w:val="FFFFFF"/>
+                <w:sz w:val="15"/>
+                <w:szCs w:val="15"/>
+              </w:rPr>
+              <w:t xml:space="preserve">계층</w:t>
+            </w:r>
+          </w:p>
+        </w:tc>
+        <w:tc>
+          <w:tcPr>
+            <w:tcW w:type="dxa" w:w="1500"/>
+            <w:shd w:fill="1D3567" w:color="auto" w:val="clear"/>
+            <w:tcMar>
+              <w:top w:type="dxa" w:w="80"/>
+              <w:left w:type="dxa" w:w="75"/>
+              <w:bottom w:type="dxa" w:w="80"/>
+              <w:right w:type="dxa" w:w="75"/>
+            </w:tcMar>
+            <w:vAlign w:val="center"/>
+          </w:tcPr>
+          <w:p>
+            <w:pPr>
+              <w:spacing w:after="12" w:before="12" w:line="205" w:lineRule="auto"/>
+              <w:jc w:val="center"/>
+            </w:pPr>
+            <w:r>
+              <w:rPr>
+                <w:rFonts w:ascii="맑은 고딕" w:cs="맑은 고딕" w:eastAsia="맑은 고딕" w:hAnsi="맑은 고딕"/>
+                <w:b/>
+                <w:bCs/>
+                <w:color w:val="FFFFFF"/>
+                <w:sz w:val="15"/>
+                <w:szCs w:val="15"/>
+              </w:rPr>
+              <w:t xml:space="preserve">국내 역량</w:t>
+            </w:r>
+          </w:p>
+        </w:tc>
+        <w:tc>
+          <w:tcPr>
+            <w:tcW w:type="dxa" w:w="6518"/>
+            <w:shd w:fill="1D3567" w:color="auto" w:val="clear"/>
+            <w:tcMar>
+              <w:top w:type="dxa" w:w="80"/>
+              <w:left w:type="dxa" w:w="75"/>
+              <w:bottom w:type="dxa" w:w="80"/>
+              <w:right w:type="dxa" w:w="75"/>
+            </w:tcMar>
+            <w:vAlign w:val="center"/>
+          </w:tcPr>
+          <w:p>
+            <w:pPr>
+              <w:spacing w:after="12" w:before="12" w:line="205" w:lineRule="auto"/>
+              <w:jc w:val="center"/>
+            </w:pPr>
+            <w:r>
+              <w:rPr>
+                <w:rFonts w:ascii="맑은 고딕" w:cs="맑은 고딕" w:eastAsia="맑은 고딕" w:hAnsi="맑은 고딕"/>
+                <w:b/>
+                <w:bCs/>
+                <w:color w:val="FFFFFF"/>
+                <w:sz w:val="15"/>
+                <w:szCs w:val="15"/>
+              </w:rPr>
+              <w:t xml:space="preserve">근거</w:t>
+            </w:r>
+          </w:p>
+        </w:tc>
+      </w:tr>
+      <w:tr>
+        <w:trPr>
+          <w:cantSplit/>
+        </w:trPr>
+        <w:tc>
+          <w:tcPr>
+            <w:tcW w:type="dxa" w:w="2300"/>
+            <w:tcMar>
+              <w:top w:type="dxa" w:w="80"/>
+              <w:left w:type="dxa" w:w="75"/>
+              <w:bottom w:type="dxa" w:w="80"/>
+              <w:right w:type="dxa" w:w="75"/>
+            </w:tcMar>
+            <w:vAlign w:val="center"/>
+          </w:tcPr>
+          <w:p>
+            <w:pPr>
+              <w:spacing w:after="12" w:before="12" w:line="205" w:lineRule="auto"/>
+              <w:jc w:val="center"/>
+            </w:pPr>
+            <w:r>
+              <w:rPr>
+                <w:rFonts w:ascii="맑은 고딕" w:cs="맑은 고딕" w:eastAsia="맑은 고딕" w:hAnsi="맑은 고딕"/>
+                <w:b/>
+                <w:bCs/>
+                <w:color w:val="222222"/>
+                <w:sz w:val="15"/>
+                <w:szCs w:val="15"/>
+              </w:rPr>
+              <w:t xml:space="preserve">로봇팔(협동로봇)</w:t>
+            </w:r>
+          </w:p>
+        </w:tc>
+        <w:tc>
+          <w:tcPr>
+            <w:tcW w:type="dxa" w:w="1500"/>
+            <w:tcMar>
+              <w:top w:type="dxa" w:w="80"/>
+              <w:left w:type="dxa" w:w="75"/>
+              <w:bottom w:type="dxa" w:w="80"/>
+              <w:right w:type="dxa" w:w="75"/>
+            </w:tcMar>
+            <w:vAlign w:val="center"/>
+          </w:tcPr>
+          <w:p>
+            <w:pPr>
+              <w:spacing w:after="12" w:before="12" w:line="205" w:lineRule="auto"/>
+              <w:jc w:val="left"/>
+            </w:pPr>
+            <w:r>
+              <w:rPr>
+                <w:rFonts w:ascii="맑은 고딕" w:cs="맑은 고딕" w:eastAsia="맑은 고딕" w:hAnsi="맑은 고딕"/>
+                <w:b/>
+                <w:bCs/>
+                <w:color w:val="222222"/>
+                <w:sz w:val="15"/>
+                <w:szCs w:val="15"/>
+              </w:rPr>
+              <w:t xml:space="preserve">있음</w:t>
+            </w:r>
+          </w:p>
+        </w:tc>
+        <w:tc>
+          <w:tcPr>
+            <w:tcW w:type="dxa" w:w="6518"/>
+            <w:tcMar>
+              <w:top w:type="dxa" w:w="80"/>
+              <w:left w:type="dxa" w:w="75"/>
+              <w:bottom w:type="dxa" w:w="80"/>
+              <w:right w:type="dxa" w:w="75"/>
+            </w:tcMar>
+            <w:vAlign w:val="center"/>
+          </w:tcPr>
+          <w:p>
+            <w:pPr>
+              <w:spacing w:after="12" w:before="12" w:line="205" w:lineRule="auto"/>
+              <w:jc w:val="left"/>
+            </w:pPr>
+            <w:hyperlink w:history="1" r:id="rId29ilsrqiacrqmea9dkpfi">
+              <w:r>
+                <w:rPr>
+                  <w:rFonts w:ascii="맑은 고딕" w:cs="맑은 고딕" w:eastAsia="맑은 고딕" w:hAnsi="맑은 고딕"/>
+                  <w:b w:val="false"/>
+                  <w:bCs w:val="false"/>
+                  <w:color w:val="1B54B5"/>
+                  <w:sz w:val="15"/>
+                  <w:szCs w:val="15"/>
+                  <w:u w:val="single"/>
+                </w:rPr>
+                <w:t xml:space="preserve">로봇산업 실태조사</w:t>
+              </w:r>
+            </w:hyperlink>
+            <w:r>
+              <w:rPr>
+                <w:rFonts w:ascii="맑은 고딕" w:cs="맑은 고딕" w:eastAsia="맑은 고딕" w:hAnsi="맑은 고딕"/>
+                <w:b w:val="false"/>
+                <w:bCs w:val="false"/>
+                <w:color w:val="222222"/>
+                <w:sz w:val="15"/>
+                <w:szCs w:val="15"/>
+              </w:rPr>
+              <w:t xml:space="preserve">는 2006년부터 매년 나오는 정부승인통계다. 한국의 로봇밀도는 </w:t>
+            </w:r>
+            <w:r>
+              <w:rPr>
+                <w:rFonts w:ascii="맑은 고딕" w:cs="맑은 고딕" w:eastAsia="맑은 고딕" w:hAnsi="맑은 고딕"/>
+                <w:b/>
+                <w:bCs/>
+                <w:color w:val="222222"/>
+                <w:sz w:val="15"/>
+                <w:szCs w:val="15"/>
+              </w:rPr>
+              <w:t xml:space="preserve">1,012대로 세계 최고 수준</w:t>
+            </w:r>
+            <w:r>
+              <w:rPr>
+                <w:rFonts w:ascii="맑은 고딕" w:cs="맑은 고딕" w:eastAsia="맑은 고딕" w:hAnsi="맑은 고딕"/>
+                <w:b w:val="false"/>
+                <w:bCs w:val="false"/>
+                <w:color w:val="222222"/>
+                <w:sz w:val="15"/>
+                <w:szCs w:val="15"/>
+              </w:rPr>
+              <w:t xml:space="preserve">이고, </w:t>
+            </w:r>
+            <w:hyperlink w:history="1" r:id="rIdumy08ajkxlpabocof9hop">
+              <w:r>
+                <w:rPr>
+                  <w:rFonts w:ascii="맑은 고딕" w:cs="맑은 고딕" w:eastAsia="맑은 고딕" w:hAnsi="맑은 고딕"/>
+                  <w:b w:val="false"/>
+                  <w:bCs w:val="false"/>
+                  <w:color w:val="1B54B5"/>
+                  <w:sz w:val="15"/>
+                  <w:szCs w:val="15"/>
+                  <w:u w:val="single"/>
+                </w:rPr>
+                <w:t xml:space="preserve">두산로보틱스는 중국을 제외한 글로벌 시장 4위권이면서 국내 1위</w:t>
+              </w:r>
+            </w:hyperlink>
+            <w:r>
+              <w:rPr>
+                <w:rFonts w:ascii="맑은 고딕" w:cs="맑은 고딕" w:eastAsia="맑은 고딕" w:hAnsi="맑은 고딕"/>
+                <w:b w:val="false"/>
+                <w:bCs w:val="false"/>
+                <w:color w:val="222222"/>
+                <w:sz w:val="15"/>
+                <w:szCs w:val="15"/>
+              </w:rPr>
+              <w:t xml:space="preserve">다(</w:t>
+            </w:r>
+            <w:hyperlink w:history="1" r:id="rIdh9aeqiept-zyuxolatfbi">
+              <w:r>
+                <w:rPr>
+                  <w:rFonts w:ascii="맑은 고딕" w:cs="맑은 고딕" w:eastAsia="맑은 고딕" w:hAnsi="맑은 고딕"/>
+                  <w:b w:val="false"/>
+                  <w:bCs w:val="false"/>
+                  <w:color w:val="1B54B5"/>
+                  <w:sz w:val="15"/>
+                  <w:szCs w:val="15"/>
+                  <w:u w:val="single"/>
+                </w:rPr>
+                <w:t xml:space="preserve">글로벌 1위는 덴마크 유니버설로봇</w:t>
+              </w:r>
+            </w:hyperlink>
+            <w:r>
+              <w:rPr>
+                <w:rFonts w:ascii="맑은 고딕" w:cs="맑은 고딕" w:eastAsia="맑은 고딕" w:hAnsi="맑은 고딕"/>
+                <w:b w:val="false"/>
+                <w:bCs w:val="false"/>
+                <w:color w:val="222222"/>
+                <w:sz w:val="15"/>
+                <w:szCs w:val="15"/>
+              </w:rPr>
+              <w:t xml:space="preserve">)</w:t>
+            </w:r>
+          </w:p>
+        </w:tc>
+      </w:tr>
+      <w:tr>
+        <w:trPr>
+          <w:cantSplit/>
+        </w:trPr>
+        <w:tc>
+          <w:tcPr>
+            <w:tcW w:type="dxa" w:w="2300"/>
+            <w:shd w:fill="F7F9FC" w:color="auto" w:val="clear"/>
+            <w:tcMar>
+              <w:top w:type="dxa" w:w="80"/>
+              <w:left w:type="dxa" w:w="75"/>
+              <w:bottom w:type="dxa" w:w="80"/>
+              <w:right w:type="dxa" w:w="75"/>
+            </w:tcMar>
+            <w:vAlign w:val="center"/>
+          </w:tcPr>
+          <w:p>
+            <w:pPr>
+              <w:spacing w:after="12" w:before="12" w:line="205" w:lineRule="auto"/>
+              <w:jc w:val="center"/>
+            </w:pPr>
+            <w:r>
+              <w:rPr>
+                <w:rFonts w:ascii="맑은 고딕" w:cs="맑은 고딕" w:eastAsia="맑은 고딕" w:hAnsi="맑은 고딕"/>
+                <w:b/>
+                <w:bCs/>
+                <w:color w:val="222222"/>
+                <w:sz w:val="15"/>
+                <w:szCs w:val="15"/>
+              </w:rPr>
+              <w:t xml:space="preserve">리퀴드핸들러</w:t>
+            </w:r>
+          </w:p>
+        </w:tc>
+        <w:tc>
+          <w:tcPr>
+            <w:tcW w:type="dxa" w:w="1500"/>
+            <w:shd w:fill="F7F9FC" w:color="auto" w:val="clear"/>
+            <w:tcMar>
+              <w:top w:type="dxa" w:w="80"/>
+              <w:left w:type="dxa" w:w="75"/>
+              <w:bottom w:type="dxa" w:w="80"/>
+              <w:right w:type="dxa" w:w="75"/>
+            </w:tcMar>
+            <w:vAlign w:val="center"/>
+          </w:tcPr>
+          <w:p>
+            <w:pPr>
+              <w:spacing w:after="12" w:before="12" w:line="205" w:lineRule="auto"/>
+              <w:jc w:val="left"/>
+            </w:pPr>
+            <w:r>
+              <w:rPr>
+                <w:rFonts w:ascii="맑은 고딕" w:cs="맑은 고딕" w:eastAsia="맑은 고딕" w:hAnsi="맑은 고딕"/>
+                <w:b/>
+                <w:bCs/>
+                <w:color w:val="222222"/>
+                <w:sz w:val="15"/>
+                <w:szCs w:val="15"/>
+              </w:rPr>
+              <w:t xml:space="preserve">1개사</w:t>
+            </w:r>
+          </w:p>
+        </w:tc>
+        <w:tc>
+          <w:tcPr>
+            <w:tcW w:type="dxa" w:w="6518"/>
+            <w:shd w:fill="F7F9FC" w:color="auto" w:val="clear"/>
+            <w:tcMar>
+              <w:top w:type="dxa" w:w="80"/>
+              <w:left w:type="dxa" w:w="75"/>
+              <w:bottom w:type="dxa" w:w="80"/>
+              <w:right w:type="dxa" w:w="75"/>
+            </w:tcMar>
+            <w:vAlign w:val="center"/>
+          </w:tcPr>
+          <w:p>
+            <w:pPr>
+              <w:spacing w:after="12" w:before="12" w:line="205" w:lineRule="auto"/>
+              <w:jc w:val="left"/>
+            </w:pPr>
+            <w:hyperlink w:history="1" r:id="rId5aswby2g68bzwwp4dayfz">
+              <w:r>
+                <w:rPr>
+                  <w:rFonts w:ascii="맑은 고딕" w:cs="맑은 고딕" w:eastAsia="맑은 고딕" w:hAnsi="맑은 고딕"/>
+                  <w:b w:val="false"/>
+                  <w:bCs w:val="false"/>
+                  <w:color w:val="1B54B5"/>
+                  <w:sz w:val="15"/>
+                  <w:szCs w:val="15"/>
+                  <w:u w:val="single"/>
+                </w:rPr>
+                <w:t xml:space="preserve">글로벌 상위 5개사(Agilent·Beckman Coulter·Eppendorf·Hamilton·Thermo Fisher)가 모두 외산</w:t>
+              </w:r>
+            </w:hyperlink>
+            <w:r>
+              <w:rPr>
+                <w:rFonts w:ascii="맑은 고딕" w:cs="맑은 고딕" w:eastAsia="맑은 고딕" w:hAnsi="맑은 고딕"/>
+                <w:b w:val="false"/>
+                <w:bCs w:val="false"/>
+                <w:color w:val="222222"/>
+                <w:sz w:val="15"/>
+                <w:szCs w:val="15"/>
+              </w:rPr>
+              <w:t xml:space="preserve">. </w:t>
+            </w:r>
+            <w:hyperlink w:history="1" r:id="rIdugm4c7znj66is6ue6qucg">
+              <w:r>
+                <w:rPr>
+                  <w:rFonts w:ascii="맑은 고딕" w:cs="맑은 고딕" w:eastAsia="맑은 고딕" w:hAnsi="맑은 고딕"/>
+                  <w:b w:val="false"/>
+                  <w:bCs w:val="false"/>
+                  <w:color w:val="1B54B5"/>
+                  <w:sz w:val="15"/>
+                  <w:szCs w:val="15"/>
+                  <w:u w:val="single"/>
+                </w:rPr>
+                <w:t xml:space="preserve">국내에서는 2021년 설립된 에이블랩스가 “유일하게 액체 핸들링 자동화 로봇을 만들었다”</w:t>
+              </w:r>
+            </w:hyperlink>
+            <w:r>
+              <w:rPr>
+                <w:rFonts w:ascii="맑은 고딕" w:cs="맑은 고딕" w:eastAsia="맑은 고딕" w:hAnsi="맑은 고딕"/>
+                <w:b w:val="false"/>
+                <w:bCs w:val="false"/>
+                <w:color w:val="222222"/>
+                <w:sz w:val="15"/>
+                <w:szCs w:val="15"/>
+              </w:rPr>
+              <w:t xml:space="preserve">고 밝힌다. 국산·외산 분리 점유율 통계는 없다</w:t>
+            </w:r>
+          </w:p>
+        </w:tc>
+      </w:tr>
+      <w:tr>
+        <w:trPr>
+          <w:cantSplit/>
+        </w:trPr>
+        <w:tc>
+          <w:tcPr>
+            <w:tcW w:type="dxa" w:w="2300"/>
+            <w:tcMar>
+              <w:top w:type="dxa" w:w="80"/>
+              <w:left w:type="dxa" w:w="75"/>
+              <w:bottom w:type="dxa" w:w="80"/>
+              <w:right w:type="dxa" w:w="75"/>
+            </w:tcMar>
+            <w:vAlign w:val="center"/>
+          </w:tcPr>
+          <w:p>
+            <w:pPr>
+              <w:spacing w:after="12" w:before="12" w:line="205" w:lineRule="auto"/>
+              <w:jc w:val="center"/>
+            </w:pPr>
+            <w:r>
+              <w:rPr>
+                <w:rFonts w:ascii="맑은 고딕" w:cs="맑은 고딕" w:eastAsia="맑은 고딕" w:hAnsi="맑은 고딕"/>
+                <w:b/>
+                <w:bCs/>
+                <w:color w:val="222222"/>
+                <w:sz w:val="15"/>
+                <w:szCs w:val="15"/>
+              </w:rPr>
+              <w:t xml:space="preserve">분석장비</w:t>
+            </w:r>
+          </w:p>
+        </w:tc>
+        <w:tc>
+          <w:tcPr>
+            <w:tcW w:type="dxa" w:w="1500"/>
+            <w:tcMar>
+              <w:top w:type="dxa" w:w="80"/>
+              <w:left w:type="dxa" w:w="75"/>
+              <w:bottom w:type="dxa" w:w="80"/>
+              <w:right w:type="dxa" w:w="75"/>
+            </w:tcMar>
+            <w:vAlign w:val="center"/>
+          </w:tcPr>
+          <w:p>
+            <w:pPr>
+              <w:spacing w:after="12" w:before="12" w:line="205" w:lineRule="auto"/>
+              <w:jc w:val="left"/>
+            </w:pPr>
+            <w:r>
+              <w:rPr>
+                <w:rFonts w:ascii="맑은 고딕" w:cs="맑은 고딕" w:eastAsia="맑은 고딕" w:hAnsi="맑은 고딕"/>
+                <w:b w:val="false"/>
+                <w:bCs w:val="false"/>
+                <w:color w:val="222222"/>
+                <w:sz w:val="15"/>
+                <w:szCs w:val="15"/>
+              </w:rPr>
+              <w:t xml:space="preserve">거의 없음</w:t>
+            </w:r>
+          </w:p>
+        </w:tc>
+        <w:tc>
+          <w:tcPr>
+            <w:tcW w:type="dxa" w:w="6518"/>
+            <w:tcMar>
+              <w:top w:type="dxa" w:w="80"/>
+              <w:left w:type="dxa" w:w="75"/>
+              <w:bottom w:type="dxa" w:w="80"/>
+              <w:right w:type="dxa" w:w="75"/>
+            </w:tcMar>
+            <w:vAlign w:val="center"/>
+          </w:tcPr>
+          <w:p>
+            <w:pPr>
+              <w:spacing w:after="12" w:before="12" w:line="205" w:lineRule="auto"/>
+              <w:jc w:val="left"/>
+            </w:pPr>
+            <w:hyperlink w:history="1" r:id="rId781emxfep-5gwhydnoxp1">
+              <w:r>
+                <w:rPr>
+                  <w:rFonts w:ascii="맑은 고딕" w:cs="맑은 고딕" w:eastAsia="맑은 고딕" w:hAnsi="맑은 고딕"/>
+                  <w:b w:val="false"/>
+                  <w:bCs w:val="false"/>
+                  <w:color w:val="1B54B5"/>
+                  <w:sz w:val="15"/>
+                  <w:szCs w:val="15"/>
+                  <w:u w:val="single"/>
+                </w:rPr>
+                <w:t xml:space="preserve">마이크로플레이트 리더·오실로스코프·스펙트럼 분석기 외산 비중 100%</w:t>
+              </w:r>
+            </w:hyperlink>
+            <w:r>
+              <w:rPr>
+                <w:rFonts w:ascii="맑은 고딕" w:cs="맑은 고딕" w:eastAsia="맑은 고딕" w:hAnsi="맑은 고딕"/>
+                <w:b w:val="false"/>
+                <w:bCs w:val="false"/>
+                <w:color w:val="222222"/>
+                <w:sz w:val="15"/>
+                <w:szCs w:val="15"/>
+              </w:rPr>
+              <w:t xml:space="preserve">. </w:t>
+            </w:r>
+            <w:hyperlink w:history="1" r:id="rIdjqq5jzkbupbp4uz1tli9u">
+              <w:r>
+                <w:rPr>
+                  <w:rFonts w:ascii="맑은 고딕" w:cs="맑은 고딕" w:eastAsia="맑은 고딕" w:hAnsi="맑은 고딕"/>
+                  <w:b w:val="false"/>
+                  <w:bCs w:val="false"/>
+                  <w:color w:val="1B54B5"/>
+                  <w:sz w:val="15"/>
+                  <w:szCs w:val="15"/>
+                  <w:u w:val="single"/>
+                </w:rPr>
+                <w:t xml:space="preserve">바이오 분야는 수요기업의 90% 이상이 해외 소부장에 의존</w:t>
+              </w:r>
+            </w:hyperlink>
+          </w:p>
+        </w:tc>
+      </w:tr>
+      <w:tr>
+        <w:trPr>
+          <w:cantSplit/>
+        </w:trPr>
+        <w:tc>
+          <w:tcPr>
+            <w:tcW w:type="dxa" w:w="2300"/>
+            <w:shd w:fill="F7F9FC" w:color="auto" w:val="clear"/>
+            <w:tcMar>
+              <w:top w:type="dxa" w:w="80"/>
+              <w:left w:type="dxa" w:w="75"/>
+              <w:bottom w:type="dxa" w:w="80"/>
+              <w:right w:type="dxa" w:w="75"/>
+            </w:tcMar>
+            <w:vAlign w:val="center"/>
+          </w:tcPr>
+          <w:p>
+            <w:pPr>
+              <w:spacing w:after="12" w:before="12" w:line="205" w:lineRule="auto"/>
+              <w:jc w:val="center"/>
+            </w:pPr>
+            <w:r>
+              <w:rPr>
+                <w:rFonts w:ascii="맑은 고딕" w:cs="맑은 고딕" w:eastAsia="맑은 고딕" w:hAnsi="맑은 고딕"/>
+                <w:b/>
+                <w:bCs/>
+                <w:color w:val="222222"/>
+                <w:sz w:val="15"/>
+                <w:szCs w:val="15"/>
+              </w:rPr>
+              <w:t xml:space="preserve">연결 규격·소프트웨어</w:t>
+            </w:r>
+          </w:p>
+        </w:tc>
+        <w:tc>
+          <w:tcPr>
+            <w:tcW w:type="dxa" w:w="1500"/>
+            <w:shd w:fill="F7F9FC" w:color="auto" w:val="clear"/>
+            <w:tcMar>
+              <w:top w:type="dxa" w:w="80"/>
+              <w:left w:type="dxa" w:w="75"/>
+              <w:bottom w:type="dxa" w:w="80"/>
+              <w:right w:type="dxa" w:w="75"/>
+            </w:tcMar>
+            <w:vAlign w:val="center"/>
+          </w:tcPr>
+          <w:p>
+            <w:pPr>
+              <w:spacing w:after="12" w:before="12" w:line="205" w:lineRule="auto"/>
+              <w:jc w:val="left"/>
+            </w:pPr>
+            <w:r>
+              <w:rPr>
+                <w:rFonts w:ascii="맑은 고딕" w:cs="맑은 고딕" w:eastAsia="맑은 고딕" w:hAnsi="맑은 고딕"/>
+                <w:b/>
+                <w:bCs/>
+                <w:color w:val="222222"/>
+                <w:sz w:val="15"/>
+                <w:szCs w:val="15"/>
+              </w:rPr>
+              <w:t xml:space="preserve">지분 없음</w:t>
+            </w:r>
+          </w:p>
+        </w:tc>
+        <w:tc>
+          <w:tcPr>
+            <w:tcW w:type="dxa" w:w="6518"/>
+            <w:shd w:fill="F7F9FC" w:color="auto" w:val="clear"/>
+            <w:tcMar>
+              <w:top w:type="dxa" w:w="80"/>
+              <w:left w:type="dxa" w:w="75"/>
+              <w:bottom w:type="dxa" w:w="80"/>
+              <w:right w:type="dxa" w:w="75"/>
+            </w:tcMar>
+            <w:vAlign w:val="center"/>
+          </w:tcPr>
+          <w:p>
+            <w:pPr>
+              <w:spacing w:after="12" w:before="12" w:line="205" w:lineRule="auto"/>
+              <w:jc w:val="left"/>
+            </w:pPr>
+            <w:r>
+              <w:rPr>
+                <w:rFonts w:ascii="맑은 고딕" w:cs="맑은 고딕" w:eastAsia="맑은 고딕" w:hAnsi="맑은 고딕"/>
+                <w:b w:val="false"/>
+                <w:bCs w:val="false"/>
+                <w:color w:val="222222"/>
+                <w:sz w:val="15"/>
+                <w:szCs w:val="15"/>
+              </w:rPr>
+              <w:t xml:space="preserve">장비 통신은 </w:t>
+            </w:r>
+            <w:hyperlink w:history="1" r:id="rIduhhswjk5cwaen9gv2xpvr">
+              <w:r>
+                <w:rPr>
+                  <w:rFonts w:ascii="맑은 고딕" w:cs="맑은 고딕" w:eastAsia="맑은 고딕" w:hAnsi="맑은 고딕"/>
+                  <w:b w:val="false"/>
+                  <w:bCs w:val="false"/>
+                  <w:color w:val="1B54B5"/>
+                  <w:sz w:val="15"/>
+                  <w:szCs w:val="15"/>
+                  <w:u w:val="single"/>
+                </w:rPr>
+                <w:t xml:space="preserve">OPC UA LADS</w:t>
+              </w:r>
+            </w:hyperlink>
+            <w:r>
+              <w:rPr>
+                <w:rFonts w:ascii="맑은 고딕" w:cs="맑은 고딕" w:eastAsia="맑은 고딕" w:hAnsi="맑은 고딕"/>
+                <w:b w:val="false"/>
+                <w:bCs w:val="false"/>
+                <w:color w:val="222222"/>
+                <w:sz w:val="15"/>
+                <w:szCs w:val="15"/>
+              </w:rPr>
+              <w:t xml:space="preserve">(독일 주도)와 </w:t>
+            </w:r>
+            <w:hyperlink w:history="1" r:id="rIdoik1zqcddh8frrekjexaj">
+              <w:r>
+                <w:rPr>
+                  <w:rFonts w:ascii="맑은 고딕" w:cs="맑은 고딕" w:eastAsia="맑은 고딕" w:hAnsi="맑은 고딕"/>
+                  <w:b w:val="false"/>
+                  <w:bCs w:val="false"/>
+                  <w:color w:val="1B54B5"/>
+                  <w:sz w:val="15"/>
+                  <w:szCs w:val="15"/>
+                  <w:u w:val="single"/>
+                </w:rPr>
+                <w:t xml:space="preserve">SiLA 2</w:t>
+              </w:r>
+            </w:hyperlink>
+            <w:r>
+              <w:rPr>
+                <w:rFonts w:ascii="맑은 고딕" w:cs="맑은 고딕" w:eastAsia="맑은 고딕" w:hAnsi="맑은 고딕"/>
+                <w:b w:val="false"/>
+                <w:bCs w:val="false"/>
+                <w:color w:val="222222"/>
+                <w:sz w:val="15"/>
+                <w:szCs w:val="15"/>
+              </w:rPr>
+              <w:t xml:space="preserve">, 데이터는 Allotrope·AnIML, 소재 온톨로지는 </w:t>
+            </w:r>
+            <w:hyperlink w:history="1" r:id="rIdnzxmzkzuhkagkt0-pd-n6">
+              <w:r>
+                <w:rPr>
+                  <w:rFonts w:ascii="맑은 고딕" w:cs="맑은 고딕" w:eastAsia="맑은 고딕" w:hAnsi="맑은 고딕"/>
+                  <w:b w:val="false"/>
+                  <w:bCs w:val="false"/>
+                  <w:color w:val="1B54B5"/>
+                  <w:sz w:val="15"/>
+                  <w:szCs w:val="15"/>
+                  <w:u w:val="single"/>
+                </w:rPr>
+                <w:t xml:space="preserve">EU의 EMMO</w:t>
+              </w:r>
+            </w:hyperlink>
+            <w:r>
+              <w:rPr>
+                <w:rFonts w:ascii="맑은 고딕" w:cs="맑은 고딕" w:eastAsia="맑은 고딕" w:hAnsi="맑은 고딕"/>
+                <w:b w:val="false"/>
+                <w:bCs w:val="false"/>
+                <w:color w:val="222222"/>
+                <w:sz w:val="15"/>
+                <w:szCs w:val="15"/>
+              </w:rPr>
+              <w:t xml:space="preserve">가 쥐고 있다. 한국은 </w:t>
+            </w:r>
+            <w:hyperlink w:history="1" r:id="rIdiex8foasvqxs476whcms2">
+              <w:r>
+                <w:rPr>
+                  <w:rFonts w:ascii="맑은 고딕" w:cs="맑은 고딕" w:eastAsia="맑은 고딕" w:hAnsi="맑은 고딕"/>
+                  <w:b w:val="false"/>
+                  <w:bCs w:val="false"/>
+                  <w:color w:val="1B54B5"/>
+                  <w:sz w:val="15"/>
+                  <w:szCs w:val="15"/>
+                  <w:u w:val="single"/>
+                </w:rPr>
+                <w:t xml:space="preserve">2026년 8월에야 협의체 「기술·플랫폼·표준」 분과를 출범</w:t>
+              </w:r>
+            </w:hyperlink>
+            <w:r>
+              <w:rPr>
+                <w:rFonts w:ascii="맑은 고딕" w:cs="맑은 고딕" w:eastAsia="맑은 고딕" w:hAnsi="맑은 고딕"/>
+                <w:b w:val="false"/>
+                <w:bCs w:val="false"/>
+                <w:color w:val="222222"/>
+                <w:sz w:val="15"/>
+                <w:szCs w:val="15"/>
+              </w:rPr>
+              <w:t xml:space="preserve">시켰다</w:t>
+            </w:r>
+          </w:p>
+        </w:tc>
+      </w:tr>
+    </w:tbl>
+    <w:tbl>
+      <w:tblPr>
+        <w:tblW w:type="dxa" w:w="10319"/>
+        <w:tblBorders>
+          <w:top w:val="none"/>
+          <w:left w:val="single" w:color="1D3567" w:sz="14"/>
+          <w:bottom w:val="none"/>
+          <w:right w:val="none"/>
+          <w:insideH w:val="none"/>
+          <w:insideV w:val="none"/>
+        </w:tblBorders>
+      </w:tblPr>
+      <w:tblGrid>
+        <w:gridCol w:w="10319"/>
+      </w:tblGrid>
+      <w:tr>
+        <w:tc>
+          <w:tcPr>
+            <w:tcW w:type="dxa" w:w="10319"/>
+            <w:shd w:fill="F7F9FC" w:color="auto" w:val="clear"/>
+            <w:tcMar>
+              <w:top w:type="dxa" w:w="100"/>
+              <w:left w:type="dxa" w:w="170"/>
+              <w:bottom w:type="dxa" w:w="100"/>
+              <w:right w:type="dxa" w:w="140"/>
+            </w:tcMar>
+          </w:tcPr>
+          <w:p>
+            <w:pPr>
+              <w:spacing w:line="215" w:lineRule="auto"/>
+            </w:pPr>
+            <w:r>
+              <w:rPr>
+                <w:rFonts w:ascii="맑은 고딕" w:cs="맑은 고딕" w:eastAsia="맑은 고딕" w:hAnsi="맑은 고딕"/>
+                <w:b w:val="false"/>
+                <w:bCs w:val="false"/>
+                <w:color w:val="222222"/>
+                <w:sz w:val="16"/>
+                <w:szCs w:val="16"/>
+              </w:rPr>
+              <w:t xml:space="preserve">세계 최고 로봇밀도에 협동로봇 국내 1위 기업까지 있는 나라가, 그 로봇을 자국 실험장비에 붙여 쓰는 자율실험실은 만들지 못하고 있다. </w:t>
+            </w:r>
+            <w:r>
+              <w:rPr>
+                <w:rFonts w:ascii="맑은 고딕" w:cs="맑은 고딕" w:eastAsia="맑은 고딕" w:hAnsi="맑은 고딕"/>
+                <w:b/>
+                <w:bCs/>
+                <w:color w:val="222222"/>
+                <w:sz w:val="16"/>
+                <w:szCs w:val="16"/>
+              </w:rPr>
+              <w:t xml:space="preserve">부품이 없어서가 아니라, 부품을 엮는 규격과 소프트웨어가 전부 밖에 있기 때문이다.</w:t>
+            </w:r>
+          </w:p>
+        </w:tc>
+      </w:tr>
+    </w:tbl>
+    <w:tbl>
+      <w:tblPr>
+        <w:tblW w:type="dxa" w:w="10319"/>
+        <w:tblBorders>
+          <w:top w:val="single" w:color="B26A00" w:sz="6"/>
+          <w:left w:val="single" w:color="B26A00" w:sz="18"/>
+          <w:bottom w:val="single" w:color="B26A00" w:sz="6"/>
+          <w:right w:val="single" w:color="B26A00" w:sz="6"/>
+          <w:insideH w:val="single" w:color="auto" w:sz="4"/>
+          <w:insideV w:val="single" w:color="auto" w:sz="4"/>
+        </w:tblBorders>
+      </w:tblPr>
+      <w:tblGrid>
+        <w:gridCol w:w="10319"/>
+      </w:tblGrid>
+      <w:tr>
+        <w:tc>
+          <w:tcPr>
+            <w:tcW w:type="dxa" w:w="10319"/>
+            <w:shd w:fill="FDF3E7" w:color="auto" w:val="clear"/>
+            <w:tcMar>
+              <w:top w:type="dxa" w:w="120"/>
+              <w:left w:type="dxa" w:w="180"/>
+              <w:bottom w:type="dxa" w:w="120"/>
+              <w:right w:type="dxa" w:w="160"/>
+            </w:tcMar>
+          </w:tcPr>
+          <w:p>
+            <w:pPr>
+              <w:spacing w:after="50" w:line="220" w:lineRule="auto"/>
+            </w:pPr>
+            <w:r>
+              <w:rPr>
+                <w:rFonts w:ascii="맑은 고딕" w:cs="맑은 고딕" w:eastAsia="맑은 고딕" w:hAnsi="맑은 고딕"/>
+                <w:b/>
+                <w:bCs/>
+                <w:color w:val="B26A00"/>
+                <w:sz w:val="16"/>
+                <w:szCs w:val="16"/>
+              </w:rPr>
+              <w:t xml:space="preserve">주의 — “로봇팔도 외산”이라고 쓰면 안 된다</w:t>
+            </w:r>
+          </w:p>
+          <w:p>
+            <w:pPr>
+              <w:spacing w:after="22" w:before="22" w:line="225" w:lineRule="auto"/>
+            </w:pPr>
+            <w:r>
+              <w:rPr>
+                <w:rFonts w:ascii="맑은 고딕" w:cs="맑은 고딕" w:eastAsia="맑은 고딕" w:hAnsi="맑은 고딕"/>
+                <w:b w:val="false"/>
+                <w:bCs w:val="false"/>
+                <w:color w:val="222222"/>
+                <w:sz w:val="16"/>
+                <w:szCs w:val="16"/>
+              </w:rPr>
+              <w:t xml:space="preserve">두산로보틱스·레인보우로보틱스·뉴로메카가 있고 </w:t>
+            </w:r>
+            <w:r>
+              <w:rPr>
+                <w:rFonts w:ascii="맑은 고딕" w:cs="맑은 고딕" w:eastAsia="맑은 고딕" w:hAnsi="맑은 고딕"/>
+                <w:b/>
+                <w:bCs/>
+                <w:color w:val="222222"/>
+                <w:sz w:val="16"/>
+                <w:szCs w:val="16"/>
+              </w:rPr>
+              <w:t xml:space="preserve">국내 협동로봇 시장 1위는 두산로보틱스</w:t>
+            </w:r>
+            <w:r>
+              <w:rPr>
+                <w:rFonts w:ascii="맑은 고딕" w:cs="맑은 고딕" w:eastAsia="맑은 고딕" w:hAnsi="맑은 고딕"/>
+                <w:b w:val="false"/>
+                <w:bCs w:val="false"/>
+                <w:color w:val="222222"/>
+                <w:sz w:val="16"/>
+                <w:szCs w:val="16"/>
+              </w:rPr>
+              <w:t xml:space="preserve">다. “장비가 다 외산”이라고 뭉뚱그리면 이 대목에서 반박당하고, 그 순간 문단 전체의 신뢰가 흔들린다. 오히려 </w:t>
+            </w:r>
+            <w:r>
+              <w:rPr>
+                <w:rFonts w:ascii="맑은 고딕" w:cs="맑은 고딕" w:eastAsia="맑은 고딕" w:hAnsi="맑은 고딕"/>
+                <w:b/>
+                <w:bCs/>
+                <w:color w:val="222222"/>
+                <w:sz w:val="16"/>
+                <w:szCs w:val="16"/>
+              </w:rPr>
+              <w:t xml:space="preserve">“부품은 있는데 시스템이 없다”</w:t>
+            </w:r>
+            <w:r>
+              <w:rPr>
+                <w:rFonts w:ascii="맑은 고딕" w:cs="맑은 고딕" w:eastAsia="맑은 고딕" w:hAnsi="맑은 고딕"/>
+                <w:b w:val="false"/>
+                <w:bCs w:val="false"/>
+                <w:color w:val="222222"/>
+                <w:sz w:val="16"/>
+                <w:szCs w:val="16"/>
+              </w:rPr>
+              <w:t xml:space="preserve"> 로 써야 논지가 강해진다.</w:t>
+            </w:r>
+          </w:p>
+        </w:tc>
+      </w:tr>
+    </w:tbl>
+    <w:p>
+      <w:pPr>
+        <w:spacing w:after="80" w:before="280"/>
+      </w:pPr>
+      <w:r>
+        <w:rPr>
+          <w:rFonts w:ascii="맑은 고딕" w:cs="맑은 고딕" w:eastAsia="맑은 고딕" w:hAnsi="맑은 고딕"/>
+          <w:b/>
+          <w:bCs/>
+          <w:color w:val="1D3567"/>
+          <w:sz w:val="18"/>
+          <w:szCs w:val="18"/>
+        </w:rPr>
+        <w:t xml:space="preserve">⑦ 바로 쓸 수 있는 문장 — “외산 벤더 장비·시스템 의존, 생태계 고착화 우려”</w:t>
+      </w:r>
+    </w:p>
+    <w:p>
+      <w:pPr>
+        <w:spacing w:after="40" w:before="40" w:line="215" w:lineRule="auto"/>
+      </w:pPr>
+      <w:r>
+        <w:rPr>
+          <w:rFonts w:ascii="맑은 고딕" w:cs="맑은 고딕" w:eastAsia="맑은 고딕" w:hAnsi="맑은 고딕"/>
+          <w:b w:val="false"/>
+          <w:bCs w:val="false"/>
+          <w:color w:val="222222"/>
+          <w:sz w:val="14"/>
+          <w:szCs w:val="14"/>
+        </w:rPr>
+        <w:t xml:space="preserve">아래 문장은 위 근거를 그대로 반영해 작성했다. 밑줄 친 부분에 출처 링크가 걸려 있다.</w:t>
+      </w:r>
+    </w:p>
+    <w:p>
+      <w:pPr>
+        <w:spacing w:after="50" w:before="160"/>
+      </w:pPr>
+      <w:r>
+        <w:rPr>
+          <w:rFonts w:ascii="맑은 고딕" w:cs="맑은 고딕" w:eastAsia="맑은 고딕" w:hAnsi="맑은 고딕"/>
+          <w:b/>
+          <w:bCs/>
+          <w:color w:val="1D3567"/>
+          <w:sz w:val="16"/>
+          <w:szCs w:val="16"/>
+        </w:rPr>
+        <w:t xml:space="preserve">의존의 실태</w:t>
+      </w:r>
+    </w:p>
+    <w:p>
+      <w:pPr>
+        <w:spacing w:after="30" w:before="30" w:line="215" w:lineRule="auto"/>
+        <w:ind w:left="300" w:hanging="240"/>
+      </w:pPr>
+      <w:r>
+        <w:rPr>
+          <w:rFonts w:ascii="맑은 고딕" w:cs="맑은 고딕" w:eastAsia="맑은 고딕" w:hAnsi="맑은 고딕"/>
+          <w:b/>
+          <w:bCs/>
+          <w:color w:val="1D3567"/>
+          <w:sz w:val="16"/>
+          <w:szCs w:val="16"/>
+        </w:rPr>
+        <w:t xml:space="preserve">1. </w:t>
+      </w:r>
+      <w:r>
+        <w:rPr>
+          <w:rFonts w:ascii="맑은 고딕" w:cs="맑은 고딕" w:eastAsia="맑은 고딕" w:hAnsi="맑은 고딕"/>
+          <w:b w:val="false"/>
+          <w:bCs w:val="false"/>
+          <w:color w:val="222222"/>
+          <w:sz w:val="16"/>
+          <w:szCs w:val="16"/>
+        </w:rPr>
+        <w:t xml:space="preserve">국내 연구실의 기본 연구장비는 </w:t>
+      </w:r>
+      <w:r>
+        <w:rPr>
+          <w:rFonts w:ascii="맑은 고딕" w:cs="맑은 고딕" w:eastAsia="맑은 고딕" w:hAnsi="맑은 고딕"/>
+          <w:b/>
+          <w:bCs/>
+          <w:color w:val="222222"/>
+          <w:sz w:val="16"/>
+          <w:szCs w:val="16"/>
+        </w:rPr>
+        <w:t xml:space="preserve">90% 이상이 수입품</w:t>
+      </w:r>
+      <w:r>
+        <w:rPr>
+          <w:rFonts w:ascii="맑은 고딕" w:cs="맑은 고딕" w:eastAsia="맑은 고딕" w:hAnsi="맑은 고딕"/>
+          <w:b w:val="false"/>
+          <w:bCs w:val="false"/>
+          <w:color w:val="222222"/>
+          <w:sz w:val="16"/>
+          <w:szCs w:val="16"/>
+        </w:rPr>
+        <w:t xml:space="preserve">이며, </w:t>
+      </w:r>
+      <w:hyperlink w:history="1" r:id="rId4tdmrjhmrf-pzl9cgc8iv">
+        <w:r>
+          <w:rPr>
+            <w:rFonts w:ascii="맑은 고딕" w:cs="맑은 고딕" w:eastAsia="맑은 고딕" w:hAnsi="맑은 고딕"/>
+            <w:b w:val="false"/>
+            <w:bCs w:val="false"/>
+            <w:color w:val="1B54B5"/>
+            <w:sz w:val="16"/>
+            <w:szCs w:val="16"/>
+            <w:u w:val="single"/>
+          </w:rPr>
+          <w:t xml:space="preserve">마이크로플레이트 리더·오실로스코프·스펙트럼 분석기는 외산 비중이 100%</w:t>
+        </w:r>
+      </w:hyperlink>
+      <w:r>
+        <w:rPr>
+          <w:rFonts w:ascii="맑은 고딕" w:cs="맑은 고딕" w:eastAsia="맑은 고딕" w:hAnsi="맑은 고딕"/>
+          <w:b w:val="false"/>
+          <w:bCs w:val="false"/>
+          <w:color w:val="222222"/>
+          <w:sz w:val="16"/>
+          <w:szCs w:val="16"/>
+        </w:rPr>
+        <w:t xml:space="preserve">다.</w:t>
+      </w:r>
+    </w:p>
+    <w:p>
+      <w:pPr>
+        <w:spacing w:after="30" w:before="30" w:line="215" w:lineRule="auto"/>
+        <w:ind w:left="300" w:hanging="240"/>
+      </w:pPr>
+      <w:r>
+        <w:rPr>
+          <w:rFonts w:ascii="맑은 고딕" w:cs="맑은 고딕" w:eastAsia="맑은 고딕" w:hAnsi="맑은 고딕"/>
+          <w:b/>
+          <w:bCs/>
+          <w:color w:val="1D3567"/>
+          <w:sz w:val="16"/>
+          <w:szCs w:val="16"/>
+        </w:rPr>
+        <w:t xml:space="preserve">2. </w:t>
+      </w:r>
+      <w:r>
+        <w:rPr>
+          <w:rFonts w:ascii="맑은 고딕" w:cs="맑은 고딕" w:eastAsia="맑은 고딕" w:hAnsi="맑은 고딕"/>
+          <w:b w:val="false"/>
+          <w:bCs w:val="false"/>
+          <w:color w:val="222222"/>
+          <w:sz w:val="16"/>
+          <w:szCs w:val="16"/>
+        </w:rPr>
+        <w:t xml:space="preserve">바이오 분야는 </w:t>
+      </w:r>
+      <w:hyperlink w:history="1" r:id="rIdedhptbntm2f2n03ugqfbz">
+        <w:r>
+          <w:rPr>
+            <w:rFonts w:ascii="맑은 고딕" w:cs="맑은 고딕" w:eastAsia="맑은 고딕" w:hAnsi="맑은 고딕"/>
+            <w:b w:val="false"/>
+            <w:bCs w:val="false"/>
+            <w:color w:val="1B54B5"/>
+            <w:sz w:val="16"/>
+            <w:szCs w:val="16"/>
+            <w:u w:val="single"/>
+          </w:rPr>
+          <w:t xml:space="preserve">수요기업의 90% 이상이 해외 소부장에 의존</w:t>
+        </w:r>
+      </w:hyperlink>
+      <w:r>
+        <w:rPr>
+          <w:rFonts w:ascii="맑은 고딕" w:cs="맑은 고딕" w:eastAsia="맑은 고딕" w:hAnsi="맑은 고딕"/>
+          <w:b w:val="false"/>
+          <w:bCs w:val="false"/>
+          <w:color w:val="222222"/>
+          <w:sz w:val="16"/>
+          <w:szCs w:val="16"/>
+        </w:rPr>
+        <w:t xml:space="preserve">하고 있다.</w:t>
+      </w:r>
+    </w:p>
+    <w:p>
+      <w:pPr>
+        <w:spacing w:after="30" w:before="30" w:line="215" w:lineRule="auto"/>
+        <w:ind w:left="300" w:hanging="240"/>
+      </w:pPr>
+      <w:r>
+        <w:rPr>
+          <w:rFonts w:ascii="맑은 고딕" w:cs="맑은 고딕" w:eastAsia="맑은 고딕" w:hAnsi="맑은 고딕"/>
+          <w:b/>
+          <w:bCs/>
+          <w:color w:val="1D3567"/>
+          <w:sz w:val="16"/>
+          <w:szCs w:val="16"/>
+        </w:rPr>
+        <w:t xml:space="preserve">3. </w:t>
+      </w:r>
+      <w:r>
+        <w:rPr>
+          <w:rFonts w:ascii="맑은 고딕" w:cs="맑은 고딕" w:eastAsia="맑은 고딕" w:hAnsi="맑은 고딕"/>
+          <w:b w:val="false"/>
+          <w:bCs w:val="false"/>
+          <w:color w:val="222222"/>
+          <w:sz w:val="16"/>
+          <w:szCs w:val="16"/>
+        </w:rPr>
+        <w:t xml:space="preserve">실험 자동화의 핵심인 자동분주기(리퀴드핸들러)는 </w:t>
+      </w:r>
+      <w:hyperlink w:history="1" r:id="rIdgeu5vwnv0w_4rn8dbg5tw">
+        <w:r>
+          <w:rPr>
+            <w:rFonts w:ascii="맑은 고딕" w:cs="맑은 고딕" w:eastAsia="맑은 고딕" w:hAnsi="맑은 고딕"/>
+            <w:b w:val="false"/>
+            <w:bCs w:val="false"/>
+            <w:color w:val="1B54B5"/>
+            <w:sz w:val="16"/>
+            <w:szCs w:val="16"/>
+            <w:u w:val="single"/>
+          </w:rPr>
+          <w:t xml:space="preserve">글로벌 상위 5개사가 모두 외산</w:t>
+        </w:r>
+      </w:hyperlink>
+      <w:r>
+        <w:rPr>
+          <w:rFonts w:ascii="맑은 고딕" w:cs="맑은 고딕" w:eastAsia="맑은 고딕" w:hAnsi="맑은 고딕"/>
+          <w:b w:val="false"/>
+          <w:bCs w:val="false"/>
+          <w:color w:val="222222"/>
+          <w:sz w:val="16"/>
+          <w:szCs w:val="16"/>
+        </w:rPr>
+        <w:t xml:space="preserve">이며, </w:t>
+      </w:r>
+      <w:hyperlink w:history="1" r:id="rIdnmxwwmhg0cj8nmop3yivr">
+        <w:r>
+          <w:rPr>
+            <w:rFonts w:ascii="맑은 고딕" w:cs="맑은 고딕" w:eastAsia="맑은 고딕" w:hAnsi="맑은 고딕"/>
+            <w:b w:val="false"/>
+            <w:bCs w:val="false"/>
+            <w:color w:val="1B54B5"/>
+            <w:sz w:val="16"/>
+            <w:szCs w:val="16"/>
+            <w:u w:val="single"/>
+          </w:rPr>
+          <w:t xml:space="preserve">국내에서는 2021년 설립된 1개사가 유일한 제조사</w:t>
+        </w:r>
+      </w:hyperlink>
+      <w:r>
+        <w:rPr>
+          <w:rFonts w:ascii="맑은 고딕" w:cs="맑은 고딕" w:eastAsia="맑은 고딕" w:hAnsi="맑은 고딕"/>
+          <w:b w:val="false"/>
+          <w:bCs w:val="false"/>
+          <w:color w:val="222222"/>
+          <w:sz w:val="16"/>
+          <w:szCs w:val="16"/>
+        </w:rPr>
+        <w:t xml:space="preserve">다.</w:t>
+      </w:r>
+    </w:p>
+    <w:p>
+      <w:pPr>
+        <w:spacing w:after="50" w:before="150"/>
+      </w:pPr>
+      <w:r>
+        <w:rPr>
+          <w:rFonts w:ascii="맑은 고딕" w:cs="맑은 고딕" w:eastAsia="맑은 고딕" w:hAnsi="맑은 고딕"/>
+          <w:b/>
+          <w:bCs/>
+          <w:color w:val="1D3567"/>
+          <w:sz w:val="16"/>
+          <w:szCs w:val="16"/>
+        </w:rPr>
+        <w:t xml:space="preserve">고착화가 일어나는 구조 — 핵심</w:t>
+      </w:r>
+    </w:p>
+    <w:p>
+      <w:pPr>
+        <w:spacing w:after="30" w:before="30" w:line="215" w:lineRule="auto"/>
+        <w:ind w:left="300" w:hanging="240"/>
+      </w:pPr>
+      <w:r>
+        <w:rPr>
+          <w:rFonts w:ascii="맑은 고딕" w:cs="맑은 고딕" w:eastAsia="맑은 고딕" w:hAnsi="맑은 고딕"/>
+          <w:b/>
+          <w:bCs/>
+          <w:color w:val="1D3567"/>
+          <w:sz w:val="16"/>
+          <w:szCs w:val="16"/>
+        </w:rPr>
+        <w:t xml:space="preserve">4. </w:t>
+      </w:r>
+      <w:r>
+        <w:rPr>
+          <w:rFonts w:ascii="맑은 고딕" w:cs="맑은 고딕" w:eastAsia="맑은 고딕" w:hAnsi="맑은 고딕"/>
+          <w:b w:val="false"/>
+          <w:bCs w:val="false"/>
+          <w:color w:val="222222"/>
+          <w:sz w:val="16"/>
+          <w:szCs w:val="16"/>
+        </w:rPr>
+        <w:t xml:space="preserve">자율실험실은 새 장비를 만드는 것이 아니라 기성 장비를 엮는 것이다. </w:t>
+      </w:r>
+      <w:hyperlink w:history="1" r:id="rId5ngbyrdy2jy7pt3jo3w8c">
+        <w:r>
+          <w:rPr>
+            <w:rFonts w:ascii="맑은 고딕" w:cs="맑은 고딕" w:eastAsia="맑은 고딕" w:hAnsi="맑은 고딕"/>
+            <w:b w:val="false"/>
+            <w:bCs w:val="false"/>
+            <w:color w:val="1B54B5"/>
+            <w:sz w:val="16"/>
+            <w:szCs w:val="16"/>
+            <w:u w:val="single"/>
+          </w:rPr>
+          <w:t xml:space="preserve">미국 NIST는 자율실험실 생태계를 “상용 기성품(COTS) 부품으로 조립 가능한 모듈형 구조”로 정의</w:t>
+        </w:r>
+      </w:hyperlink>
+      <w:r>
+        <w:rPr>
+          <w:rFonts w:ascii="맑은 고딕" w:cs="맑은 고딕" w:eastAsia="맑은 고딕" w:hAnsi="맑은 고딕"/>
+          <w:b w:val="false"/>
+          <w:bCs w:val="false"/>
+          <w:color w:val="222222"/>
+          <w:sz w:val="16"/>
+          <w:szCs w:val="16"/>
+        </w:rPr>
+        <w:t xml:space="preserve">한다. 따라서 경쟁력은 개별 장비가 아니라 </w:t>
+      </w:r>
+      <w:r>
+        <w:rPr>
+          <w:rFonts w:ascii="맑은 고딕" w:cs="맑은 고딕" w:eastAsia="맑은 고딕" w:hAnsi="맑은 고딕"/>
+          <w:b/>
+          <w:bCs/>
+          <w:color w:val="222222"/>
+          <w:sz w:val="16"/>
+          <w:szCs w:val="16"/>
+        </w:rPr>
+        <w:t xml:space="preserve">장비를 잇는 규격과 소프트웨어</w:t>
+      </w:r>
+      <w:r>
+        <w:rPr>
+          <w:rFonts w:ascii="맑은 고딕" w:cs="맑은 고딕" w:eastAsia="맑은 고딕" w:hAnsi="맑은 고딕"/>
+          <w:b w:val="false"/>
+          <w:bCs w:val="false"/>
+          <w:color w:val="222222"/>
+          <w:sz w:val="16"/>
+          <w:szCs w:val="16"/>
+        </w:rPr>
+        <w:t xml:space="preserve">에서 결정된다.</w:t>
+      </w:r>
+    </w:p>
+    <w:p>
+      <w:pPr>
+        <w:spacing w:after="30" w:before="30" w:line="215" w:lineRule="auto"/>
+        <w:ind w:left="300" w:hanging="240"/>
+      </w:pPr>
+      <w:r>
+        <w:rPr>
+          <w:rFonts w:ascii="맑은 고딕" w:cs="맑은 고딕" w:eastAsia="맑은 고딕" w:hAnsi="맑은 고딕"/>
+          <w:b/>
+          <w:bCs/>
+          <w:color w:val="1D3567"/>
+          <w:sz w:val="16"/>
+          <w:szCs w:val="16"/>
+        </w:rPr>
+        <w:t xml:space="preserve">5. </w:t>
+      </w:r>
+      <w:r>
+        <w:rPr>
+          <w:rFonts w:ascii="맑은 고딕" w:cs="맑은 고딕" w:eastAsia="맑은 고딕" w:hAnsi="맑은 고딕"/>
+          <w:b w:val="false"/>
+          <w:bCs w:val="false"/>
+          <w:color w:val="222222"/>
+          <w:sz w:val="16"/>
+          <w:szCs w:val="16"/>
+        </w:rPr>
+        <w:t xml:space="preserve">그런데 그 규격은 전부 국외에서 정해진다. 장비 통신은 </w:t>
+      </w:r>
+      <w:hyperlink w:history="1" r:id="rIdl9icbo0r7-ihmna-4x23u">
+        <w:r>
+          <w:rPr>
+            <w:rFonts w:ascii="맑은 고딕" w:cs="맑은 고딕" w:eastAsia="맑은 고딕" w:hAnsi="맑은 고딕"/>
+            <w:b w:val="false"/>
+            <w:bCs w:val="false"/>
+            <w:color w:val="1B54B5"/>
+            <w:sz w:val="16"/>
+            <w:szCs w:val="16"/>
+            <w:u w:val="single"/>
+          </w:rPr>
+          <w:t xml:space="preserve">독일 주도의 OPC UA LADS</w:t>
+        </w:r>
+      </w:hyperlink>
+      <w:r>
+        <w:rPr>
+          <w:rFonts w:ascii="맑은 고딕" w:cs="맑은 고딕" w:eastAsia="맑은 고딕" w:hAnsi="맑은 고딕"/>
+          <w:b w:val="false"/>
+          <w:bCs w:val="false"/>
+          <w:color w:val="222222"/>
+          <w:sz w:val="16"/>
+          <w:szCs w:val="16"/>
+        </w:rPr>
+        <w:t xml:space="preserve">와 </w:t>
+      </w:r>
+      <w:hyperlink w:history="1" r:id="rIdnngbz0qxypr9yzoy07ezn">
+        <w:r>
+          <w:rPr>
+            <w:rFonts w:ascii="맑은 고딕" w:cs="맑은 고딕" w:eastAsia="맑은 고딕" w:hAnsi="맑은 고딕"/>
+            <w:b w:val="false"/>
+            <w:bCs w:val="false"/>
+            <w:color w:val="1B54B5"/>
+            <w:sz w:val="16"/>
+            <w:szCs w:val="16"/>
+            <w:u w:val="single"/>
+          </w:rPr>
+          <w:t xml:space="preserve">SiLA 2</w:t>
+        </w:r>
+      </w:hyperlink>
+      <w:r>
+        <w:rPr>
+          <w:rFonts w:ascii="맑은 고딕" w:cs="맑은 고딕" w:eastAsia="맑은 고딕" w:hAnsi="맑은 고딕"/>
+          <w:b w:val="false"/>
+          <w:bCs w:val="false"/>
+          <w:color w:val="222222"/>
+          <w:sz w:val="16"/>
+          <w:szCs w:val="16"/>
+        </w:rPr>
+        <w:t xml:space="preserve">, 데이터는 제약업계 컨소시엄의 Allotrope·AnIML, 소재 온톨로지는 </w:t>
+      </w:r>
+      <w:hyperlink w:history="1" r:id="rIdg9jbx1i9ojuj0tqquauup">
+        <w:r>
+          <w:rPr>
+            <w:rFonts w:ascii="맑은 고딕" w:cs="맑은 고딕" w:eastAsia="맑은 고딕" w:hAnsi="맑은 고딕"/>
+            <w:b w:val="false"/>
+            <w:bCs w:val="false"/>
+            <w:color w:val="1B54B5"/>
+            <w:sz w:val="16"/>
+            <w:szCs w:val="16"/>
+            <w:u w:val="single"/>
+          </w:rPr>
+          <w:t xml:space="preserve">EU의 EMMO</w:t>
+        </w:r>
+      </w:hyperlink>
+      <w:r>
+        <w:rPr>
+          <w:rFonts w:ascii="맑은 고딕" w:cs="맑은 고딕" w:eastAsia="맑은 고딕" w:hAnsi="맑은 고딕"/>
+          <w:b w:val="false"/>
+          <w:bCs w:val="false"/>
+          <w:color w:val="222222"/>
+          <w:sz w:val="16"/>
+          <w:szCs w:val="16"/>
+        </w:rPr>
+        <w:t xml:space="preserve">가 쥐고 있다. 한국은 </w:t>
+      </w:r>
+      <w:hyperlink w:history="1" r:id="rId96plmvhhikjmlbi0usvla">
+        <w:r>
+          <w:rPr>
+            <w:rFonts w:ascii="맑은 고딕" w:cs="맑은 고딕" w:eastAsia="맑은 고딕" w:hAnsi="맑은 고딕"/>
+            <w:b w:val="false"/>
+            <w:bCs w:val="false"/>
+            <w:color w:val="1B54B5"/>
+            <w:sz w:val="16"/>
+            <w:szCs w:val="16"/>
+            <w:u w:val="single"/>
+          </w:rPr>
+          <w:t xml:space="preserve">2026년 8월에야 「기술·플랫폼·표준」 분과를 출범</w:t>
+        </w:r>
+      </w:hyperlink>
+      <w:r>
+        <w:rPr>
+          <w:rFonts w:ascii="맑은 고딕" w:cs="맑은 고딕" w:eastAsia="맑은 고딕" w:hAnsi="맑은 고딕"/>
+          <w:b w:val="false"/>
+          <w:bCs w:val="false"/>
+          <w:color w:val="222222"/>
+          <w:sz w:val="16"/>
+          <w:szCs w:val="16"/>
+        </w:rPr>
+        <w:t xml:space="preserve">시켰다.</w:t>
+      </w:r>
+    </w:p>
+    <w:p>
+      <w:pPr>
+        <w:spacing w:after="30" w:before="30" w:line="215" w:lineRule="auto"/>
+        <w:ind w:left="300" w:hanging="240"/>
+      </w:pPr>
+      <w:r>
+        <w:rPr>
+          <w:rFonts w:ascii="맑은 고딕" w:cs="맑은 고딕" w:eastAsia="맑은 고딕" w:hAnsi="맑은 고딕"/>
+          <w:b/>
+          <w:bCs/>
+          <w:color w:val="1D3567"/>
+          <w:sz w:val="16"/>
+          <w:szCs w:val="16"/>
+        </w:rPr>
+        <w:t xml:space="preserve">6. </w:t>
+      </w:r>
+      <w:r>
+        <w:rPr>
+          <w:rFonts w:ascii="맑은 고딕" w:cs="맑은 고딕" w:eastAsia="맑은 고딕" w:hAnsi="맑은 고딕"/>
+          <w:b w:val="false"/>
+          <w:bCs w:val="false"/>
+          <w:color w:val="222222"/>
+          <w:sz w:val="16"/>
+          <w:szCs w:val="16"/>
+        </w:rPr>
+        <w:t xml:space="preserve">소프트웨어는 장비에 묶여 들어온다. 분석 소프트웨어는 장비를 사면 따라오는 구조여서 장비 점유율이 곧 소프트웨어 점유율이 된다. 여기에 </w:t>
+      </w:r>
+      <w:hyperlink w:history="1" r:id="rIdzax6zmiogziuradfoh8oq">
+        <w:r>
+          <w:rPr>
+            <w:rFonts w:ascii="맑은 고딕" w:cs="맑은 고딕" w:eastAsia="맑은 고딕" w:hAnsi="맑은 고딕"/>
+            <w:b w:val="false"/>
+            <w:bCs w:val="false"/>
+            <w:color w:val="1B54B5"/>
+            <w:sz w:val="16"/>
+            <w:szCs w:val="16"/>
+            <w:u w:val="single"/>
+          </w:rPr>
+          <w:t xml:space="preserve">외국계 기업은 장비를 무상 제공하는 대신 5~10년간 소모품 구매를 조건으로 거는 영업 방식</w:t>
+        </w:r>
+      </w:hyperlink>
+      <w:r>
+        <w:rPr>
+          <w:rFonts w:ascii="맑은 고딕" w:cs="맑은 고딕" w:eastAsia="맑은 고딕" w:hAnsi="맑은 고딕"/>
+          <w:b w:val="false"/>
+          <w:bCs w:val="false"/>
+          <w:color w:val="222222"/>
+          <w:sz w:val="16"/>
+          <w:szCs w:val="16"/>
+        </w:rPr>
+        <w:t xml:space="preserve">을 쓴다. 한 번 들어온 벤더는 장비·소프트웨어·소모품을 함께 묶어 교체 비용을 키운다.</w:t>
+      </w:r>
+    </w:p>
+    <w:p>
+      <w:pPr>
+        <w:spacing w:after="50" w:before="150"/>
+      </w:pPr>
+      <w:r>
+        <w:rPr>
+          <w:rFonts w:ascii="맑은 고딕" w:cs="맑은 고딕" w:eastAsia="맑은 고딕" w:hAnsi="맑은 고딕"/>
+          <w:b/>
+          <w:bCs/>
+          <w:color w:val="1D3567"/>
+          <w:sz w:val="16"/>
+          <w:szCs w:val="16"/>
+        </w:rPr>
+        <w:t xml:space="preserve">고착화의 결과</w:t>
+      </w:r>
+    </w:p>
+    <w:p>
+      <w:pPr>
+        <w:spacing w:after="30" w:before="30" w:line="215" w:lineRule="auto"/>
+        <w:ind w:left="300" w:hanging="240"/>
+      </w:pPr>
+      <w:r>
+        <w:rPr>
+          <w:rFonts w:ascii="맑은 고딕" w:cs="맑은 고딕" w:eastAsia="맑은 고딕" w:hAnsi="맑은 고딕"/>
+          <w:b/>
+          <w:bCs/>
+          <w:color w:val="1D3567"/>
+          <w:sz w:val="16"/>
+          <w:szCs w:val="16"/>
+        </w:rPr>
+        <w:t xml:space="preserve">7. </w:t>
+      </w:r>
+      <w:hyperlink w:history="1" r:id="rIdzhdiyvpssgdandyl-_ltv">
+        <w:r>
+          <w:rPr>
+            <w:rFonts w:ascii="맑은 고딕" w:cs="맑은 고딕" w:eastAsia="맑은 고딕" w:hAnsi="맑은 고딕"/>
+            <w:b w:val="false"/>
+            <w:bCs w:val="false"/>
+            <w:color w:val="1B54B5"/>
+            <w:sz w:val="16"/>
+            <w:szCs w:val="16"/>
+            <w:u w:val="single"/>
+          </w:rPr>
+          <w:t xml:space="preserve">국내 바이오장비 개발률은 36.4%인데 연구현장의 국산 장비 실제 도입률은 1%</w:t>
+        </w:r>
+      </w:hyperlink>
+      <w:r>
+        <w:rPr>
+          <w:rFonts w:ascii="맑은 고딕" w:cs="맑은 고딕" w:eastAsia="맑은 고딕" w:hAnsi="맑은 고딕"/>
+          <w:b w:val="false"/>
+          <w:bCs w:val="false"/>
+          <w:color w:val="222222"/>
+          <w:sz w:val="16"/>
+          <w:szCs w:val="16"/>
+        </w:rPr>
+        <w:t xml:space="preserve">에 그친다. 만들 수 있는데도 쓰이지 않는다는 뜻이며, 이는 개별 장비의 성능 문제가 아니라 </w:t>
+      </w:r>
+      <w:r>
+        <w:rPr>
+          <w:rFonts w:ascii="맑은 고딕" w:cs="맑은 고딕" w:eastAsia="맑은 고딕" w:hAnsi="맑은 고딕"/>
+          <w:b/>
+          <w:bCs/>
+          <w:color w:val="222222"/>
+          <w:sz w:val="16"/>
+          <w:szCs w:val="16"/>
+        </w:rPr>
+        <w:t xml:space="preserve">기존 시스템에 붙지 못하는 연결의 문제</w:t>
+      </w:r>
+      <w:r>
+        <w:rPr>
+          <w:rFonts w:ascii="맑은 고딕" w:cs="맑은 고딕" w:eastAsia="맑은 고딕" w:hAnsi="맑은 고딕"/>
+          <w:b w:val="false"/>
+          <w:bCs w:val="false"/>
+          <w:color w:val="222222"/>
+          <w:sz w:val="16"/>
+          <w:szCs w:val="16"/>
+        </w:rPr>
+        <w:t xml:space="preserve">다.</w:t>
+      </w:r>
+    </w:p>
+    <w:p>
+      <w:pPr>
+        <w:spacing w:after="30" w:before="30" w:line="215" w:lineRule="auto"/>
+        <w:ind w:left="300" w:hanging="240"/>
+      </w:pPr>
+      <w:r>
+        <w:rPr>
+          <w:rFonts w:ascii="맑은 고딕" w:cs="맑은 고딕" w:eastAsia="맑은 고딕" w:hAnsi="맑은 고딕"/>
+          <w:b/>
+          <w:bCs/>
+          <w:color w:val="1D3567"/>
+          <w:sz w:val="16"/>
+          <w:szCs w:val="16"/>
+        </w:rPr>
+        <w:t xml:space="preserve">8. </w:t>
+      </w:r>
+      <w:r>
+        <w:rPr>
+          <w:rFonts w:ascii="맑은 고딕" w:cs="맑은 고딕" w:eastAsia="맑은 고딕" w:hAnsi="맑은 고딕"/>
+          <w:b w:val="false"/>
+          <w:bCs w:val="false"/>
+          <w:color w:val="222222"/>
+          <w:sz w:val="16"/>
+          <w:szCs w:val="16"/>
+        </w:rPr>
+        <w:t xml:space="preserve">역설적으로 한국은 부품 역량이 없는 나라가 아니다. </w:t>
+      </w:r>
+      <w:hyperlink w:history="1" r:id="rId_fgvz5t0t21u3n5bqhpdg">
+        <w:r>
+          <w:rPr>
+            <w:rFonts w:ascii="맑은 고딕" w:cs="맑은 고딕" w:eastAsia="맑은 고딕" w:hAnsi="맑은 고딕"/>
+            <w:b w:val="false"/>
+            <w:bCs w:val="false"/>
+            <w:color w:val="1B54B5"/>
+            <w:sz w:val="16"/>
+            <w:szCs w:val="16"/>
+            <w:u w:val="single"/>
+          </w:rPr>
+          <w:t xml:space="preserve">로봇밀도는 1,012대로 세계 최고 수준</w:t>
+        </w:r>
+      </w:hyperlink>
+      <w:r>
+        <w:rPr>
+          <w:rFonts w:ascii="맑은 고딕" w:cs="맑은 고딕" w:eastAsia="맑은 고딕" w:hAnsi="맑은 고딕"/>
+          <w:b w:val="false"/>
+          <w:bCs w:val="false"/>
+          <w:color w:val="222222"/>
+          <w:sz w:val="16"/>
+          <w:szCs w:val="16"/>
+        </w:rPr>
+        <w:t xml:space="preserve">이고 </w:t>
+      </w:r>
+      <w:hyperlink w:history="1" r:id="rIdkggyfj9_s5tagctdfnaan">
+        <w:r>
+          <w:rPr>
+            <w:rFonts w:ascii="맑은 고딕" w:cs="맑은 고딕" w:eastAsia="맑은 고딕" w:hAnsi="맑은 고딕"/>
+            <w:b w:val="false"/>
+            <w:bCs w:val="false"/>
+            <w:color w:val="1B54B5"/>
+            <w:sz w:val="16"/>
+            <w:szCs w:val="16"/>
+            <w:u w:val="single"/>
+          </w:rPr>
+          <w:t xml:space="preserve">협동로봇에서는 국내 기업이 글로벌 4위권</w:t>
+        </w:r>
+      </w:hyperlink>
+      <w:r>
+        <w:rPr>
+          <w:rFonts w:ascii="맑은 고딕" w:cs="맑은 고딕" w:eastAsia="맑은 고딕" w:hAnsi="맑은 고딕"/>
+          <w:b w:val="false"/>
+          <w:bCs w:val="false"/>
+          <w:color w:val="222222"/>
+          <w:sz w:val="16"/>
+          <w:szCs w:val="16"/>
+        </w:rPr>
+        <w:t xml:space="preserve">에 있다. 그럼에도 그 로봇을 자국 실험장비에 붙여 쓰는 자율실험실은 만들지 못하고 있다. </w:t>
+      </w:r>
+      <w:r>
+        <w:rPr>
+          <w:rFonts w:ascii="맑은 고딕" w:cs="맑은 고딕" w:eastAsia="맑은 고딕" w:hAnsi="맑은 고딕"/>
+          <w:b/>
+          <w:bCs/>
+          <w:color w:val="222222"/>
+          <w:sz w:val="16"/>
+          <w:szCs w:val="16"/>
+        </w:rPr>
+        <w:t xml:space="preserve">부품이 없어서가 아니라, 부품을 엮는 규격과 소프트웨어가 모두 밖에 있기 때문이다.</w:t>
+      </w:r>
+    </w:p>
+    <w:p>
+      <w:pPr>
+        <w:spacing w:after="50" w:before="150"/>
+      </w:pPr>
+      <w:r>
+        <w:rPr>
+          <w:rFonts w:ascii="맑은 고딕" w:cs="맑은 고딕" w:eastAsia="맑은 고딕" w:hAnsi="맑은 고딕"/>
+          <w:b/>
+          <w:bCs/>
+          <w:color w:val="1D3567"/>
+          <w:sz w:val="16"/>
+          <w:szCs w:val="16"/>
+        </w:rPr>
+        <w:t xml:space="preserve">왜 지금이 분기점인가</w:t>
+      </w:r>
+    </w:p>
+    <w:p>
+      <w:pPr>
+        <w:spacing w:after="30" w:before="30" w:line="215" w:lineRule="auto"/>
+        <w:ind w:left="300" w:hanging="240"/>
+      </w:pPr>
+      <w:r>
+        <w:rPr>
+          <w:rFonts w:ascii="맑은 고딕" w:cs="맑은 고딕" w:eastAsia="맑은 고딕" w:hAnsi="맑은 고딕"/>
+          <w:b/>
+          <w:bCs/>
+          <w:color w:val="1D3567"/>
+          <w:sz w:val="16"/>
+          <w:szCs w:val="16"/>
+        </w:rPr>
+        <w:t xml:space="preserve">9. </w:t>
+      </w:r>
+      <w:r>
+        <w:rPr>
+          <w:rFonts w:ascii="맑은 고딕" w:cs="맑은 고딕" w:eastAsia="맑은 고딕" w:hAnsi="맑은 고딕"/>
+          <w:b w:val="false"/>
+          <w:bCs w:val="false"/>
+          <w:color w:val="222222"/>
+          <w:sz w:val="16"/>
+          <w:szCs w:val="16"/>
+        </w:rPr>
+        <w:t xml:space="preserve">자율실험실 시장은 이제 형성되는 중이다. </w:t>
+      </w:r>
+      <w:hyperlink w:history="1" r:id="rIdobkol0mmtcuont42e2f7d">
+        <w:r>
+          <w:rPr>
+            <w:rFonts w:ascii="맑은 고딕" w:cs="맑은 고딕" w:eastAsia="맑은 고딕" w:hAnsi="맑은 고딕"/>
+            <w:b w:val="false"/>
+            <w:bCs w:val="false"/>
+            <w:color w:val="1B54B5"/>
+            <w:sz w:val="16"/>
+            <w:szCs w:val="16"/>
+            <w:u w:val="single"/>
+          </w:rPr>
+          <w:t xml:space="preserve">한국 실험실 자동화 시장은 2024년 약 1억 2,575만 달러</w:t>
+        </w:r>
+      </w:hyperlink>
+      <w:r>
+        <w:rPr>
+          <w:rFonts w:ascii="맑은 고딕" w:cs="맑은 고딕" w:eastAsia="맑은 고딕" w:hAnsi="맑은 고딕"/>
+          <w:b w:val="false"/>
+          <w:bCs w:val="false"/>
+          <w:color w:val="222222"/>
+          <w:sz w:val="16"/>
+          <w:szCs w:val="16"/>
+        </w:rPr>
+        <w:t xml:space="preserve"> 규모이고, </w:t>
+      </w:r>
+      <w:hyperlink w:history="1" r:id="rId2thdzxbmtcgcslp1s5ick">
+        <w:r>
+          <w:rPr>
+            <w:rFonts w:ascii="맑은 고딕" w:cs="맑은 고딕" w:eastAsia="맑은 고딕" w:hAnsi="맑은 고딕"/>
+            <w:b w:val="false"/>
+            <w:bCs w:val="false"/>
+            <w:color w:val="1B54B5"/>
+            <w:sz w:val="16"/>
+            <w:szCs w:val="16"/>
+            <w:u w:val="single"/>
+          </w:rPr>
+          <w:t xml:space="preserve">자동분주기 시장은 2025년 2,350만 달러에서 2036년 5,100만 달러로 성장</w:t>
+        </w:r>
+      </w:hyperlink>
+      <w:r>
+        <w:rPr>
+          <w:rFonts w:ascii="맑은 고딕" w:cs="맑은 고딕" w:eastAsia="맑은 고딕" w:hAnsi="맑은 고딕"/>
+          <w:b w:val="false"/>
+          <w:bCs w:val="false"/>
+          <w:color w:val="222222"/>
+          <w:sz w:val="16"/>
+          <w:szCs w:val="16"/>
+        </w:rPr>
+        <w:t xml:space="preserve">할 전망이다. </w:t>
+      </w:r>
+      <w:r>
+        <w:rPr>
+          <w:rFonts w:ascii="맑은 고딕" w:cs="맑은 고딕" w:eastAsia="맑은 고딕" w:hAnsi="맑은 고딕"/>
+          <w:b/>
+          <w:bCs/>
+          <w:color w:val="222222"/>
+          <w:sz w:val="16"/>
+          <w:szCs w:val="16"/>
+        </w:rPr>
+        <w:t xml:space="preserve">지금 표준과 시스템 계층을 확보하지 못하면, 지금의 장비 의존이 자율실험실 시대의 시스템 의존으로 그대로 이월된다.</w:t>
+      </w:r>
+    </w:p>
     <w:p>
       <w:pPr>
         <w:spacing w:after="80" w:before="280"/>
@@ -2783,7 +4581,7 @@
               <w:spacing w:after="12" w:before="12" w:line="205" w:lineRule="auto"/>
               <w:jc w:val="center"/>
             </w:pPr>
-            <w:hyperlink w:history="1" r:id="rIdnyygzo26t02nt7qqz6h4z">
+            <w:hyperlink w:history="1" r:id="rIdh4ybbluh58cplavu7lfbl">
               <w:r>
                 <w:rPr>
                   <w:rFonts w:ascii="맑은 고딕" w:cs="맑은 고딕" w:eastAsia="맑은 고딕" w:hAnsi="맑은 고딕"/>
@@ -2872,7 +4670,7 @@
               <w:spacing w:after="12" w:before="12" w:line="205" w:lineRule="auto"/>
               <w:jc w:val="center"/>
             </w:pPr>
-            <w:hyperlink w:history="1" r:id="rIdzp9rvqxmk7w3egyg6xzrm">
+            <w:hyperlink w:history="1" r:id="rId0u70trj5lrqs64e0wrtln">
               <w:r>
                 <w:rPr>
                   <w:rFonts w:ascii="맑은 고딕" w:cs="맑은 고딕" w:eastAsia="맑은 고딕" w:hAnsi="맑은 고딕"/>
@@ -2998,7 +4796,7 @@
               </w:rPr>
               <w:t xml:space="preserve">[1] </w:t>
             </w:r>
-            <w:hyperlink w:history="1" r:id="rIdxmk8nd9xsxg0riewwh3dr">
+            <w:hyperlink w:history="1" r:id="rIdyrm1z017nh8h9xfopjwm9">
               <w:r>
                 <w:rPr>
                   <w:rFonts w:ascii="맑은 고딕" w:cs="맑은 고딕" w:eastAsia="맑은 고딕" w:hAnsi="맑은 고딕"/>
@@ -3033,9 +4831,428 @@
                 <w:sz w:val="13"/>
                 <w:szCs w:val="13"/>
               </w:rPr>
+              <w:t xml:space="preserve">[13] </w:t>
+            </w:r>
+            <w:hyperlink w:history="1" r:id="rIds7a2e4f2ofyg8si0qaf8e">
+              <w:r>
+                <w:rPr>
+                  <w:rFonts w:ascii="맑은 고딕" w:cs="맑은 고딕" w:eastAsia="맑은 고딕" w:hAnsi="맑은 고딕"/>
+                  <w:color w:val="1B54B5"/>
+                  <w:sz w:val="13"/>
+                  <w:szCs w:val="13"/>
+                  <w:u w:val="single"/>
+                </w:rPr>
+                <w:t xml:space="preserve">뉴스포스트, "두산로보틱스, 중복 상장 속 AI·가격 경쟁력 우려"(협동로봇 점유율)</w:t>
+              </w:r>
+            </w:hyperlink>
+          </w:p>
+        </w:tc>
+      </w:tr>
+      <w:tr>
+        <w:tc>
+          <w:tcPr>
+            <w:tcW w:type="dxa" w:w="5159"/>
+            <w:tcMar>
+              <w:top w:type="dxa" w:w="10"/>
+              <w:left w:type="dxa" w:w="0"/>
+              <w:bottom w:type="dxa" w:w="10"/>
+              <w:right w:type="dxa" w:w="120"/>
+            </w:tcMar>
+          </w:tcPr>
+          <w:p>
+            <w:pPr>
+              <w:spacing w:after="8" w:before="8" w:line="200" w:lineRule="auto"/>
+            </w:pPr>
+            <w:r>
+              <w:rPr>
+                <w:rFonts w:ascii="맑은 고딕" w:cs="맑은 고딕" w:eastAsia="맑은 고딕" w:hAnsi="맑은 고딕"/>
+                <w:color w:val="444444"/>
+                <w:sz w:val="13"/>
+                <w:szCs w:val="13"/>
+              </w:rPr>
+              <w:t xml:space="preserve">[2] </w:t>
+            </w:r>
+            <w:hyperlink w:history="1" r:id="rIdwadntp94vnt9xolyn_kmc">
+              <w:r>
+                <w:rPr>
+                  <w:rFonts w:ascii="맑은 고딕" w:cs="맑은 고딕" w:eastAsia="맑은 고딕" w:hAnsi="맑은 고딕"/>
+                  <w:color w:val="1B54B5"/>
+                  <w:sz w:val="13"/>
+                  <w:szCs w:val="13"/>
+                  <w:u w:val="single"/>
+                </w:rPr>
+                <w:t xml:space="preserve">대한민국 정책브리핑, "필수인데 수입에 의존?…범용 연구장비 '국산화' 시동"</w:t>
+              </w:r>
+            </w:hyperlink>
+          </w:p>
+        </w:tc>
+        <w:tc>
+          <w:tcPr>
+            <w:tcW w:type="dxa" w:w="5159"/>
+            <w:tcMar>
+              <w:top w:type="dxa" w:w="10"/>
+              <w:left w:type="dxa" w:w="0"/>
+              <w:bottom w:type="dxa" w:w="10"/>
+              <w:right w:type="dxa" w:w="120"/>
+            </w:tcMar>
+          </w:tcPr>
+          <w:p>
+            <w:pPr>
+              <w:spacing w:after="8" w:before="8" w:line="200" w:lineRule="auto"/>
+            </w:pPr>
+            <w:r>
+              <w:rPr>
+                <w:rFonts w:ascii="맑은 고딕" w:cs="맑은 고딕" w:eastAsia="맑은 고딕" w:hAnsi="맑은 고딕"/>
+                <w:color w:val="444444"/>
+                <w:sz w:val="13"/>
+                <w:szCs w:val="13"/>
+              </w:rPr>
+              <w:t xml:space="preserve">[14] </w:t>
+            </w:r>
+            <w:hyperlink w:history="1" r:id="rIdp_g5lvfpofgudakrlehnx">
+              <w:r>
+                <w:rPr>
+                  <w:rFonts w:ascii="맑은 고딕" w:cs="맑은 고딕" w:eastAsia="맑은 고딕" w:hAnsi="맑은 고딕"/>
+                  <w:color w:val="1B54B5"/>
+                  <w:sz w:val="13"/>
+                  <w:szCs w:val="13"/>
+                  <w:u w:val="single"/>
+                </w:rPr>
+                <w:t xml:space="preserve">뉴스투데이, "12조원 협동로봇 시장 놓고 '다윗' 레인보우로보틱스, '골리앗' 두산에 도전장"</w:t>
+              </w:r>
+            </w:hyperlink>
+          </w:p>
+        </w:tc>
+      </w:tr>
+      <w:tr>
+        <w:tc>
+          <w:tcPr>
+            <w:tcW w:type="dxa" w:w="5159"/>
+            <w:tcMar>
+              <w:top w:type="dxa" w:w="10"/>
+              <w:left w:type="dxa" w:w="0"/>
+              <w:bottom w:type="dxa" w:w="10"/>
+              <w:right w:type="dxa" w:w="120"/>
+            </w:tcMar>
+          </w:tcPr>
+          <w:p>
+            <w:pPr>
+              <w:spacing w:after="8" w:before="8" w:line="200" w:lineRule="auto"/>
+            </w:pPr>
+            <w:r>
+              <w:rPr>
+                <w:rFonts w:ascii="맑은 고딕" w:cs="맑은 고딕" w:eastAsia="맑은 고딕" w:hAnsi="맑은 고딕"/>
+                <w:color w:val="444444"/>
+                <w:sz w:val="13"/>
+                <w:szCs w:val="13"/>
+              </w:rPr>
+              <w:t xml:space="preserve">[3] </w:t>
+            </w:r>
+            <w:hyperlink w:history="1" r:id="rId5zyy7k29gdd168nhfy2ig">
+              <w:r>
+                <w:rPr>
+                  <w:rFonts w:ascii="맑은 고딕" w:cs="맑은 고딕" w:eastAsia="맑은 고딕" w:hAnsi="맑은 고딕"/>
+                  <w:color w:val="1B54B5"/>
+                  <w:sz w:val="13"/>
+                  <w:szCs w:val="13"/>
+                  <w:u w:val="single"/>
+                </w:rPr>
+                <w:t xml:space="preserve">디지털투데이, "과기정통부, 수입 의존도 높은 범용 연구장비 국산화…전담 분과 신설"</w:t>
+              </w:r>
+            </w:hyperlink>
+          </w:p>
+        </w:tc>
+        <w:tc>
+          <w:tcPr>
+            <w:tcW w:type="dxa" w:w="5159"/>
+            <w:tcMar>
+              <w:top w:type="dxa" w:w="10"/>
+              <w:left w:type="dxa" w:w="0"/>
+              <w:bottom w:type="dxa" w:w="10"/>
+              <w:right w:type="dxa" w:w="120"/>
+            </w:tcMar>
+          </w:tcPr>
+          <w:p>
+            <w:pPr>
+              <w:spacing w:after="8" w:before="8" w:line="200" w:lineRule="auto"/>
+            </w:pPr>
+            <w:r>
+              <w:rPr>
+                <w:rFonts w:ascii="맑은 고딕" w:cs="맑은 고딕" w:eastAsia="맑은 고딕" w:hAnsi="맑은 고딕"/>
+                <w:color w:val="444444"/>
+                <w:sz w:val="13"/>
+                <w:szCs w:val="13"/>
+              </w:rPr>
+              <w:t xml:space="preserve">[15] </w:t>
+            </w:r>
+            <w:hyperlink w:history="1" r:id="rIdyzxlewok8qd4qozdylt7u">
+              <w:r>
+                <w:rPr>
+                  <w:rFonts w:ascii="맑은 고딕" w:cs="맑은 고딕" w:eastAsia="맑은 고딕" w:hAnsi="맑은 고딕"/>
+                  <w:color w:val="1B54B5"/>
+                  <w:sz w:val="13"/>
+                  <w:szCs w:val="13"/>
+                  <w:u w:val="single"/>
+                </w:rPr>
+                <w:t xml:space="preserve">GlobeNewswire, "South Korea Automated Liquid Handling System Market Report"(2026.7)</w:t>
+              </w:r>
+            </w:hyperlink>
+          </w:p>
+        </w:tc>
+      </w:tr>
+      <w:tr>
+        <w:tc>
+          <w:tcPr>
+            <w:tcW w:type="dxa" w:w="5159"/>
+            <w:tcMar>
+              <w:top w:type="dxa" w:w="10"/>
+              <w:left w:type="dxa" w:w="0"/>
+              <w:bottom w:type="dxa" w:w="10"/>
+              <w:right w:type="dxa" w:w="120"/>
+            </w:tcMar>
+          </w:tcPr>
+          <w:p>
+            <w:pPr>
+              <w:spacing w:after="8" w:before="8" w:line="200" w:lineRule="auto"/>
+            </w:pPr>
+            <w:r>
+              <w:rPr>
+                <w:rFonts w:ascii="맑은 고딕" w:cs="맑은 고딕" w:eastAsia="맑은 고딕" w:hAnsi="맑은 고딕"/>
+                <w:color w:val="444444"/>
+                <w:sz w:val="13"/>
+                <w:szCs w:val="13"/>
+              </w:rPr>
+              <w:t xml:space="preserve">[4] </w:t>
+            </w:r>
+            <w:hyperlink w:history="1" r:id="rId0e3iqlsmig-bymtr84kfs">
+              <w:r>
+                <w:rPr>
+                  <w:rFonts w:ascii="맑은 고딕" w:cs="맑은 고딕" w:eastAsia="맑은 고딕" w:hAnsi="맑은 고딕"/>
+                  <w:color w:val="1B54B5"/>
+                  <w:sz w:val="13"/>
+                  <w:szCs w:val="13"/>
+                  <w:u w:val="single"/>
+                </w:rPr>
+                <w:t xml:space="preserve">헬로디디, "미래 먹거리 '바이오장비'···국산화 생태계 조성 澤 아닌 必"(한국기계연구원 정책포럼)</w:t>
+              </w:r>
+            </w:hyperlink>
+          </w:p>
+        </w:tc>
+        <w:tc>
+          <w:tcPr>
+            <w:tcW w:type="dxa" w:w="5159"/>
+            <w:tcMar>
+              <w:top w:type="dxa" w:w="10"/>
+              <w:left w:type="dxa" w:w="0"/>
+              <w:bottom w:type="dxa" w:w="10"/>
+              <w:right w:type="dxa" w:w="120"/>
+            </w:tcMar>
+          </w:tcPr>
+          <w:p>
+            <w:pPr>
+              <w:spacing w:after="8" w:before="8" w:line="200" w:lineRule="auto"/>
+            </w:pPr>
+            <w:r>
+              <w:rPr>
+                <w:rFonts w:ascii="맑은 고딕" w:cs="맑은 고딕" w:eastAsia="맑은 고딕" w:hAnsi="맑은 고딕"/>
+                <w:color w:val="444444"/>
+                <w:sz w:val="13"/>
+                <w:szCs w:val="13"/>
+              </w:rPr>
+              <w:t xml:space="preserve">[16] </w:t>
+            </w:r>
+            <w:hyperlink w:history="1" r:id="rIdb98ktdczarl72vnjn_cpv">
+              <w:r>
+                <w:rPr>
+                  <w:rFonts w:ascii="맑은 고딕" w:cs="맑은 고딕" w:eastAsia="맑은 고딕" w:hAnsi="맑은 고딕"/>
+                  <w:color w:val="1B54B5"/>
+                  <w:sz w:val="13"/>
+                  <w:szCs w:val="13"/>
+                  <w:u w:val="single"/>
+                </w:rPr>
+                <w:t xml:space="preserve">MRFR, "South Korea Laboratory Automation Market"</w:t>
+              </w:r>
+            </w:hyperlink>
+          </w:p>
+        </w:tc>
+      </w:tr>
+      <w:tr>
+        <w:tc>
+          <w:tcPr>
+            <w:tcW w:type="dxa" w:w="5159"/>
+            <w:tcMar>
+              <w:top w:type="dxa" w:w="10"/>
+              <w:left w:type="dxa" w:w="0"/>
+              <w:bottom w:type="dxa" w:w="10"/>
+              <w:right w:type="dxa" w:w="120"/>
+            </w:tcMar>
+          </w:tcPr>
+          <w:p>
+            <w:pPr>
+              <w:spacing w:after="8" w:before="8" w:line="200" w:lineRule="auto"/>
+            </w:pPr>
+            <w:r>
+              <w:rPr>
+                <w:rFonts w:ascii="맑은 고딕" w:cs="맑은 고딕" w:eastAsia="맑은 고딕" w:hAnsi="맑은 고딕"/>
+                <w:color w:val="444444"/>
+                <w:sz w:val="13"/>
+                <w:szCs w:val="13"/>
+              </w:rPr>
+              <w:t xml:space="preserve">[5] </w:t>
+            </w:r>
+            <w:hyperlink w:history="1" r:id="rIdnhro_3apunhczpqfupotn">
+              <w:r>
+                <w:rPr>
+                  <w:rFonts w:ascii="맑은 고딕" w:cs="맑은 고딕" w:eastAsia="맑은 고딕" w:hAnsi="맑은 고딕"/>
+                  <w:color w:val="1B54B5"/>
+                  <w:sz w:val="13"/>
+                  <w:szCs w:val="13"/>
+                  <w:u w:val="single"/>
+                </w:rPr>
+                <w:t xml:space="preserve">헬로디디, "'외산 장비만 바라볼 수 없다'···韓 '자율랩' 생태계 만든다"</w:t>
+              </w:r>
+            </w:hyperlink>
+          </w:p>
+        </w:tc>
+        <w:tc>
+          <w:tcPr>
+            <w:tcW w:type="dxa" w:w="5159"/>
+            <w:tcMar>
+              <w:top w:type="dxa" w:w="10"/>
+              <w:left w:type="dxa" w:w="0"/>
+              <w:bottom w:type="dxa" w:w="10"/>
+              <w:right w:type="dxa" w:w="120"/>
+            </w:tcMar>
+          </w:tcPr>
+          <w:p>
+            <w:pPr>
+              <w:spacing w:after="8" w:before="8" w:line="200" w:lineRule="auto"/>
+            </w:pPr>
+            <w:r>
+              <w:rPr>
+                <w:rFonts w:ascii="맑은 고딕" w:cs="맑은 고딕" w:eastAsia="맑은 고딕" w:hAnsi="맑은 고딕"/>
+                <w:color w:val="444444"/>
+                <w:sz w:val="13"/>
+                <w:szCs w:val="13"/>
+              </w:rPr>
+              <w:t xml:space="preserve">[17] </w:t>
+            </w:r>
+            <w:hyperlink w:history="1" r:id="rIdoyhgq3z6-rzxpb6mzf3j-">
+              <w:r>
+                <w:rPr>
+                  <w:rFonts w:ascii="맑은 고딕" w:cs="맑은 고딕" w:eastAsia="맑은 고딕" w:hAnsi="맑은 고딕"/>
+                  <w:color w:val="1B54B5"/>
+                  <w:sz w:val="13"/>
+                  <w:szCs w:val="13"/>
+                  <w:u w:val="single"/>
+                </w:rPr>
+                <w:t xml:space="preserve">Roots Analysis, "Top 5 Manufacturers of Automated Liquid Handlers"</w:t>
+              </w:r>
+            </w:hyperlink>
+          </w:p>
+        </w:tc>
+      </w:tr>
+      <w:tr>
+        <w:tc>
+          <w:tcPr>
+            <w:tcW w:type="dxa" w:w="5159"/>
+            <w:tcMar>
+              <w:top w:type="dxa" w:w="10"/>
+              <w:left w:type="dxa" w:w="0"/>
+              <w:bottom w:type="dxa" w:w="10"/>
+              <w:right w:type="dxa" w:w="120"/>
+            </w:tcMar>
+          </w:tcPr>
+          <w:p>
+            <w:pPr>
+              <w:spacing w:after="8" w:before="8" w:line="200" w:lineRule="auto"/>
+            </w:pPr>
+            <w:r>
+              <w:rPr>
+                <w:rFonts w:ascii="맑은 고딕" w:cs="맑은 고딕" w:eastAsia="맑은 고딕" w:hAnsi="맑은 고딕"/>
+                <w:color w:val="444444"/>
+                <w:sz w:val="13"/>
+                <w:szCs w:val="13"/>
+              </w:rPr>
+              <w:t xml:space="preserve">[6] </w:t>
+            </w:r>
+            <w:hyperlink w:history="1" r:id="rIdookog0md4a-x221j171sa">
+              <w:r>
+                <w:rPr>
+                  <w:rFonts w:ascii="맑은 고딕" w:cs="맑은 고딕" w:eastAsia="맑은 고딕" w:hAnsi="맑은 고딕"/>
+                  <w:color w:val="1B54B5"/>
+                  <w:sz w:val="13"/>
+                  <w:szCs w:val="13"/>
+                  <w:u w:val="single"/>
+                </w:rPr>
+                <w:t xml:space="preserve">시사저널e, "신상 에이블랩스 대표 '클라우드 기반 전자동화 실험실 플랫폼 꿈꾼다'"</w:t>
+              </w:r>
+            </w:hyperlink>
+          </w:p>
+        </w:tc>
+        <w:tc>
+          <w:tcPr>
+            <w:tcW w:type="dxa" w:w="5159"/>
+            <w:tcMar>
+              <w:top w:type="dxa" w:w="10"/>
+              <w:left w:type="dxa" w:w="0"/>
+              <w:bottom w:type="dxa" w:w="10"/>
+              <w:right w:type="dxa" w:w="120"/>
+            </w:tcMar>
+          </w:tcPr>
+          <w:p>
+            <w:pPr>
+              <w:spacing w:after="8" w:before="8" w:line="200" w:lineRule="auto"/>
+            </w:pPr>
+            <w:r>
+              <w:rPr>
+                <w:rFonts w:ascii="맑은 고딕" w:cs="맑은 고딕" w:eastAsia="맑은 고딕" w:hAnsi="맑은 고딕"/>
+                <w:color w:val="444444"/>
+                <w:sz w:val="13"/>
+                <w:szCs w:val="13"/>
+              </w:rPr>
+              <w:t xml:space="preserve">[18] </w:t>
+            </w:r>
+            <w:hyperlink w:history="1" r:id="rIdw3yj-0foovqaa0mahwsxe">
+              <w:r>
+                <w:rPr>
+                  <w:rFonts w:ascii="맑은 고딕" w:cs="맑은 고딕" w:eastAsia="맑은 고딕" w:hAnsi="맑은 고딕"/>
+                  <w:color w:val="1B54B5"/>
+                  <w:sz w:val="13"/>
+                  <w:szCs w:val="13"/>
+                  <w:u w:val="single"/>
+                </w:rPr>
+                <w:t xml:space="preserve">BRIC Bio리포트, "바이오산업 소부장 국내현황 및 경쟁력과 발전 방향"</w:t>
+              </w:r>
+            </w:hyperlink>
+          </w:p>
+        </w:tc>
+      </w:tr>
+      <w:tr>
+        <w:tc>
+          <w:tcPr>
+            <w:tcW w:type="dxa" w:w="5159"/>
+            <w:tcMar>
+              <w:top w:type="dxa" w:w="10"/>
+              <w:left w:type="dxa" w:w="0"/>
+              <w:bottom w:type="dxa" w:w="10"/>
+              <w:right w:type="dxa" w:w="120"/>
+            </w:tcMar>
+          </w:tcPr>
+          <w:p>
+            <w:pPr>
+              <w:spacing w:after="8" w:before="8" w:line="200" w:lineRule="auto"/>
+            </w:pPr>
+            <w:r>
+              <w:rPr>
+                <w:rFonts w:ascii="맑은 고딕" w:cs="맑은 고딕" w:eastAsia="맑은 고딕" w:hAnsi="맑은 고딕"/>
+                <w:color w:val="444444"/>
+                <w:sz w:val="13"/>
+                <w:szCs w:val="13"/>
+              </w:rPr>
               <w:t xml:space="preserve">[7] </w:t>
             </w:r>
-            <w:hyperlink w:history="1" r:id="rIdc1p5phfrzlenplsb8gsdr">
+            <w:hyperlink w:history="1" r:id="rIdcphqpbxho5sjzgs_abqxt">
               <w:r>
                 <w:rPr>
                   <w:rFonts w:ascii="맑은 고딕" w:cs="맑은 고딕" w:eastAsia="맑은 고딕" w:hAnsi="맑은 고딕"/>
@@ -3049,8 +5266,6 @@
             </w:hyperlink>
           </w:p>
         </w:tc>
-      </w:tr>
-      <w:tr>
         <w:tc>
           <w:tcPr>
             <w:tcW w:type="dxa" w:w="5159"/>
@@ -3072,9 +5287,9 @@
                 <w:sz w:val="13"/>
                 <w:szCs w:val="13"/>
               </w:rPr>
-              <w:t xml:space="preserve">[2] </w:t>
-            </w:r>
-            <w:hyperlink w:history="1" r:id="rIdwiyxdrjjqrrqqrbponvmz">
+              <w:t xml:space="preserve">[19] </w:t>
+            </w:r>
+            <w:hyperlink w:history="1" r:id="rIdkfvua3lpm2pyx4xhllvoo">
               <w:r>
                 <w:rPr>
                   <w:rFonts w:ascii="맑은 고딕" w:cs="맑은 고딕" w:eastAsia="맑은 고딕" w:hAnsi="맑은 고딕"/>
@@ -3083,11 +5298,13 @@
                   <w:szCs w:val="13"/>
                   <w:u w:val="single"/>
                 </w:rPr>
-                <w:t xml:space="preserve">대한민국 정책브리핑, "필수인데 수입에 의존?…범용 연구장비 '국산화' 시동"</w:t>
+                <w:t xml:space="preserve">H. Joress et al., "Toward a composable, modular laboratory ecosystem for autonomous materials R&amp;D", Matter(2026)</w:t>
               </w:r>
             </w:hyperlink>
           </w:p>
         </w:tc>
+      </w:tr>
+      <w:tr>
         <w:tc>
           <w:tcPr>
             <w:tcW w:type="dxa" w:w="5159"/>
@@ -3111,7 +5328,7 @@
               </w:rPr>
               <w:t xml:space="preserve">[8] </w:t>
             </w:r>
-            <w:hyperlink w:history="1" r:id="rIdj9fld-zlak6yvs619_p5m">
+            <w:hyperlink w:history="1" r:id="rIdtg0ydn6fjdezocxese87t">
               <w:r>
                 <w:rPr>
                   <w:rFonts w:ascii="맑은 고딕" w:cs="맑은 고딕" w:eastAsia="맑은 고딕" w:hAnsi="맑은 고딕"/>
@@ -3125,8 +5342,6 @@
             </w:hyperlink>
           </w:p>
         </w:tc>
-      </w:tr>
-      <w:tr>
         <w:tc>
           <w:tcPr>
             <w:tcW w:type="dxa" w:w="5159"/>
@@ -3148,9 +5363,9 @@
                 <w:sz w:val="13"/>
                 <w:szCs w:val="13"/>
               </w:rPr>
-              <w:t xml:space="preserve">[3] </w:t>
-            </w:r>
-            <w:hyperlink w:history="1" r:id="rIdhrcyhj1o2g3hddwdxzhvv">
+              <w:t xml:space="preserve">[20] </w:t>
+            </w:r>
+            <w:hyperlink w:history="1" r:id="rId8ylty-dncdrcla2qhcfkw">
               <w:r>
                 <w:rPr>
                   <w:rFonts w:ascii="맑은 고딕" w:cs="맑은 고딕" w:eastAsia="맑은 고딕" w:hAnsi="맑은 고딕"/>
@@ -3159,11 +5374,13 @@
                   <w:szCs w:val="13"/>
                   <w:u w:val="single"/>
                 </w:rPr>
-                <w:t xml:space="preserve">디지털투데이, "과기정통부, 수입 의존도 높은 범용 연구장비 국산화…전담 분과 신설"</w:t>
+                <w:t xml:space="preserve">OPC Foundation, OPC UA for LADS Part 1(OPC 30500-1)</w:t>
               </w:r>
             </w:hyperlink>
           </w:p>
         </w:tc>
+      </w:tr>
+      <w:tr>
         <w:tc>
           <w:tcPr>
             <w:tcW w:type="dxa" w:w="5159"/>
@@ -3187,7 +5404,7 @@
               </w:rPr>
               <w:t xml:space="preserve">[9] </w:t>
             </w:r>
-            <w:hyperlink w:history="1" r:id="rIdrt9ulnqhlzths7eqb-_uo">
+            <w:hyperlink w:history="1" r:id="rIdhhaa-j2ybyywd9lkuttk0">
               <w:r>
                 <w:rPr>
                   <w:rFonts w:ascii="맑은 고딕" w:cs="맑은 고딕" w:eastAsia="맑은 고딕" w:hAnsi="맑은 고딕"/>
@@ -3201,8 +5418,6 @@
             </w:hyperlink>
           </w:p>
         </w:tc>
-      </w:tr>
-      <w:tr>
         <w:tc>
           <w:tcPr>
             <w:tcW w:type="dxa" w:w="5159"/>
@@ -3224,9 +5439,9 @@
                 <w:sz w:val="13"/>
                 <w:szCs w:val="13"/>
               </w:rPr>
-              <w:t xml:space="preserve">[4] </w:t>
-            </w:r>
-            <w:hyperlink w:history="1" r:id="rIdiscsqozukzogyxrjmwt-u">
+              <w:t xml:space="preserve">[21] </w:t>
+            </w:r>
+            <w:hyperlink w:history="1" r:id="rIdeyyi_admuokr6y2otrgg3">
               <w:r>
                 <w:rPr>
                   <w:rFonts w:ascii="맑은 고딕" w:cs="맑은 고딕" w:eastAsia="맑은 고딕" w:hAnsi="맑은 고딕"/>
@@ -3235,11 +5450,13 @@
                   <w:szCs w:val="13"/>
                   <w:u w:val="single"/>
                 </w:rPr>
-                <w:t xml:space="preserve">헬로디디, "미래 먹거리 '바이오장비'···국산화 생태계 조성 澤 아닌 必"(한국기계연구원 정책포럼)</w:t>
+                <w:t xml:space="preserve">SiLA Standard FAQ — SiLA 2 개요</w:t>
               </w:r>
             </w:hyperlink>
           </w:p>
         </w:tc>
+      </w:tr>
+      <w:tr>
         <w:tc>
           <w:tcPr>
             <w:tcW w:type="dxa" w:w="5159"/>
@@ -3263,7 +5480,7 @@
               </w:rPr>
               <w:t xml:space="preserve">[10] </w:t>
             </w:r>
-            <w:hyperlink w:history="1" r:id="rIduaymag8hzxru_mphq_oqj">
+            <w:hyperlink w:history="1" r:id="rIdiamtc7-5j7tpwhgqhzcvo">
               <w:r>
                 <w:rPr>
                   <w:rFonts w:ascii="맑은 고딕" w:cs="맑은 고딕" w:eastAsia="맑은 고딕" w:hAnsi="맑은 고딕"/>
@@ -3277,8 +5494,6 @@
             </w:hyperlink>
           </w:p>
         </w:tc>
-      </w:tr>
-      <w:tr>
         <w:tc>
           <w:tcPr>
             <w:tcW w:type="dxa" w:w="5159"/>
@@ -3300,9 +5515,9 @@
                 <w:sz w:val="13"/>
                 <w:szCs w:val="13"/>
               </w:rPr>
-              <w:t xml:space="preserve">[5] </w:t>
-            </w:r>
-            <w:hyperlink w:history="1" r:id="rIdjny7i9sfff0-his2hli2w">
+              <w:t xml:space="preserve">[22] </w:t>
+            </w:r>
+            <w:hyperlink w:history="1" r:id="rId0ux2gmwgnz42kswzdm5cr">
               <w:r>
                 <w:rPr>
                   <w:rFonts w:ascii="맑은 고딕" w:cs="맑은 고딕" w:eastAsia="맑은 고딕" w:hAnsi="맑은 고딕"/>
@@ -3311,11 +5526,13 @@
                   <w:szCs w:val="13"/>
                   <w:u w:val="single"/>
                 </w:rPr>
-                <w:t xml:space="preserve">헬로디디, "'외산 장비만 바라볼 수 없다'···韓 '자율랩' 생태계 만든다"</w:t>
+                <w:t xml:space="preserve">EMMC, Digitalisation &amp; Interoperability(EMMO 기반 소재 온톨로지)</w:t>
               </w:r>
             </w:hyperlink>
           </w:p>
         </w:tc>
+      </w:tr>
+      <w:tr>
         <w:tc>
           <w:tcPr>
             <w:tcW w:type="dxa" w:w="5159"/>
@@ -3339,7 +5556,7 @@
               </w:rPr>
               <w:t xml:space="preserve">[11] </w:t>
             </w:r>
-            <w:hyperlink w:history="1" r:id="rIdqc6hcs5lh12p7ujxsoe_v">
+            <w:hyperlink w:history="1" r:id="rIdug7rjn76x8bkoecizgukc">
               <w:r>
                 <w:rPr>
                   <w:rFonts w:ascii="맑은 고딕" w:cs="맑은 고딕" w:eastAsia="맑은 고딕" w:hAnsi="맑은 고딕"/>
@@ -3353,8 +5570,6 @@
             </w:hyperlink>
           </w:p>
         </w:tc>
-      </w:tr>
-      <w:tr>
         <w:tc>
           <w:tcPr>
             <w:tcW w:type="dxa" w:w="5159"/>
@@ -3376,46 +5591,9 @@
                 <w:sz w:val="13"/>
                 <w:szCs w:val="13"/>
               </w:rPr>
-              <w:t xml:space="preserve">[6] </w:t>
-            </w:r>
-            <w:hyperlink w:history="1" r:id="rIdyhu3sv9nj5ghsqxbka5ve">
-              <w:r>
-                <w:rPr>
-                  <w:rFonts w:ascii="맑은 고딕" w:cs="맑은 고딕" w:eastAsia="맑은 고딕" w:hAnsi="맑은 고딕"/>
-                  <w:color w:val="1B54B5"/>
-                  <w:sz w:val="13"/>
-                  <w:szCs w:val="13"/>
-                  <w:u w:val="single"/>
-                </w:rPr>
-                <w:t xml:space="preserve">시사저널e, "신상 에이블랩스 대표 '클라우드 기반 전자동화 실험실 플랫폼 꿈꾼다'"</w:t>
-              </w:r>
-            </w:hyperlink>
-          </w:p>
-        </w:tc>
-        <w:tc>
-          <w:tcPr>
-            <w:tcW w:type="dxa" w:w="5159"/>
-            <w:tcMar>
-              <w:top w:type="dxa" w:w="10"/>
-              <w:left w:type="dxa" w:w="0"/>
-              <w:bottom w:type="dxa" w:w="10"/>
-              <w:right w:type="dxa" w:w="120"/>
-            </w:tcMar>
-          </w:tcPr>
-          <w:p>
-            <w:pPr>
-              <w:spacing w:after="8" w:before="8" w:line="200" w:lineRule="auto"/>
-            </w:pPr>
-            <w:r>
-              <w:rPr>
-                <w:rFonts w:ascii="맑은 고딕" w:cs="맑은 고딕" w:eastAsia="맑은 고딕" w:hAnsi="맑은 고딕"/>
-                <w:color w:val="444444"/>
-                <w:sz w:val="13"/>
-                <w:szCs w:val="13"/>
-              </w:rPr>
-              <w:t xml:space="preserve">[12] </w:t>
-            </w:r>
-            <w:hyperlink w:history="1" r:id="rIdxad6xu_-wkvolep9zj7hr">
+              <w:t xml:space="preserve">[23] </w:t>
+            </w:r>
+            <w:hyperlink w:history="1" r:id="rIdup5csvdyqpnkj81hrg5ts">
               <w:r>
                 <w:rPr>
                   <w:rFonts w:ascii="맑은 고딕" w:cs="맑은 고딕" w:eastAsia="맑은 고딕" w:hAnsi="맑은 고딕"/>
@@ -3427,6 +5605,55 @@
                 <w:t xml:space="preserve">한국경제, "장비 공짜로 줄게…계약 물량까지 뺏는 외국계 바이오"(2023.8)</w:t>
               </w:r>
             </w:hyperlink>
+          </w:p>
+        </w:tc>
+      </w:tr>
+      <w:tr>
+        <w:tc>
+          <w:tcPr>
+            <w:tcW w:type="dxa" w:w="5159"/>
+            <w:tcMar>
+              <w:top w:type="dxa" w:w="10"/>
+              <w:left w:type="dxa" w:w="0"/>
+              <w:bottom w:type="dxa" w:w="10"/>
+              <w:right w:type="dxa" w:w="120"/>
+            </w:tcMar>
+          </w:tcPr>
+          <w:p>
+            <w:pPr>
+              <w:spacing w:after="8" w:before="8" w:line="200" w:lineRule="auto"/>
+            </w:pPr>
+            <w:r>
+              <w:rPr>
+                <w:rFonts w:ascii="맑은 고딕" w:cs="맑은 고딕" w:eastAsia="맑은 고딕" w:hAnsi="맑은 고딕"/>
+                <w:color w:val="444444"/>
+                <w:sz w:val="13"/>
+                <w:szCs w:val="13"/>
+              </w:rPr>
+              <w:t xml:space="preserve">[12] </w:t>
+            </w:r>
+            <w:hyperlink w:history="1" r:id="rIdvsl4q3sbw4trt7_lrcrve">
+              <w:r>
+                <w:rPr>
+                  <w:rFonts w:ascii="맑은 고딕" w:cs="맑은 고딕" w:eastAsia="맑은 고딕" w:hAnsi="맑은 고딕"/>
+                  <w:color w:val="1B54B5"/>
+                  <w:sz w:val="13"/>
+                  <w:szCs w:val="13"/>
+                  <w:u w:val="single"/>
+                </w:rPr>
+                <w:t xml:space="preserve">한국로봇산업진흥원, 로봇산업 실태조사(2006년부터 매년 실시되는 정부승인통계)</w:t>
+              </w:r>
+            </w:hyperlink>
+          </w:p>
+        </w:tc>
+        <w:tc>
+          <w:tcPr>
+            <w:tcW w:type="dxa" w:w="5159"/>
+          </w:tcPr>
+          <w:p>
+            <w:r>
+              <w:t xml:space="preserve"/>
+            </w:r>
           </w:p>
         </w:tc>
       </w:tr>

--- a/report/외산장비_의존_근거검증.docx
+++ b/report/외산장비_의존_근거검증.docx
@@ -15,7 +15,7 @@
           <w:sz w:val="25"/>
           <w:szCs w:val="25"/>
         </w:rPr>
-        <w:t xml:space="preserve">“장비는 있어도 운영이 불가능하다” — 주장별 근거 검증</w:t>
+        <w:t xml:space="preserve">외산 벤더 의존과 생태계 고착화 — 근거 자료집</w:t>
       </w:r>
     </w:p>
     <w:p>
@@ -32,7 +32,7 @@
           <w:sz w:val="14"/>
           <w:szCs w:val="14"/>
         </w:rPr>
-        <w:t xml:space="preserve">검증일: 2026년 8월  |  공개 자료 대조  |  ✅ 확실한 근거   🔶 간접·부분 근거   ❌ 근거 못 찾음</w:t>
+        <w:t xml:space="preserve">2026년 8월 기준  |  자율실험실 관련 장비 우선  |  ✅ 확실한 근거   🔶 간접·부분 근거   ❌ 근거 못 찾음</w:t>
       </w:r>
     </w:p>
     <w:tbl>
@@ -85,30 +85,25 @@
             <w:r>
               <w:rPr>
                 <w:rFonts w:ascii="맑은 고딕" w:cs="맑은 고딕" w:eastAsia="맑은 고딕" w:hAnsi="맑은 고딕"/>
-                <w:b/>
-                <w:bCs/>
+                <w:b w:val="false"/>
+                <w:bCs w:val="false"/>
                 <w:color w:val="222222"/>
                 <w:sz w:val="16"/>
                 <w:szCs w:val="16"/>
               </w:rPr>
-              <w:t xml:space="preserve">앞부분(90% 외산)은 정부 통계로 뒷받침되지만, 뒷부분(엔지니어 대기·출장비·다운타임)은 공개 근거를 찾지 못했다.</w:t>
-            </w:r>
-            <w:r>
-              <w:rPr>
-                <w:rFonts w:ascii="맑은 고딕" w:cs="맑은 고딕" w:eastAsia="맑은 고딕" w:hAnsi="맑은 고딕"/>
-                <w:b w:val="false"/>
-                <w:bCs w:val="false"/>
+              <w:t xml:space="preserve">자율실험실 관련 장비만 따로 집계한 국산·외산 점유율 통계는 국내에도 영문 자료에도 </w:t>
+            </w:r>
+            <w:r>
+              <w:rPr>
+                <w:rFonts w:ascii="맑은 고딕" w:cs="맑은 고딕" w:eastAsia="맑은 고딕" w:hAnsi="맑은 고딕"/>
+                <w:b/>
+                <w:bCs/>
                 <w:color w:val="222222"/>
                 <w:sz w:val="16"/>
                 <w:szCs w:val="16"/>
               </w:rPr>
-              <w:t xml:space="preserve"> 그대로 발표하면 출처를 요구받았을 때 답할 수 없는 문단이 남는다.</w:t>
-            </w:r>
-          </w:p>
-          <w:p>
-            <w:pPr>
-              <w:spacing w:after="22" w:before="22" w:line="225" w:lineRule="auto"/>
-            </w:pPr>
+              <w:t xml:space="preserve">없다.</w:t>
+            </w:r>
             <w:r>
               <w:rPr>
                 <w:rFonts w:ascii="맑은 고딕" w:cs="맑은 고딕" w:eastAsia="맑은 고딕" w:hAnsi="맑은 고딕"/>
@@ -118,7 +113,7 @@
                 <w:sz w:val="16"/>
                 <w:szCs w:val="16"/>
               </w:rPr>
-              <w:t xml:space="preserve">검증 과정에서 </w:t>
+              <w:t xml:space="preserve"> 따라서 현재 확보 가능한 근거 중 </w:t>
             </w:r>
             <w:r>
               <w:rPr>
@@ -129,7 +124,7 @@
                 <w:sz w:val="16"/>
                 <w:szCs w:val="16"/>
               </w:rPr>
-              <w:t xml:space="preserve">더 강력한 숫자</w:t>
+              <w:t xml:space="preserve">자율실험 워크플로에 직결되는 품목</w:t>
             </w:r>
             <w:r>
               <w:rPr>
@@ -140,9 +135,9 @@
                 <w:sz w:val="16"/>
                 <w:szCs w:val="16"/>
               </w:rPr>
-              <w:t xml:space="preserve">를 찾았다 — </w:t>
-            </w:r>
-            <w:hyperlink w:history="1" r:id="rIdupmliujzqr6tuna5evujg">
+              <w:t xml:space="preserve">을 골라 쓰는 것이 가장 설득력 있다. 가장 강한 카드는 </w:t>
+            </w:r>
+            <w:hyperlink w:history="1" r:id="rIdcfvmcngcq8qjnmjjj4bzj">
               <w:r>
                 <w:rPr>
                   <w:rFonts w:ascii="맑은 고딕" w:cs="맑은 고딕" w:eastAsia="맑은 고딕" w:hAnsi="맑은 고딕"/>
@@ -153,7 +148,7 @@
                   <w:szCs w:val="16"/>
                   <w:u w:val="single"/>
                 </w:rPr>
-                <w:t xml:space="preserve">바이오장비 개발률은 36.4%인데 연구현장의 국산 장비 도입률은 1%</w:t>
+                <w:t xml:space="preserve">마이크로플레이트 리더 외산 비중 100%</w:t>
               </w:r>
             </w:hyperlink>
             <w:r>
@@ -165,7 +160,95 @@
                 <w:sz w:val="16"/>
                 <w:szCs w:val="16"/>
               </w:rPr>
-              <w:t xml:space="preserve">. “장비를 못 만든다”가 아니라 “만들어도 안 쓰인다”는 뜻이라, 생태계 부재를 말하려는 원문 취지에 90%보다 잘 맞는다.</w:t>
+              <w:t xml:space="preserve">와 </w:t>
+            </w:r>
+            <w:hyperlink w:history="1" r:id="rIdwblyvcxz9qo22humb1jmw">
+              <w:r>
+                <w:rPr>
+                  <w:rFonts w:ascii="맑은 고딕" w:cs="맑은 고딕" w:eastAsia="맑은 고딕" w:hAnsi="맑은 고딕"/>
+                  <w:b w:val="false"/>
+                  <w:bCs w:val="false"/>
+                  <w:color w:val="1B54B5"/>
+                  <w:sz w:val="16"/>
+                  <w:szCs w:val="16"/>
+                  <w:u w:val="single"/>
+                </w:rPr>
+                <w:t xml:space="preserve">개발률 36.4% vs 도입률 1%</w:t>
+              </w:r>
+            </w:hyperlink>
+            <w:r>
+              <w:rPr>
+                <w:rFonts w:ascii="맑은 고딕" w:cs="맑은 고딕" w:eastAsia="맑은 고딕" w:hAnsi="맑은 고딕"/>
+                <w:b w:val="false"/>
+                <w:bCs w:val="false"/>
+                <w:color w:val="222222"/>
+                <w:sz w:val="16"/>
+                <w:szCs w:val="16"/>
+              </w:rPr>
+              <w:t xml:space="preserve"> 두 가지다.</w:t>
+            </w:r>
+          </w:p>
+          <w:p>
+            <w:pPr>
+              <w:spacing w:after="22" w:before="22" w:line="225" w:lineRule="auto"/>
+            </w:pPr>
+            <w:r>
+              <w:rPr>
+                <w:rFonts w:ascii="맑은 고딕" w:cs="맑은 고딕" w:eastAsia="맑은 고딕" w:hAnsi="맑은 고딕"/>
+                <w:b w:val="false"/>
+                <w:bCs w:val="false"/>
+                <w:color w:val="222222"/>
+                <w:sz w:val="16"/>
+                <w:szCs w:val="16"/>
+              </w:rPr>
+              <w:t xml:space="preserve">고착화 논거는 점유율이 아니라 </w:t>
+            </w:r>
+            <w:r>
+              <w:rPr>
+                <w:rFonts w:ascii="맑은 고딕" w:cs="맑은 고딕" w:eastAsia="맑은 고딕" w:hAnsi="맑은 고딕"/>
+                <w:b/>
+                <w:bCs/>
+                <w:color w:val="222222"/>
+                <w:sz w:val="16"/>
+                <w:szCs w:val="16"/>
+              </w:rPr>
+              <w:t xml:space="preserve">구조</w:t>
+            </w:r>
+            <w:r>
+              <w:rPr>
+                <w:rFonts w:ascii="맑은 고딕" w:cs="맑은 고딕" w:eastAsia="맑은 고딕" w:hAnsi="맑은 고딕"/>
+                <w:b w:val="false"/>
+                <w:bCs w:val="false"/>
+                <w:color w:val="222222"/>
+                <w:sz w:val="16"/>
+                <w:szCs w:val="16"/>
+              </w:rPr>
+              <w:t xml:space="preserve">로 세워야 한다. 자율실험실은 기성 장비를 엮는 것이므로 경쟁력이 규격과 소프트웨어에서 갈리는데, 그 규격이 모두 국외에 있다. 이 진단은 </w:t>
+            </w:r>
+            <w:hyperlink w:history="1" r:id="rIdy1d0kjd-bomgto4-coi9k">
+              <w:r>
+                <w:rPr>
+                  <w:rFonts w:ascii="맑은 고딕" w:cs="맑은 고딕" w:eastAsia="맑은 고딕" w:hAnsi="맑은 고딕"/>
+                  <w:b w:val="false"/>
+                  <w:bCs w:val="false"/>
+                  <w:color w:val="1B54B5"/>
+                  <w:sz w:val="16"/>
+                  <w:szCs w:val="16"/>
+                  <w:u w:val="single"/>
+                </w:rPr>
+                <w:t xml:space="preserve">동료평가 리뷰가 직접 뒷받침</w:t>
+              </w:r>
+            </w:hyperlink>
+            <w:r>
+              <w:rPr>
+                <w:rFonts w:ascii="맑은 고딕" w:cs="맑은 고딕" w:eastAsia="맑은 고딕" w:hAnsi="맑은 고딕"/>
+                <w:b w:val="false"/>
+                <w:bCs w:val="false"/>
+                <w:color w:val="222222"/>
+                <w:sz w:val="16"/>
+                <w:szCs w:val="16"/>
+              </w:rPr>
+              <w:t xml:space="preserve">하므로 반박이 어렵다.</w:t>
             </w:r>
           </w:p>
         </w:tc>
@@ -180,11 +263,3299 @@
           <w:rFonts w:ascii="맑은 고딕" w:cs="맑은 고딕" w:eastAsia="맑은 고딕" w:hAnsi="맑은 고딕"/>
           <w:b/>
           <w:bCs/>
+          <w:color w:val="2E7D32"/>
+          <w:sz w:val="18"/>
+          <w:szCs w:val="18"/>
+        </w:rPr>
+        <w:t xml:space="preserve">1. 핵심 근거 — 자율실험실 관련 장비의 외산 비중</w:t>
+      </w:r>
+    </w:p>
+    <w:p>
+      <w:pPr>
+        <w:spacing w:after="40" w:before="40" w:line="215" w:lineRule="auto"/>
+      </w:pPr>
+      <w:hyperlink w:history="1" r:id="rIdedgqskpan0kdxbib5jpub">
+        <w:r>
+          <w:rPr>
+            <w:rFonts w:ascii="맑은 고딕" w:cs="맑은 고딕" w:eastAsia="맑은 고딕" w:hAnsi="맑은 고딕"/>
+            <w:b w:val="false"/>
+            <w:bCs w:val="false"/>
+            <w:color w:val="1B54B5"/>
+            <w:sz w:val="16"/>
+            <w:szCs w:val="16"/>
+            <w:u w:val="single"/>
+          </w:rPr>
+          <w:t xml:space="preserve">한국표준과학연구원 첨단혁신장비기술정책센터</w:t>
+        </w:r>
+      </w:hyperlink>
+      <w:r>
+        <w:rPr>
+          <w:rFonts w:ascii="맑은 고딕" w:cs="맑은 고딕" w:eastAsia="맑은 고딕" w:hAnsi="맑은 고딕"/>
+          <w:b w:val="false"/>
+          <w:bCs w:val="false"/>
+          <w:color w:val="222222"/>
+          <w:sz w:val="16"/>
+          <w:szCs w:val="16"/>
+        </w:rPr>
+        <w:t xml:space="preserve">가 국가연구시설장비 구매현황(2019~2023년)을 분석한 결과다. 자율실험 워크플로와의 관련도를 함께 표시했다.</w:t>
+      </w:r>
+    </w:p>
+    <w:tbl>
+      <w:tblPr>
+        <w:tblW w:type="dxa" w:w="10318"/>
+        <w:tblBorders>
+          <w:top w:val="single" w:color="B9C2D4" w:sz="3"/>
+          <w:left w:val="single" w:color="B9C2D4" w:sz="3"/>
+          <w:bottom w:val="single" w:color="B9C2D4" w:sz="3"/>
+          <w:right w:val="single" w:color="B9C2D4" w:sz="3"/>
+          <w:insideH w:val="single" w:color="B9C2D4" w:sz="3"/>
+          <w:insideV w:val="single" w:color="B9C2D4" w:sz="3"/>
+        </w:tblBorders>
+      </w:tblPr>
+      <w:tblGrid>
+        <w:gridCol w:w="3400"/>
+        <w:gridCol w:w="1500"/>
+        <w:gridCol w:w="1500"/>
+        <w:gridCol w:w="3918"/>
+      </w:tblGrid>
+      <w:tr>
+        <w:trPr>
+          <w:tblHeader/>
+        </w:trPr>
+        <w:tc>
+          <w:tcPr>
+            <w:tcW w:type="dxa" w:w="3400"/>
+            <w:shd w:fill="1D3567" w:color="auto" w:val="clear"/>
+            <w:tcMar>
+              <w:top w:type="dxa" w:w="80"/>
+              <w:left w:type="dxa" w:w="75"/>
+              <w:bottom w:type="dxa" w:w="80"/>
+              <w:right w:type="dxa" w:w="75"/>
+            </w:tcMar>
+            <w:vAlign w:val="center"/>
+          </w:tcPr>
+          <w:p>
+            <w:pPr>
+              <w:spacing w:after="12" w:before="12" w:line="205" w:lineRule="auto"/>
+              <w:jc w:val="center"/>
+            </w:pPr>
+            <w:r>
+              <w:rPr>
+                <w:rFonts w:ascii="맑은 고딕" w:cs="맑은 고딕" w:eastAsia="맑은 고딕" w:hAnsi="맑은 고딕"/>
+                <w:b/>
+                <w:bCs/>
+                <w:color w:val="FFFFFF"/>
+                <w:sz w:val="15"/>
+                <w:szCs w:val="15"/>
+              </w:rPr>
+              <w:t xml:space="preserve">품목</w:t>
+            </w:r>
+          </w:p>
+        </w:tc>
+        <w:tc>
+          <w:tcPr>
+            <w:tcW w:type="dxa" w:w="1500"/>
+            <w:shd w:fill="1D3567" w:color="auto" w:val="clear"/>
+            <w:tcMar>
+              <w:top w:type="dxa" w:w="80"/>
+              <w:left w:type="dxa" w:w="75"/>
+              <w:bottom w:type="dxa" w:w="80"/>
+              <w:right w:type="dxa" w:w="75"/>
+            </w:tcMar>
+            <w:vAlign w:val="center"/>
+          </w:tcPr>
+          <w:p>
+            <w:pPr>
+              <w:spacing w:after="12" w:before="12" w:line="205" w:lineRule="auto"/>
+              <w:jc w:val="center"/>
+            </w:pPr>
+            <w:r>
+              <w:rPr>
+                <w:rFonts w:ascii="맑은 고딕" w:cs="맑은 고딕" w:eastAsia="맑은 고딕" w:hAnsi="맑은 고딕"/>
+                <w:b/>
+                <w:bCs/>
+                <w:color w:val="FFFFFF"/>
+                <w:sz w:val="15"/>
+                <w:szCs w:val="15"/>
+              </w:rPr>
+              <w:t xml:space="preserve">외산 비중</w:t>
+            </w:r>
+          </w:p>
+        </w:tc>
+        <w:tc>
+          <w:tcPr>
+            <w:tcW w:type="dxa" w:w="1500"/>
+            <w:shd w:fill="1D3567" w:color="auto" w:val="clear"/>
+            <w:tcMar>
+              <w:top w:type="dxa" w:w="80"/>
+              <w:left w:type="dxa" w:w="75"/>
+              <w:bottom w:type="dxa" w:w="80"/>
+              <w:right w:type="dxa" w:w="75"/>
+            </w:tcMar>
+            <w:vAlign w:val="center"/>
+          </w:tcPr>
+          <w:p>
+            <w:pPr>
+              <w:spacing w:after="12" w:before="12" w:line="205" w:lineRule="auto"/>
+              <w:jc w:val="center"/>
+            </w:pPr>
+            <w:r>
+              <w:rPr>
+                <w:rFonts w:ascii="맑은 고딕" w:cs="맑은 고딕" w:eastAsia="맑은 고딕" w:hAnsi="맑은 고딕"/>
+                <w:b/>
+                <w:bCs/>
+                <w:color w:val="FFFFFF"/>
+                <w:sz w:val="15"/>
+                <w:szCs w:val="15"/>
+              </w:rPr>
+              <w:t xml:space="preserve">SDL 관련도</w:t>
+            </w:r>
+          </w:p>
+        </w:tc>
+        <w:tc>
+          <w:tcPr>
+            <w:tcW w:type="dxa" w:w="3918"/>
+            <w:shd w:fill="1D3567" w:color="auto" w:val="clear"/>
+            <w:tcMar>
+              <w:top w:type="dxa" w:w="80"/>
+              <w:left w:type="dxa" w:w="75"/>
+              <w:bottom w:type="dxa" w:w="80"/>
+              <w:right w:type="dxa" w:w="75"/>
+            </w:tcMar>
+            <w:vAlign w:val="center"/>
+          </w:tcPr>
+          <w:p>
+            <w:pPr>
+              <w:spacing w:after="12" w:before="12" w:line="205" w:lineRule="auto"/>
+              <w:jc w:val="center"/>
+            </w:pPr>
+            <w:r>
+              <w:rPr>
+                <w:rFonts w:ascii="맑은 고딕" w:cs="맑은 고딕" w:eastAsia="맑은 고딕" w:hAnsi="맑은 고딕"/>
+                <w:b/>
+                <w:bCs/>
+                <w:color w:val="FFFFFF"/>
+                <w:sz w:val="15"/>
+                <w:szCs w:val="15"/>
+              </w:rPr>
+              <w:t xml:space="preserve">자율실험에서의 역할</w:t>
+            </w:r>
+          </w:p>
+        </w:tc>
+      </w:tr>
+      <w:tr>
+        <w:trPr>
+          <w:cantSplit/>
+        </w:trPr>
+        <w:tc>
+          <w:tcPr>
+            <w:tcW w:type="dxa" w:w="3400"/>
+            <w:tcMar>
+              <w:top w:type="dxa" w:w="80"/>
+              <w:left w:type="dxa" w:w="75"/>
+              <w:bottom w:type="dxa" w:w="80"/>
+              <w:right w:type="dxa" w:w="75"/>
+            </w:tcMar>
+            <w:vAlign w:val="center"/>
+          </w:tcPr>
+          <w:p>
+            <w:pPr>
+              <w:spacing w:after="12" w:before="12" w:line="205" w:lineRule="auto"/>
+              <w:jc w:val="center"/>
+            </w:pPr>
+            <w:r>
+              <w:rPr>
+                <w:rFonts w:ascii="맑은 고딕" w:cs="맑은 고딕" w:eastAsia="맑은 고딕" w:hAnsi="맑은 고딕"/>
+                <w:b/>
+                <w:bCs/>
+                <w:color w:val="222222"/>
+                <w:sz w:val="15"/>
+                <w:szCs w:val="15"/>
+              </w:rPr>
+              <w:t xml:space="preserve">마이크로플레이트 리더</w:t>
+            </w:r>
+          </w:p>
+        </w:tc>
+        <w:tc>
+          <w:tcPr>
+            <w:tcW w:type="dxa" w:w="1500"/>
+            <w:tcMar>
+              <w:top w:type="dxa" w:w="80"/>
+              <w:left w:type="dxa" w:w="75"/>
+              <w:bottom w:type="dxa" w:w="80"/>
+              <w:right w:type="dxa" w:w="75"/>
+            </w:tcMar>
+            <w:vAlign w:val="center"/>
+          </w:tcPr>
+          <w:p>
+            <w:pPr>
+              <w:spacing w:after="12" w:before="12" w:line="205" w:lineRule="auto"/>
+              <w:jc w:val="left"/>
+            </w:pPr>
+            <w:r>
+              <w:rPr>
+                <w:rFonts w:ascii="맑은 고딕" w:cs="맑은 고딕" w:eastAsia="맑은 고딕" w:hAnsi="맑은 고딕"/>
+                <w:b/>
+                <w:bCs/>
+                <w:color w:val="222222"/>
+                <w:sz w:val="15"/>
+                <w:szCs w:val="15"/>
+              </w:rPr>
+              <w:t xml:space="preserve">100%</w:t>
+            </w:r>
+          </w:p>
+        </w:tc>
+        <w:tc>
+          <w:tcPr>
+            <w:tcW w:type="dxa" w:w="1500"/>
+            <w:tcMar>
+              <w:top w:type="dxa" w:w="80"/>
+              <w:left w:type="dxa" w:w="75"/>
+              <w:bottom w:type="dxa" w:w="80"/>
+              <w:right w:type="dxa" w:w="75"/>
+            </w:tcMar>
+            <w:vAlign w:val="center"/>
+          </w:tcPr>
+          <w:p>
+            <w:pPr>
+              <w:spacing w:after="12" w:before="12" w:line="205" w:lineRule="auto"/>
+              <w:jc w:val="left"/>
+            </w:pPr>
+            <w:r>
+              <w:rPr>
+                <w:rFonts w:ascii="맑은 고딕" w:cs="맑은 고딕" w:eastAsia="맑은 고딕" w:hAnsi="맑은 고딕"/>
+                <w:b w:val="false"/>
+                <w:bCs w:val="false"/>
+                <w:color w:val="222222"/>
+                <w:sz w:val="15"/>
+                <w:szCs w:val="15"/>
+              </w:rPr>
+              <w:t xml:space="preserve">★★★</w:t>
+            </w:r>
+          </w:p>
+        </w:tc>
+        <w:tc>
+          <w:tcPr>
+            <w:tcW w:type="dxa" w:w="3918"/>
+            <w:tcMar>
+              <w:top w:type="dxa" w:w="80"/>
+              <w:left w:type="dxa" w:w="75"/>
+              <w:bottom w:type="dxa" w:w="80"/>
+              <w:right w:type="dxa" w:w="75"/>
+            </w:tcMar>
+            <w:vAlign w:val="center"/>
+          </w:tcPr>
+          <w:p>
+            <w:pPr>
+              <w:spacing w:after="12" w:before="12" w:line="205" w:lineRule="auto"/>
+              <w:jc w:val="left"/>
+            </w:pPr>
+            <w:r>
+              <w:rPr>
+                <w:rFonts w:ascii="맑은 고딕" w:cs="맑은 고딕" w:eastAsia="맑은 고딕" w:hAnsi="맑은 고딕"/>
+                <w:b w:val="false"/>
+                <w:bCs w:val="false"/>
+                <w:color w:val="222222"/>
+                <w:sz w:val="15"/>
+                <w:szCs w:val="15"/>
+              </w:rPr>
+              <w:t xml:space="preserve">플레이트 기반 자동화의 판독 장비. 리퀴드핸들러가 분주하면 결과를 읽는 쪽이 이 장비다. </w:t>
+            </w:r>
+            <w:r>
+              <w:rPr>
+                <w:rFonts w:ascii="맑은 고딕" w:cs="맑은 고딕" w:eastAsia="맑은 고딕" w:hAnsi="맑은 고딕"/>
+                <w:b/>
+                <w:bCs/>
+                <w:color w:val="222222"/>
+                <w:sz w:val="15"/>
+                <w:szCs w:val="15"/>
+              </w:rPr>
+              <w:t xml:space="preserve">자율실험 폐루프에서 “분석” 단계를 담당</w:t>
+            </w:r>
+          </w:p>
+        </w:tc>
+      </w:tr>
+      <w:tr>
+        <w:trPr>
+          <w:cantSplit/>
+        </w:trPr>
+        <w:tc>
+          <w:tcPr>
+            <w:tcW w:type="dxa" w:w="3400"/>
+            <w:shd w:fill="F7F9FC" w:color="auto" w:val="clear"/>
+            <w:tcMar>
+              <w:top w:type="dxa" w:w="80"/>
+              <w:left w:type="dxa" w:w="75"/>
+              <w:bottom w:type="dxa" w:w="80"/>
+              <w:right w:type="dxa" w:w="75"/>
+            </w:tcMar>
+            <w:vAlign w:val="center"/>
+          </w:tcPr>
+          <w:p>
+            <w:pPr>
+              <w:spacing w:after="12" w:before="12" w:line="205" w:lineRule="auto"/>
+              <w:jc w:val="center"/>
+            </w:pPr>
+            <w:r>
+              <w:rPr>
+                <w:rFonts w:ascii="맑은 고딕" w:cs="맑은 고딕" w:eastAsia="맑은 고딕" w:hAnsi="맑은 고딕"/>
+                <w:b/>
+                <w:bCs/>
+                <w:color w:val="222222"/>
+                <w:sz w:val="15"/>
+                <w:szCs w:val="15"/>
+              </w:rPr>
+              <w:t xml:space="preserve">가스 크로마토그래피</w:t>
+            </w:r>
+          </w:p>
+        </w:tc>
+        <w:tc>
+          <w:tcPr>
+            <w:tcW w:type="dxa" w:w="1500"/>
+            <w:shd w:fill="F7F9FC" w:color="auto" w:val="clear"/>
+            <w:tcMar>
+              <w:top w:type="dxa" w:w="80"/>
+              <w:left w:type="dxa" w:w="75"/>
+              <w:bottom w:type="dxa" w:w="80"/>
+              <w:right w:type="dxa" w:w="75"/>
+            </w:tcMar>
+            <w:vAlign w:val="center"/>
+          </w:tcPr>
+          <w:p>
+            <w:pPr>
+              <w:spacing w:after="12" w:before="12" w:line="205" w:lineRule="auto"/>
+              <w:jc w:val="left"/>
+            </w:pPr>
+            <w:r>
+              <w:rPr>
+                <w:rFonts w:ascii="맑은 고딕" w:cs="맑은 고딕" w:eastAsia="맑은 고딕" w:hAnsi="맑은 고딕"/>
+                <w:b w:val="false"/>
+                <w:bCs w:val="false"/>
+                <w:color w:val="222222"/>
+                <w:sz w:val="15"/>
+                <w:szCs w:val="15"/>
+              </w:rPr>
+              <w:t xml:space="preserve">91.0%</w:t>
+            </w:r>
+          </w:p>
+        </w:tc>
+        <w:tc>
+          <w:tcPr>
+            <w:tcW w:type="dxa" w:w="1500"/>
+            <w:shd w:fill="F7F9FC" w:color="auto" w:val="clear"/>
+            <w:tcMar>
+              <w:top w:type="dxa" w:w="80"/>
+              <w:left w:type="dxa" w:w="75"/>
+              <w:bottom w:type="dxa" w:w="80"/>
+              <w:right w:type="dxa" w:w="75"/>
+            </w:tcMar>
+            <w:vAlign w:val="center"/>
+          </w:tcPr>
+          <w:p>
+            <w:pPr>
+              <w:spacing w:after="12" w:before="12" w:line="205" w:lineRule="auto"/>
+              <w:jc w:val="left"/>
+            </w:pPr>
+            <w:r>
+              <w:rPr>
+                <w:rFonts w:ascii="맑은 고딕" w:cs="맑은 고딕" w:eastAsia="맑은 고딕" w:hAnsi="맑은 고딕"/>
+                <w:b w:val="false"/>
+                <w:bCs w:val="false"/>
+                <w:color w:val="222222"/>
+                <w:sz w:val="15"/>
+                <w:szCs w:val="15"/>
+              </w:rPr>
+              <w:t xml:space="preserve">★★★</w:t>
+            </w:r>
+          </w:p>
+        </w:tc>
+        <w:tc>
+          <w:tcPr>
+            <w:tcW w:type="dxa" w:w="3918"/>
+            <w:shd w:fill="F7F9FC" w:color="auto" w:val="clear"/>
+            <w:tcMar>
+              <w:top w:type="dxa" w:w="80"/>
+              <w:left w:type="dxa" w:w="75"/>
+              <w:bottom w:type="dxa" w:w="80"/>
+              <w:right w:type="dxa" w:w="75"/>
+            </w:tcMar>
+            <w:vAlign w:val="center"/>
+          </w:tcPr>
+          <w:p>
+            <w:pPr>
+              <w:spacing w:after="12" w:before="12" w:line="205" w:lineRule="auto"/>
+              <w:jc w:val="left"/>
+            </w:pPr>
+            <w:r>
+              <w:rPr>
+                <w:rFonts w:ascii="맑은 고딕" w:cs="맑은 고딕" w:eastAsia="맑은 고딕" w:hAnsi="맑은 고딕"/>
+                <w:b w:val="false"/>
+                <w:bCs w:val="false"/>
+                <w:color w:val="222222"/>
+                <w:sz w:val="15"/>
+                <w:szCs w:val="15"/>
+              </w:rPr>
+              <w:t xml:space="preserve">자동 시료주입기와 결합해 무인 분석에 직결. 촉매·합성 워크플로의 표준 측정 장비</w:t>
+            </w:r>
+          </w:p>
+        </w:tc>
+      </w:tr>
+      <w:tr>
+        <w:trPr>
+          <w:cantSplit/>
+        </w:trPr>
+        <w:tc>
+          <w:tcPr>
+            <w:tcW w:type="dxa" w:w="3400"/>
+            <w:tcMar>
+              <w:top w:type="dxa" w:w="80"/>
+              <w:left w:type="dxa" w:w="75"/>
+              <w:bottom w:type="dxa" w:w="80"/>
+              <w:right w:type="dxa" w:w="75"/>
+            </w:tcMar>
+            <w:vAlign w:val="center"/>
+          </w:tcPr>
+          <w:p>
+            <w:pPr>
+              <w:spacing w:after="12" w:before="12" w:line="205" w:lineRule="auto"/>
+              <w:jc w:val="center"/>
+            </w:pPr>
+            <w:r>
+              <w:rPr>
+                <w:rFonts w:ascii="맑은 고딕" w:cs="맑은 고딕" w:eastAsia="맑은 고딕" w:hAnsi="맑은 고딕"/>
+                <w:b/>
+                <w:bCs/>
+                <w:color w:val="222222"/>
+                <w:sz w:val="15"/>
+                <w:szCs w:val="15"/>
+              </w:rPr>
+              <w:t xml:space="preserve">증류·농축기</w:t>
+            </w:r>
+          </w:p>
+        </w:tc>
+        <w:tc>
+          <w:tcPr>
+            <w:tcW w:type="dxa" w:w="1500"/>
+            <w:tcMar>
+              <w:top w:type="dxa" w:w="80"/>
+              <w:left w:type="dxa" w:w="75"/>
+              <w:bottom w:type="dxa" w:w="80"/>
+              <w:right w:type="dxa" w:w="75"/>
+            </w:tcMar>
+            <w:vAlign w:val="center"/>
+          </w:tcPr>
+          <w:p>
+            <w:pPr>
+              <w:spacing w:after="12" w:before="12" w:line="205" w:lineRule="auto"/>
+              <w:jc w:val="left"/>
+            </w:pPr>
+            <w:r>
+              <w:rPr>
+                <w:rFonts w:ascii="맑은 고딕" w:cs="맑은 고딕" w:eastAsia="맑은 고딕" w:hAnsi="맑은 고딕"/>
+                <w:b w:val="false"/>
+                <w:bCs w:val="false"/>
+                <w:color w:val="222222"/>
+                <w:sz w:val="15"/>
+                <w:szCs w:val="15"/>
+              </w:rPr>
+              <w:t xml:space="preserve">93.6%</w:t>
+            </w:r>
+          </w:p>
+        </w:tc>
+        <w:tc>
+          <w:tcPr>
+            <w:tcW w:type="dxa" w:w="1500"/>
+            <w:tcMar>
+              <w:top w:type="dxa" w:w="80"/>
+              <w:left w:type="dxa" w:w="75"/>
+              <w:bottom w:type="dxa" w:w="80"/>
+              <w:right w:type="dxa" w:w="75"/>
+            </w:tcMar>
+            <w:vAlign w:val="center"/>
+          </w:tcPr>
+          <w:p>
+            <w:pPr>
+              <w:spacing w:after="12" w:before="12" w:line="205" w:lineRule="auto"/>
+              <w:jc w:val="left"/>
+            </w:pPr>
+            <w:r>
+              <w:rPr>
+                <w:rFonts w:ascii="맑은 고딕" w:cs="맑은 고딕" w:eastAsia="맑은 고딕" w:hAnsi="맑은 고딕"/>
+                <w:b w:val="false"/>
+                <w:bCs w:val="false"/>
+                <w:color w:val="222222"/>
+                <w:sz w:val="15"/>
+                <w:szCs w:val="15"/>
+              </w:rPr>
+              <w:t xml:space="preserve">★★</w:t>
+            </w:r>
+          </w:p>
+        </w:tc>
+        <w:tc>
+          <w:tcPr>
+            <w:tcW w:type="dxa" w:w="3918"/>
+            <w:tcMar>
+              <w:top w:type="dxa" w:w="80"/>
+              <w:left w:type="dxa" w:w="75"/>
+              <w:bottom w:type="dxa" w:w="80"/>
+              <w:right w:type="dxa" w:w="75"/>
+            </w:tcMar>
+            <w:vAlign w:val="center"/>
+          </w:tcPr>
+          <w:p>
+            <w:pPr>
+              <w:spacing w:after="12" w:before="12" w:line="205" w:lineRule="auto"/>
+              <w:jc w:val="left"/>
+            </w:pPr>
+            <w:r>
+              <w:rPr>
+                <w:rFonts w:ascii="맑은 고딕" w:cs="맑은 고딕" w:eastAsia="맑은 고딕" w:hAnsi="맑은 고딕"/>
+                <w:b w:val="false"/>
+                <w:bCs w:val="false"/>
+                <w:color w:val="222222"/>
+                <w:sz w:val="15"/>
+                <w:szCs w:val="15"/>
+              </w:rPr>
+              <w:t xml:space="preserve">시료 전처리 자동화 구간</w:t>
+            </w:r>
+          </w:p>
+        </w:tc>
+      </w:tr>
+      <w:tr>
+        <w:trPr>
+          <w:cantSplit/>
+        </w:trPr>
+        <w:tc>
+          <w:tcPr>
+            <w:tcW w:type="dxa" w:w="3400"/>
+            <w:shd w:fill="F7F9FC" w:color="auto" w:val="clear"/>
+            <w:tcMar>
+              <w:top w:type="dxa" w:w="80"/>
+              <w:left w:type="dxa" w:w="75"/>
+              <w:bottom w:type="dxa" w:w="80"/>
+              <w:right w:type="dxa" w:w="75"/>
+            </w:tcMar>
+            <w:vAlign w:val="center"/>
+          </w:tcPr>
+          <w:p>
+            <w:pPr>
+              <w:spacing w:after="12" w:before="12" w:line="205" w:lineRule="auto"/>
+              <w:jc w:val="center"/>
+            </w:pPr>
+            <w:r>
+              <w:rPr>
+                <w:rFonts w:ascii="맑은 고딕" w:cs="맑은 고딕" w:eastAsia="맑은 고딕" w:hAnsi="맑은 고딕"/>
+                <w:b/>
+                <w:bCs/>
+                <w:color w:val="222222"/>
+                <w:sz w:val="15"/>
+                <w:szCs w:val="15"/>
+              </w:rPr>
+              <w:t xml:space="preserve">시료절편기</w:t>
+            </w:r>
+          </w:p>
+        </w:tc>
+        <w:tc>
+          <w:tcPr>
+            <w:tcW w:type="dxa" w:w="1500"/>
+            <w:shd w:fill="F7F9FC" w:color="auto" w:val="clear"/>
+            <w:tcMar>
+              <w:top w:type="dxa" w:w="80"/>
+              <w:left w:type="dxa" w:w="75"/>
+              <w:bottom w:type="dxa" w:w="80"/>
+              <w:right w:type="dxa" w:w="75"/>
+            </w:tcMar>
+            <w:vAlign w:val="center"/>
+          </w:tcPr>
+          <w:p>
+            <w:pPr>
+              <w:spacing w:after="12" w:before="12" w:line="205" w:lineRule="auto"/>
+              <w:jc w:val="left"/>
+            </w:pPr>
+            <w:r>
+              <w:rPr>
+                <w:rFonts w:ascii="맑은 고딕" w:cs="맑은 고딕" w:eastAsia="맑은 고딕" w:hAnsi="맑은 고딕"/>
+                <w:b w:val="false"/>
+                <w:bCs w:val="false"/>
+                <w:color w:val="222222"/>
+                <w:sz w:val="15"/>
+                <w:szCs w:val="15"/>
+              </w:rPr>
+              <w:t xml:space="preserve">95.8%</w:t>
+            </w:r>
+          </w:p>
+        </w:tc>
+        <w:tc>
+          <w:tcPr>
+            <w:tcW w:type="dxa" w:w="1500"/>
+            <w:shd w:fill="F7F9FC" w:color="auto" w:val="clear"/>
+            <w:tcMar>
+              <w:top w:type="dxa" w:w="80"/>
+              <w:left w:type="dxa" w:w="75"/>
+              <w:bottom w:type="dxa" w:w="80"/>
+              <w:right w:type="dxa" w:w="75"/>
+            </w:tcMar>
+            <w:vAlign w:val="center"/>
+          </w:tcPr>
+          <w:p>
+            <w:pPr>
+              <w:spacing w:after="12" w:before="12" w:line="205" w:lineRule="auto"/>
+              <w:jc w:val="left"/>
+            </w:pPr>
+            <w:r>
+              <w:rPr>
+                <w:rFonts w:ascii="맑은 고딕" w:cs="맑은 고딕" w:eastAsia="맑은 고딕" w:hAnsi="맑은 고딕"/>
+                <w:b w:val="false"/>
+                <w:bCs w:val="false"/>
+                <w:color w:val="222222"/>
+                <w:sz w:val="15"/>
+                <w:szCs w:val="15"/>
+              </w:rPr>
+              <w:t xml:space="preserve">★★</w:t>
+            </w:r>
+          </w:p>
+        </w:tc>
+        <w:tc>
+          <w:tcPr>
+            <w:tcW w:type="dxa" w:w="3918"/>
+            <w:shd w:fill="F7F9FC" w:color="auto" w:val="clear"/>
+            <w:tcMar>
+              <w:top w:type="dxa" w:w="80"/>
+              <w:left w:type="dxa" w:w="75"/>
+              <w:bottom w:type="dxa" w:w="80"/>
+              <w:right w:type="dxa" w:w="75"/>
+            </w:tcMar>
+            <w:vAlign w:val="center"/>
+          </w:tcPr>
+          <w:p>
+            <w:pPr>
+              <w:spacing w:after="12" w:before="12" w:line="205" w:lineRule="auto"/>
+              <w:jc w:val="left"/>
+            </w:pPr>
+            <w:r>
+              <w:rPr>
+                <w:rFonts w:ascii="맑은 고딕" w:cs="맑은 고딕" w:eastAsia="맑은 고딕" w:hAnsi="맑은 고딕"/>
+                <w:b w:val="false"/>
+                <w:bCs w:val="false"/>
+                <w:color w:val="222222"/>
+                <w:sz w:val="15"/>
+                <w:szCs w:val="15"/>
+              </w:rPr>
+              <w:t xml:space="preserve">시료 준비 자동화 구간</w:t>
+            </w:r>
+          </w:p>
+        </w:tc>
+      </w:tr>
+      <w:tr>
+        <w:trPr>
+          <w:cantSplit/>
+        </w:trPr>
+        <w:tc>
+          <w:tcPr>
+            <w:tcW w:type="dxa" w:w="3400"/>
+            <w:tcMar>
+              <w:top w:type="dxa" w:w="80"/>
+              <w:left w:type="dxa" w:w="75"/>
+              <w:bottom w:type="dxa" w:w="80"/>
+              <w:right w:type="dxa" w:w="75"/>
+            </w:tcMar>
+            <w:vAlign w:val="center"/>
+          </w:tcPr>
+          <w:p>
+            <w:pPr>
+              <w:spacing w:after="12" w:before="12" w:line="205" w:lineRule="auto"/>
+              <w:jc w:val="center"/>
+            </w:pPr>
+            <w:r>
+              <w:rPr>
+                <w:rFonts w:ascii="맑은 고딕" w:cs="맑은 고딕" w:eastAsia="맑은 고딕" w:hAnsi="맑은 고딕"/>
+                <w:b/>
+                <w:bCs/>
+                <w:color w:val="222222"/>
+                <w:sz w:val="15"/>
+                <w:szCs w:val="15"/>
+              </w:rPr>
+              <w:t xml:space="preserve">오실로스코프 · 스펙트럼 분석기</w:t>
+            </w:r>
+          </w:p>
+        </w:tc>
+        <w:tc>
+          <w:tcPr>
+            <w:tcW w:type="dxa" w:w="1500"/>
+            <w:tcMar>
+              <w:top w:type="dxa" w:w="80"/>
+              <w:left w:type="dxa" w:w="75"/>
+              <w:bottom w:type="dxa" w:w="80"/>
+              <w:right w:type="dxa" w:w="75"/>
+            </w:tcMar>
+            <w:vAlign w:val="center"/>
+          </w:tcPr>
+          <w:p>
+            <w:pPr>
+              <w:spacing w:after="12" w:before="12" w:line="205" w:lineRule="auto"/>
+              <w:jc w:val="left"/>
+            </w:pPr>
+            <w:r>
+              <w:rPr>
+                <w:rFonts w:ascii="맑은 고딕" w:cs="맑은 고딕" w:eastAsia="맑은 고딕" w:hAnsi="맑은 고딕"/>
+                <w:b/>
+                <w:bCs/>
+                <w:color w:val="222222"/>
+                <w:sz w:val="15"/>
+                <w:szCs w:val="15"/>
+              </w:rPr>
+              <w:t xml:space="preserve">100%</w:t>
+            </w:r>
+          </w:p>
+        </w:tc>
+        <w:tc>
+          <w:tcPr>
+            <w:tcW w:type="dxa" w:w="1500"/>
+            <w:tcMar>
+              <w:top w:type="dxa" w:w="80"/>
+              <w:left w:type="dxa" w:w="75"/>
+              <w:bottom w:type="dxa" w:w="80"/>
+              <w:right w:type="dxa" w:w="75"/>
+            </w:tcMar>
+            <w:vAlign w:val="center"/>
+          </w:tcPr>
+          <w:p>
+            <w:pPr>
+              <w:spacing w:after="12" w:before="12" w:line="205" w:lineRule="auto"/>
+              <w:jc w:val="left"/>
+            </w:pPr>
+            <w:r>
+              <w:rPr>
+                <w:rFonts w:ascii="맑은 고딕" w:cs="맑은 고딕" w:eastAsia="맑은 고딕" w:hAnsi="맑은 고딕"/>
+                <w:b w:val="false"/>
+                <w:bCs w:val="false"/>
+                <w:color w:val="222222"/>
+                <w:sz w:val="15"/>
+                <w:szCs w:val="15"/>
+              </w:rPr>
+              <w:t xml:space="preserve">★</w:t>
+            </w:r>
+          </w:p>
+        </w:tc>
+        <w:tc>
+          <w:tcPr>
+            <w:tcW w:type="dxa" w:w="3918"/>
+            <w:tcMar>
+              <w:top w:type="dxa" w:w="80"/>
+              <w:left w:type="dxa" w:w="75"/>
+              <w:bottom w:type="dxa" w:w="80"/>
+              <w:right w:type="dxa" w:w="75"/>
+            </w:tcMar>
+            <w:vAlign w:val="center"/>
+          </w:tcPr>
+          <w:p>
+            <w:pPr>
+              <w:spacing w:after="12" w:before="12" w:line="205" w:lineRule="auto"/>
+              <w:jc w:val="left"/>
+            </w:pPr>
+            <w:r>
+              <w:rPr>
+                <w:rFonts w:ascii="맑은 고딕" w:cs="맑은 고딕" w:eastAsia="맑은 고딕" w:hAnsi="맑은 고딕"/>
+                <w:b w:val="false"/>
+                <w:bCs w:val="false"/>
+                <w:color w:val="222222"/>
+                <w:sz w:val="15"/>
+                <w:szCs w:val="15"/>
+              </w:rPr>
+              <w:t xml:space="preserve">전자·물성 측정. 소재 자율실험에서 사용</w:t>
+            </w:r>
+          </w:p>
+        </w:tc>
+      </w:tr>
+    </w:tbl>
+    <w:tbl>
+      <w:tblPr>
+        <w:tblW w:type="dxa" w:w="10319"/>
+        <w:tblBorders>
+          <w:top w:val="none"/>
+          <w:left w:val="single" w:color="1D3567" w:sz="14"/>
+          <w:bottom w:val="none"/>
+          <w:right w:val="none"/>
+          <w:insideH w:val="none"/>
+          <w:insideV w:val="none"/>
+        </w:tblBorders>
+      </w:tblPr>
+      <w:tblGrid>
+        <w:gridCol w:w="10319"/>
+      </w:tblGrid>
+      <w:tr>
+        <w:tc>
+          <w:tcPr>
+            <w:tcW w:type="dxa" w:w="10319"/>
+            <w:shd w:fill="F7F9FC" w:color="auto" w:val="clear"/>
+            <w:tcMar>
+              <w:top w:type="dxa" w:w="100"/>
+              <w:left w:type="dxa" w:w="170"/>
+              <w:bottom w:type="dxa" w:w="100"/>
+              <w:right w:type="dxa" w:w="140"/>
+            </w:tcMar>
+          </w:tcPr>
+          <w:p>
+            <w:pPr>
+              <w:spacing w:line="215" w:lineRule="auto"/>
+            </w:pPr>
+            <w:r>
+              <w:rPr>
+                <w:rFonts w:ascii="맑은 고딕" w:cs="맑은 고딕" w:eastAsia="맑은 고딕" w:hAnsi="맑은 고딕"/>
+                <w:b/>
+                <w:bCs/>
+                <w:color w:val="222222"/>
+                <w:sz w:val="16"/>
+                <w:szCs w:val="16"/>
+              </w:rPr>
+              <w:t xml:space="preserve">인용 포인트</w:t>
+            </w:r>
+            <w:r>
+              <w:rPr>
+                <w:rFonts w:ascii="맑은 고딕" w:cs="맑은 고딕" w:eastAsia="맑은 고딕" w:hAnsi="맑은 고딕"/>
+                <w:b w:val="false"/>
+                <w:bCs w:val="false"/>
+                <w:color w:val="222222"/>
+                <w:sz w:val="16"/>
+                <w:szCs w:val="16"/>
+              </w:rPr>
+              <w:t xml:space="preserve"> — “연구장비 90% 외산”보다 </w:t>
+            </w:r>
+            <w:r>
+              <w:rPr>
+                <w:rFonts w:ascii="맑은 고딕" w:cs="맑은 고딕" w:eastAsia="맑은 고딕" w:hAnsi="맑은 고딕"/>
+                <w:b/>
+                <w:bCs/>
+                <w:color w:val="222222"/>
+                <w:sz w:val="16"/>
+                <w:szCs w:val="16"/>
+              </w:rPr>
+              <w:t xml:space="preserve">“자율실험의 판독 장비인 마이크로플레이트 리더는 100% 외산”</w:t>
+            </w:r>
+            <w:r>
+              <w:rPr>
+                <w:rFonts w:ascii="맑은 고딕" w:cs="맑은 고딕" w:eastAsia="맑은 고딕" w:hAnsi="맑은 고딕"/>
+                <w:b w:val="false"/>
+                <w:bCs w:val="false"/>
+                <w:color w:val="222222"/>
+                <w:sz w:val="16"/>
+                <w:szCs w:val="16"/>
+              </w:rPr>
+              <w:t xml:space="preserve"> 이 훨씬 강하다. 품목이 특정되고, 자율실험과의 연결이 자명하며, 정부 통계가 출처이기 때문이다.</w:t>
+            </w:r>
+          </w:p>
+        </w:tc>
+      </w:tr>
+    </w:tbl>
+    <w:p>
+      <w:pPr>
+        <w:spacing w:after="80" w:before="280"/>
+      </w:pPr>
+      <w:r>
+        <w:rPr>
+          <w:rFonts w:ascii="맑은 고딕" w:cs="맑은 고딕" w:eastAsia="맑은 고딕" w:hAnsi="맑은 고딕"/>
+          <w:b/>
+          <w:bCs/>
+          <w:color w:val="2E7D32"/>
+          <w:sz w:val="18"/>
+          <w:szCs w:val="18"/>
+        </w:rPr>
+        <w:t xml:space="preserve">2. 자동화 전용 장비 — 리퀴드핸들러와 로봇팔</w:t>
+      </w:r>
+    </w:p>
+    <w:tbl>
+      <w:tblPr>
+        <w:tblW w:type="dxa" w:w="10318"/>
+        <w:tblBorders>
+          <w:top w:val="single" w:color="B9C2D4" w:sz="3"/>
+          <w:left w:val="single" w:color="B9C2D4" w:sz="3"/>
+          <w:bottom w:val="single" w:color="B9C2D4" w:sz="3"/>
+          <w:right w:val="single" w:color="B9C2D4" w:sz="3"/>
+          <w:insideH w:val="single" w:color="B9C2D4" w:sz="3"/>
+          <w:insideV w:val="single" w:color="B9C2D4" w:sz="3"/>
+        </w:tblBorders>
+      </w:tblPr>
+      <w:tblGrid>
+        <w:gridCol w:w="2200"/>
+        <w:gridCol w:w="8118"/>
+      </w:tblGrid>
+      <w:tr>
+        <w:trPr>
+          <w:tblHeader/>
+        </w:trPr>
+        <w:tc>
+          <w:tcPr>
+            <w:tcW w:type="dxa" w:w="2200"/>
+            <w:shd w:fill="1D3567" w:color="auto" w:val="clear"/>
+            <w:tcMar>
+              <w:top w:type="dxa" w:w="80"/>
+              <w:left w:type="dxa" w:w="75"/>
+              <w:bottom w:type="dxa" w:w="80"/>
+              <w:right w:type="dxa" w:w="75"/>
+            </w:tcMar>
+            <w:vAlign w:val="center"/>
+          </w:tcPr>
+          <w:p>
+            <w:pPr>
+              <w:spacing w:after="12" w:before="12" w:line="205" w:lineRule="auto"/>
+              <w:jc w:val="center"/>
+            </w:pPr>
+            <w:r>
+              <w:rPr>
+                <w:rFonts w:ascii="맑은 고딕" w:cs="맑은 고딕" w:eastAsia="맑은 고딕" w:hAnsi="맑은 고딕"/>
+                <w:b/>
+                <w:bCs/>
+                <w:color w:val="FFFFFF"/>
+                <w:sz w:val="15"/>
+                <w:szCs w:val="15"/>
+              </w:rPr>
+              <w:t xml:space="preserve">품목</w:t>
+            </w:r>
+          </w:p>
+        </w:tc>
+        <w:tc>
+          <w:tcPr>
+            <w:tcW w:type="dxa" w:w="8118"/>
+            <w:shd w:fill="1D3567" w:color="auto" w:val="clear"/>
+            <w:tcMar>
+              <w:top w:type="dxa" w:w="80"/>
+              <w:left w:type="dxa" w:w="75"/>
+              <w:bottom w:type="dxa" w:w="80"/>
+              <w:right w:type="dxa" w:w="75"/>
+            </w:tcMar>
+            <w:vAlign w:val="center"/>
+          </w:tcPr>
+          <w:p>
+            <w:pPr>
+              <w:spacing w:after="12" w:before="12" w:line="205" w:lineRule="auto"/>
+              <w:jc w:val="center"/>
+            </w:pPr>
+            <w:r>
+              <w:rPr>
+                <w:rFonts w:ascii="맑은 고딕" w:cs="맑은 고딕" w:eastAsia="맑은 고딕" w:hAnsi="맑은 고딕"/>
+                <w:b/>
+                <w:bCs/>
+                <w:color w:val="FFFFFF"/>
+                <w:sz w:val="15"/>
+                <w:szCs w:val="15"/>
+              </w:rPr>
+              <w:t xml:space="preserve">현황</w:t>
+            </w:r>
+          </w:p>
+        </w:tc>
+      </w:tr>
+      <w:tr>
+        <w:trPr>
+          <w:cantSplit/>
+        </w:trPr>
+        <w:tc>
+          <w:tcPr>
+            <w:tcW w:type="dxa" w:w="2200"/>
+            <w:tcMar>
+              <w:top w:type="dxa" w:w="80"/>
+              <w:left w:type="dxa" w:w="75"/>
+              <w:bottom w:type="dxa" w:w="80"/>
+              <w:right w:type="dxa" w:w="75"/>
+            </w:tcMar>
+            <w:vAlign w:val="center"/>
+          </w:tcPr>
+          <w:p>
+            <w:pPr>
+              <w:spacing w:after="12" w:before="12" w:line="205" w:lineRule="auto"/>
+              <w:jc w:val="center"/>
+            </w:pPr>
+            <w:r>
+              <w:rPr>
+                <w:rFonts w:ascii="맑은 고딕" w:cs="맑은 고딕" w:eastAsia="맑은 고딕" w:hAnsi="맑은 고딕"/>
+                <w:b/>
+                <w:bCs/>
+                <w:color w:val="222222"/>
+                <w:sz w:val="15"/>
+                <w:szCs w:val="15"/>
+              </w:rPr>
+              <w:t xml:space="preserve">리퀴드핸들러
+(자동분주기)</w:t>
+            </w:r>
+          </w:p>
+        </w:tc>
+        <w:tc>
+          <w:tcPr>
+            <w:tcW w:type="dxa" w:w="8118"/>
+            <w:tcMar>
+              <w:top w:type="dxa" w:w="80"/>
+              <w:left w:type="dxa" w:w="75"/>
+              <w:bottom w:type="dxa" w:w="80"/>
+              <w:right w:type="dxa" w:w="75"/>
+            </w:tcMar>
+            <w:vAlign w:val="center"/>
+          </w:tcPr>
+          <w:p>
+            <w:pPr>
+              <w:spacing w:after="12" w:before="12" w:line="205" w:lineRule="auto"/>
+              <w:jc w:val="left"/>
+            </w:pPr>
+            <w:hyperlink w:history="1" r:id="rIdxwbt_ipclds0lbusoemr3">
+              <w:r>
+                <w:rPr>
+                  <w:rFonts w:ascii="맑은 고딕" w:cs="맑은 고딕" w:eastAsia="맑은 고딕" w:hAnsi="맑은 고딕"/>
+                  <w:b w:val="false"/>
+                  <w:bCs w:val="false"/>
+                  <w:color w:val="1B54B5"/>
+                  <w:sz w:val="15"/>
+                  <w:szCs w:val="15"/>
+                  <w:u w:val="single"/>
+                </w:rPr>
+                <w:t xml:space="preserve">글로벌 상위 5개사(Agilent·Beckman Coulter·Eppendorf·Hamilton·Thermo Fisher)가 모두 외산</w:t>
+              </w:r>
+            </w:hyperlink>
+            <w:r>
+              <w:rPr>
+                <w:rFonts w:ascii="맑은 고딕" w:cs="맑은 고딕" w:eastAsia="맑은 고딕" w:hAnsi="맑은 고딕"/>
+                <w:b w:val="false"/>
+                <w:bCs w:val="false"/>
+                <w:color w:val="222222"/>
+                <w:sz w:val="15"/>
+                <w:szCs w:val="15"/>
+              </w:rPr>
+              <w:t xml:space="preserve">. </w:t>
+            </w:r>
+            <w:hyperlink w:history="1" r:id="rIdxjmzajmot8dkfrse68s9a">
+              <w:r>
+                <w:rPr>
+                  <w:rFonts w:ascii="맑은 고딕" w:cs="맑은 고딕" w:eastAsia="맑은 고딕" w:hAnsi="맑은 고딕"/>
+                  <w:b w:val="false"/>
+                  <w:bCs w:val="false"/>
+                  <w:color w:val="1B54B5"/>
+                  <w:sz w:val="15"/>
+                  <w:szCs w:val="15"/>
+                  <w:u w:val="single"/>
+                </w:rPr>
+                <w:t xml:space="preserve">국내에서는 2021년 설립된 에이블랩스가 “유일하게 액체 핸들링 자동화 로봇을 만들었다”</w:t>
+              </w:r>
+            </w:hyperlink>
+            <w:r>
+              <w:rPr>
+                <w:rFonts w:ascii="맑은 고딕" w:cs="맑은 고딕" w:eastAsia="맑은 고딕" w:hAnsi="맑은 고딕"/>
+                <w:b w:val="false"/>
+                <w:bCs w:val="false"/>
+                <w:color w:val="222222"/>
+                <w:sz w:val="15"/>
+                <w:szCs w:val="15"/>
+              </w:rPr>
+              <w:t xml:space="preserve">고 밝힌다 — 그 전까지는 사실상 100% 외산이었다는 뜻. </w:t>
+            </w:r>
+            <w:hyperlink w:history="1" r:id="rIdm3zfzkvmdmcvlaijtzfal">
+              <w:r>
+                <w:rPr>
+                  <w:rFonts w:ascii="맑은 고딕" w:cs="맑은 고딕" w:eastAsia="맑은 고딕" w:hAnsi="맑은 고딕"/>
+                  <w:b w:val="false"/>
+                  <w:bCs w:val="false"/>
+                  <w:color w:val="1B54B5"/>
+                  <w:sz w:val="15"/>
+                  <w:szCs w:val="15"/>
+                  <w:u w:val="single"/>
+                </w:rPr>
+                <w:t xml:space="preserve">한국 시장은 2025년 2,350만 달러</w:t>
+              </w:r>
+            </w:hyperlink>
+            <w:r>
+              <w:rPr>
+                <w:rFonts w:ascii="맑은 고딕" w:cs="맑은 고딕" w:eastAsia="맑은 고딕" w:hAnsi="맑은 고딕"/>
+                <w:b w:val="false"/>
+                <w:bCs w:val="false"/>
+                <w:color w:val="222222"/>
+                <w:sz w:val="15"/>
+                <w:szCs w:val="15"/>
+              </w:rPr>
+              <w:t xml:space="preserve">, 국산·외산 분리 점유율 통계는 없다</w:t>
+            </w:r>
+          </w:p>
+        </w:tc>
+      </w:tr>
+      <w:tr>
+        <w:trPr>
+          <w:cantSplit/>
+        </w:trPr>
+        <w:tc>
+          <w:tcPr>
+            <w:tcW w:type="dxa" w:w="2200"/>
+            <w:shd w:fill="F7F9FC" w:color="auto" w:val="clear"/>
+            <w:tcMar>
+              <w:top w:type="dxa" w:w="80"/>
+              <w:left w:type="dxa" w:w="75"/>
+              <w:bottom w:type="dxa" w:w="80"/>
+              <w:right w:type="dxa" w:w="75"/>
+            </w:tcMar>
+            <w:vAlign w:val="center"/>
+          </w:tcPr>
+          <w:p>
+            <w:pPr>
+              <w:spacing w:after="12" w:before="12" w:line="205" w:lineRule="auto"/>
+              <w:jc w:val="center"/>
+            </w:pPr>
+            <w:r>
+              <w:rPr>
+                <w:rFonts w:ascii="맑은 고딕" w:cs="맑은 고딕" w:eastAsia="맑은 고딕" w:hAnsi="맑은 고딕"/>
+                <w:b/>
+                <w:bCs/>
+                <w:color w:val="222222"/>
+                <w:sz w:val="15"/>
+                <w:szCs w:val="15"/>
+              </w:rPr>
+              <w:t xml:space="preserve">로봇팔
+(협동로봇)</w:t>
+            </w:r>
+          </w:p>
+        </w:tc>
+        <w:tc>
+          <w:tcPr>
+            <w:tcW w:type="dxa" w:w="8118"/>
+            <w:shd w:fill="F7F9FC" w:color="auto" w:val="clear"/>
+            <w:tcMar>
+              <w:top w:type="dxa" w:w="80"/>
+              <w:left w:type="dxa" w:w="75"/>
+              <w:bottom w:type="dxa" w:w="80"/>
+              <w:right w:type="dxa" w:w="75"/>
+            </w:tcMar>
+            <w:vAlign w:val="center"/>
+          </w:tcPr>
+          <w:p>
+            <w:pPr>
+              <w:spacing w:after="12" w:before="12" w:line="205" w:lineRule="auto"/>
+              <w:jc w:val="left"/>
+            </w:pPr>
+            <w:r>
+              <w:rPr>
+                <w:rFonts w:ascii="맑은 고딕" w:cs="맑은 고딕" w:eastAsia="맑은 고딕" w:hAnsi="맑은 고딕"/>
+                <w:b/>
+                <w:bCs/>
+                <w:color w:val="222222"/>
+                <w:sz w:val="15"/>
+                <w:szCs w:val="15"/>
+              </w:rPr>
+              <w:t xml:space="preserve">여기는 국내 역량이 있다.</w:t>
+            </w:r>
+            <w:r>
+              <w:rPr>
+                <w:rFonts w:ascii="맑은 고딕" w:cs="맑은 고딕" w:eastAsia="맑은 고딕" w:hAnsi="맑은 고딕"/>
+                <w:b w:val="false"/>
+                <w:bCs w:val="false"/>
+                <w:color w:val="222222"/>
+                <w:sz w:val="15"/>
+                <w:szCs w:val="15"/>
+              </w:rPr>
+              <w:t xml:space="preserve"> </w:t>
+            </w:r>
+            <w:hyperlink w:history="1" r:id="rIdvpjf9cf9soqdmh6nbsz7x">
+              <w:r>
+                <w:rPr>
+                  <w:rFonts w:ascii="맑은 고딕" w:cs="맑은 고딕" w:eastAsia="맑은 고딕" w:hAnsi="맑은 고딕"/>
+                  <w:b w:val="false"/>
+                  <w:bCs w:val="false"/>
+                  <w:color w:val="1B54B5"/>
+                  <w:sz w:val="15"/>
+                  <w:szCs w:val="15"/>
+                  <w:u w:val="single"/>
+                </w:rPr>
+                <w:t xml:space="preserve">로봇밀도 1,012대로 세계 최고 수준</w:t>
+              </w:r>
+            </w:hyperlink>
+            <w:r>
+              <w:rPr>
+                <w:rFonts w:ascii="맑은 고딕" w:cs="맑은 고딕" w:eastAsia="맑은 고딕" w:hAnsi="맑은 고딕"/>
+                <w:b w:val="false"/>
+                <w:bCs w:val="false"/>
+                <w:color w:val="222222"/>
+                <w:sz w:val="15"/>
+                <w:szCs w:val="15"/>
+              </w:rPr>
+              <w:t xml:space="preserve">, </w:t>
+            </w:r>
+            <w:hyperlink w:history="1" r:id="rIdcf4siwgfni6p-ey8wti-h">
+              <w:r>
+                <w:rPr>
+                  <w:rFonts w:ascii="맑은 고딕" w:cs="맑은 고딕" w:eastAsia="맑은 고딕" w:hAnsi="맑은 고딕"/>
+                  <w:b w:val="false"/>
+                  <w:bCs w:val="false"/>
+                  <w:color w:val="1B54B5"/>
+                  <w:sz w:val="15"/>
+                  <w:szCs w:val="15"/>
+                  <w:u w:val="single"/>
+                </w:rPr>
+                <w:t xml:space="preserve">두산로보틱스는 중국 제외 글로벌 4위권이면서 국내 1위</w:t>
+              </w:r>
+            </w:hyperlink>
+            <w:r>
+              <w:rPr>
+                <w:rFonts w:ascii="맑은 고딕" w:cs="맑은 고딕" w:eastAsia="맑은 고딕" w:hAnsi="맑은 고딕"/>
+                <w:b w:val="false"/>
+                <w:bCs w:val="false"/>
+                <w:color w:val="222222"/>
+                <w:sz w:val="15"/>
+                <w:szCs w:val="15"/>
+              </w:rPr>
+              <w:t xml:space="preserve">(</w:t>
+            </w:r>
+            <w:hyperlink w:history="1" r:id="rIdvozzp1yc8qhn6dsyvb0co">
+              <w:r>
+                <w:rPr>
+                  <w:rFonts w:ascii="맑은 고딕" w:cs="맑은 고딕" w:eastAsia="맑은 고딕" w:hAnsi="맑은 고딕"/>
+                  <w:b w:val="false"/>
+                  <w:bCs w:val="false"/>
+                  <w:color w:val="1B54B5"/>
+                  <w:sz w:val="15"/>
+                  <w:szCs w:val="15"/>
+                  <w:u w:val="single"/>
+                </w:rPr>
+                <w:t xml:space="preserve">글로벌 1위는 덴마크 유니버설로봇</w:t>
+              </w:r>
+            </w:hyperlink>
+            <w:r>
+              <w:rPr>
+                <w:rFonts w:ascii="맑은 고딕" w:cs="맑은 고딕" w:eastAsia="맑은 고딕" w:hAnsi="맑은 고딕"/>
+                <w:b w:val="false"/>
+                <w:bCs w:val="false"/>
+                <w:color w:val="222222"/>
+                <w:sz w:val="15"/>
+                <w:szCs w:val="15"/>
+              </w:rPr>
+              <w:t xml:space="preserve">). “장비가 다 외산”이라고 쓰면 이 대목에서 반박당한다</w:t>
+            </w:r>
+          </w:p>
+        </w:tc>
+      </w:tr>
+      <w:tr>
+        <w:trPr>
+          <w:cantSplit/>
+        </w:trPr>
+        <w:tc>
+          <w:tcPr>
+            <w:tcW w:type="dxa" w:w="2200"/>
+            <w:tcMar>
+              <w:top w:type="dxa" w:w="80"/>
+              <w:left w:type="dxa" w:w="75"/>
+              <w:bottom w:type="dxa" w:w="80"/>
+              <w:right w:type="dxa" w:w="75"/>
+            </w:tcMar>
+            <w:vAlign w:val="center"/>
+          </w:tcPr>
+          <w:p>
+            <w:pPr>
+              <w:spacing w:after="12" w:before="12" w:line="205" w:lineRule="auto"/>
+              <w:jc w:val="center"/>
+            </w:pPr>
+            <w:r>
+              <w:rPr>
+                <w:rFonts w:ascii="맑은 고딕" w:cs="맑은 고딕" w:eastAsia="맑은 고딕" w:hAnsi="맑은 고딕"/>
+                <w:b/>
+                <w:bCs/>
+                <w:color w:val="222222"/>
+                <w:sz w:val="15"/>
+                <w:szCs w:val="15"/>
+              </w:rPr>
+              <w:t xml:space="preserve">분석기기 전반</w:t>
+            </w:r>
+          </w:p>
+        </w:tc>
+        <w:tc>
+          <w:tcPr>
+            <w:tcW w:type="dxa" w:w="8118"/>
+            <w:tcMar>
+              <w:top w:type="dxa" w:w="80"/>
+              <w:left w:type="dxa" w:w="75"/>
+              <w:bottom w:type="dxa" w:w="80"/>
+              <w:right w:type="dxa" w:w="75"/>
+            </w:tcMar>
+            <w:vAlign w:val="center"/>
+          </w:tcPr>
+          <w:p>
+            <w:pPr>
+              <w:spacing w:after="12" w:before="12" w:line="205" w:lineRule="auto"/>
+              <w:jc w:val="left"/>
+            </w:pPr>
+            <w:hyperlink w:history="1" r:id="rId_-wy0_53crkxu2aut1dty">
+              <w:r>
+                <w:rPr>
+                  <w:rFonts w:ascii="맑은 고딕" w:cs="맑은 고딕" w:eastAsia="맑은 고딕" w:hAnsi="맑은 고딕"/>
+                  <w:b w:val="false"/>
+                  <w:bCs w:val="false"/>
+                  <w:color w:val="1B54B5"/>
+                  <w:sz w:val="15"/>
+                  <w:szCs w:val="15"/>
+                  <w:u w:val="single"/>
+                </w:rPr>
+                <w:t xml:space="preserve">글로벌 상위 5개사(Agilent·Thermo Fisher·Shimadzu·Danaher·Waters)가 2025년 매출의 약 45%</w:t>
+              </w:r>
+            </w:hyperlink>
+            <w:r>
+              <w:rPr>
+                <w:rFonts w:ascii="맑은 고딕" w:cs="맑은 고딕" w:eastAsia="맑은 고딕" w:hAnsi="맑은 고딕"/>
+                <w:b w:val="false"/>
+                <w:bCs w:val="false"/>
+                <w:color w:val="222222"/>
+                <w:sz w:val="15"/>
+                <w:szCs w:val="15"/>
+              </w:rPr>
+              <w:t xml:space="preserve">를 차지. 한국 시장 내 국산 비중을 집계한 자료는 없다</w:t>
+            </w:r>
+          </w:p>
+        </w:tc>
+      </w:tr>
+    </w:tbl>
+    <w:p>
+      <w:pPr>
+        <w:spacing w:after="80" w:before="280"/>
+      </w:pPr>
+      <w:r>
+        <w:rPr>
+          <w:rFonts w:ascii="맑은 고딕" w:cs="맑은 고딕" w:eastAsia="맑은 고딕" w:hAnsi="맑은 고딕"/>
+          <w:b/>
+          <w:bCs/>
+          <w:color w:val="2E7D32"/>
+          <w:sz w:val="18"/>
+          <w:szCs w:val="18"/>
+        </w:rPr>
+        <w:t xml:space="preserve">3. 가장 강한 한 줄 — 개발률 36.4% vs 도입률 1%</w:t>
+      </w:r>
+    </w:p>
+    <w:tbl>
+      <w:tblPr>
+        <w:tblW w:type="dxa" w:w="10319"/>
+        <w:tblBorders>
+          <w:top w:val="none"/>
+          <w:left w:val="single" w:color="1D3567" w:sz="14"/>
+          <w:bottom w:val="none"/>
+          <w:right w:val="none"/>
+          <w:insideH w:val="none"/>
+          <w:insideV w:val="none"/>
+        </w:tblBorders>
+      </w:tblPr>
+      <w:tblGrid>
+        <w:gridCol w:w="10319"/>
+      </w:tblGrid>
+      <w:tr>
+        <w:tc>
+          <w:tcPr>
+            <w:tcW w:type="dxa" w:w="10319"/>
+            <w:shd w:fill="F7F9FC" w:color="auto" w:val="clear"/>
+            <w:tcMar>
+              <w:top w:type="dxa" w:w="100"/>
+              <w:left w:type="dxa" w:w="170"/>
+              <w:bottom w:type="dxa" w:w="100"/>
+              <w:right w:type="dxa" w:w="140"/>
+            </w:tcMar>
+          </w:tcPr>
+          <w:p>
+            <w:pPr>
+              <w:spacing w:line="215" w:lineRule="auto"/>
+            </w:pPr>
+            <w:hyperlink w:history="1" r:id="rIdrrmag3i87f1xcxp2jjb9x">
+              <w:r>
+                <w:rPr>
+                  <w:rFonts w:ascii="맑은 고딕" w:cs="맑은 고딕" w:eastAsia="맑은 고딕" w:hAnsi="맑은 고딕"/>
+                  <w:b w:val="false"/>
+                  <w:bCs w:val="false"/>
+                  <w:color w:val="1B54B5"/>
+                  <w:sz w:val="16"/>
+                  <w:szCs w:val="16"/>
+                  <w:u w:val="single"/>
+                </w:rPr>
+                <w:t xml:space="preserve">국내 바이오장비 개발률은 36.4%인데, 연구현장의 국산 장비 실제 도입률은 1%</w:t>
+              </w:r>
+            </w:hyperlink>
+            <w:r>
+              <w:rPr>
+                <w:rFonts w:ascii="맑은 고딕" w:cs="맑은 고딕" w:eastAsia="맑은 고딕" w:hAnsi="맑은 고딕"/>
+                <w:b w:val="false"/>
+                <w:bCs w:val="false"/>
+                <w:color w:val="222222"/>
+                <w:sz w:val="16"/>
+                <w:szCs w:val="16"/>
+              </w:rPr>
+              <w:t xml:space="preserve">다.</w:t>
+            </w:r>
+          </w:p>
+        </w:tc>
+      </w:tr>
+    </w:tbl>
+    <w:p>
+      <w:pPr>
+        <w:spacing w:after="40" w:before="40" w:line="215" w:lineRule="auto"/>
+      </w:pPr>
+      <w:r>
+        <w:rPr>
+          <w:rFonts w:ascii="맑은 고딕" w:cs="맑은 고딕" w:eastAsia="맑은 고딕" w:hAnsi="맑은 고딕"/>
+          <w:b w:val="false"/>
+          <w:bCs w:val="false"/>
+          <w:color w:val="222222"/>
+          <w:sz w:val="16"/>
+          <w:szCs w:val="16"/>
+        </w:rPr>
+        <w:t xml:space="preserve">“못 만든다”가 아니라 </w:t>
+      </w:r>
+      <w:r>
+        <w:rPr>
+          <w:rFonts w:ascii="맑은 고딕" w:cs="맑은 고딕" w:eastAsia="맑은 고딕" w:hAnsi="맑은 고딕"/>
+          <w:b/>
+          <w:bCs/>
+          <w:color w:val="222222"/>
+          <w:sz w:val="16"/>
+          <w:szCs w:val="16"/>
+        </w:rPr>
+        <w:t xml:space="preserve">“만들어도 안 쓰인다”</w:t>
+      </w:r>
+      <w:r>
+        <w:rPr>
+          <w:rFonts w:ascii="맑은 고딕" w:cs="맑은 고딕" w:eastAsia="맑은 고딕" w:hAnsi="맑은 고딕"/>
+          <w:b w:val="false"/>
+          <w:bCs w:val="false"/>
+          <w:color w:val="222222"/>
+          <w:sz w:val="16"/>
+          <w:szCs w:val="16"/>
+        </w:rPr>
+        <w:t xml:space="preserve"> 는 뜻이다. 성능의 문제가 아니라 기존 시스템에 붙지 못하는 </w:t>
+      </w:r>
+      <w:r>
+        <w:rPr>
+          <w:rFonts w:ascii="맑은 고딕" w:cs="맑은 고딕" w:eastAsia="맑은 고딕" w:hAnsi="맑은 고딕"/>
+          <w:b/>
+          <w:bCs/>
+          <w:color w:val="222222"/>
+          <w:sz w:val="16"/>
+          <w:szCs w:val="16"/>
+        </w:rPr>
+        <w:t xml:space="preserve">연결의 문제</w:t>
+      </w:r>
+      <w:r>
+        <w:rPr>
+          <w:rFonts w:ascii="맑은 고딕" w:cs="맑은 고딕" w:eastAsia="맑은 고딕" w:hAnsi="맑은 고딕"/>
+          <w:b w:val="false"/>
+          <w:bCs w:val="false"/>
+          <w:color w:val="222222"/>
+          <w:sz w:val="16"/>
+          <w:szCs w:val="16"/>
+        </w:rPr>
+        <w:t xml:space="preserve">이므로, 생태계 고착화를 말하려는 논지에 90%보다 정확하게 들어맞는다. 같은 기사는 연구자들이 외산으로 첫 연구를 시작해 성과를 낸 탓에 실험 환경 변화에 거부감이 있다는 구조적 원인도 지적한다.</w:t>
+      </w:r>
+    </w:p>
+    <w:p>
+      <w:pPr>
+        <w:spacing w:after="80" w:before="280"/>
+      </w:pPr>
+      <w:r>
+        <w:rPr>
+          <w:rFonts w:ascii="맑은 고딕" w:cs="맑은 고딕" w:eastAsia="맑은 고딕" w:hAnsi="맑은 고딕"/>
+          <w:b/>
+          <w:bCs/>
+          <w:color w:val="B26A00"/>
+          <w:sz w:val="18"/>
+          <w:szCs w:val="18"/>
+        </w:rPr>
+        <w:t xml:space="preserve">4. 고착화가 일어나는 세 가지 구조</w:t>
+      </w:r>
+    </w:p>
+    <w:tbl>
+      <w:tblPr>
+        <w:tblW w:type="dxa" w:w="10318"/>
+        <w:tblBorders>
+          <w:top w:val="single" w:color="B9C2D4" w:sz="3"/>
+          <w:left w:val="single" w:color="B9C2D4" w:sz="3"/>
+          <w:bottom w:val="single" w:color="B9C2D4" w:sz="3"/>
+          <w:right w:val="single" w:color="B9C2D4" w:sz="3"/>
+          <w:insideH w:val="single" w:color="B9C2D4" w:sz="3"/>
+          <w:insideV w:val="single" w:color="B9C2D4" w:sz="3"/>
+        </w:tblBorders>
+      </w:tblPr>
+      <w:tblGrid>
+        <w:gridCol w:w="2200"/>
+        <w:gridCol w:w="8118"/>
+      </w:tblGrid>
+      <w:tr>
+        <w:trPr>
+          <w:tblHeader/>
+        </w:trPr>
+        <w:tc>
+          <w:tcPr>
+            <w:tcW w:type="dxa" w:w="2200"/>
+            <w:shd w:fill="1D3567" w:color="auto" w:val="clear"/>
+            <w:tcMar>
+              <w:top w:type="dxa" w:w="80"/>
+              <w:left w:type="dxa" w:w="75"/>
+              <w:bottom w:type="dxa" w:w="80"/>
+              <w:right w:type="dxa" w:w="75"/>
+            </w:tcMar>
+            <w:vAlign w:val="center"/>
+          </w:tcPr>
+          <w:p>
+            <w:pPr>
+              <w:spacing w:after="12" w:before="12" w:line="205" w:lineRule="auto"/>
+              <w:jc w:val="center"/>
+            </w:pPr>
+            <w:r>
+              <w:rPr>
+                <w:rFonts w:ascii="맑은 고딕" w:cs="맑은 고딕" w:eastAsia="맑은 고딕" w:hAnsi="맑은 고딕"/>
+                <w:b/>
+                <w:bCs/>
+                <w:color w:val="FFFFFF"/>
+                <w:sz w:val="15"/>
+                <w:szCs w:val="15"/>
+              </w:rPr>
+              <w:t xml:space="preserve">메커니즘</w:t>
+            </w:r>
+          </w:p>
+        </w:tc>
+        <w:tc>
+          <w:tcPr>
+            <w:tcW w:type="dxa" w:w="8118"/>
+            <w:shd w:fill="1D3567" w:color="auto" w:val="clear"/>
+            <w:tcMar>
+              <w:top w:type="dxa" w:w="80"/>
+              <w:left w:type="dxa" w:w="75"/>
+              <w:bottom w:type="dxa" w:w="80"/>
+              <w:right w:type="dxa" w:w="75"/>
+            </w:tcMar>
+            <w:vAlign w:val="center"/>
+          </w:tcPr>
+          <w:p>
+            <w:pPr>
+              <w:spacing w:after="12" w:before="12" w:line="205" w:lineRule="auto"/>
+              <w:jc w:val="center"/>
+            </w:pPr>
+            <w:r>
+              <w:rPr>
+                <w:rFonts w:ascii="맑은 고딕" w:cs="맑은 고딕" w:eastAsia="맑은 고딕" w:hAnsi="맑은 고딕"/>
+                <w:b/>
+                <w:bCs/>
+                <w:color w:val="FFFFFF"/>
+                <w:sz w:val="15"/>
+                <w:szCs w:val="15"/>
+              </w:rPr>
+              <w:t xml:space="preserve">근거</w:t>
+            </w:r>
+          </w:p>
+        </w:tc>
+      </w:tr>
+      <w:tr>
+        <w:trPr>
+          <w:cantSplit/>
+        </w:trPr>
+        <w:tc>
+          <w:tcPr>
+            <w:tcW w:type="dxa" w:w="2200"/>
+            <w:tcMar>
+              <w:top w:type="dxa" w:w="80"/>
+              <w:left w:type="dxa" w:w="75"/>
+              <w:bottom w:type="dxa" w:w="80"/>
+              <w:right w:type="dxa" w:w="75"/>
+            </w:tcMar>
+            <w:vAlign w:val="center"/>
+          </w:tcPr>
+          <w:p>
+            <w:pPr>
+              <w:spacing w:after="12" w:before="12" w:line="205" w:lineRule="auto"/>
+              <w:jc w:val="center"/>
+            </w:pPr>
+            <w:r>
+              <w:rPr>
+                <w:rFonts w:ascii="맑은 고딕" w:cs="맑은 고딕" w:eastAsia="맑은 고딕" w:hAnsi="맑은 고딕"/>
+                <w:b/>
+                <w:bCs/>
+                <w:color w:val="222222"/>
+                <w:sz w:val="15"/>
+                <w:szCs w:val="15"/>
+              </w:rPr>
+              <w:t xml:space="preserve">① 번들과 소모품 계약</w:t>
+            </w:r>
+          </w:p>
+        </w:tc>
+        <w:tc>
+          <w:tcPr>
+            <w:tcW w:type="dxa" w:w="8118"/>
+            <w:tcMar>
+              <w:top w:type="dxa" w:w="80"/>
+              <w:left w:type="dxa" w:w="75"/>
+              <w:bottom w:type="dxa" w:w="80"/>
+              <w:right w:type="dxa" w:w="75"/>
+            </w:tcMar>
+            <w:vAlign w:val="center"/>
+          </w:tcPr>
+          <w:p>
+            <w:pPr>
+              <w:spacing w:after="12" w:before="12" w:line="205" w:lineRule="auto"/>
+              <w:jc w:val="left"/>
+            </w:pPr>
+            <w:r>
+              <w:rPr>
+                <w:rFonts w:ascii="맑은 고딕" w:cs="맑은 고딕" w:eastAsia="맑은 고딕" w:hAnsi="맑은 고딕"/>
+                <w:b w:val="false"/>
+                <w:bCs w:val="false"/>
+                <w:color w:val="222222"/>
+                <w:sz w:val="15"/>
+                <w:szCs w:val="15"/>
+              </w:rPr>
+              <w:t xml:space="preserve">분석 소프트웨어는 장비를 사면 따라오므로 </w:t>
+            </w:r>
+            <w:r>
+              <w:rPr>
+                <w:rFonts w:ascii="맑은 고딕" w:cs="맑은 고딕" w:eastAsia="맑은 고딕" w:hAnsi="맑은 고딕"/>
+                <w:b/>
+                <w:bCs/>
+                <w:color w:val="222222"/>
+                <w:sz w:val="15"/>
+                <w:szCs w:val="15"/>
+              </w:rPr>
+              <w:t xml:space="preserve">장비 점유율이 곧 소프트웨어 점유율</w:t>
+            </w:r>
+            <w:r>
+              <w:rPr>
+                <w:rFonts w:ascii="맑은 고딕" w:cs="맑은 고딕" w:eastAsia="맑은 고딕" w:hAnsi="맑은 고딕"/>
+                <w:b w:val="false"/>
+                <w:bCs w:val="false"/>
+                <w:color w:val="222222"/>
+                <w:sz w:val="15"/>
+                <w:szCs w:val="15"/>
+              </w:rPr>
+              <w:t xml:space="preserve">이 된다. 여기에 </w:t>
+            </w:r>
+            <w:hyperlink w:history="1" r:id="rIdihudceheaorvz6vtj57gi">
+              <w:r>
+                <w:rPr>
+                  <w:rFonts w:ascii="맑은 고딕" w:cs="맑은 고딕" w:eastAsia="맑은 고딕" w:hAnsi="맑은 고딕"/>
+                  <w:b w:val="false"/>
+                  <w:bCs w:val="false"/>
+                  <w:color w:val="1B54B5"/>
+                  <w:sz w:val="15"/>
+                  <w:szCs w:val="15"/>
+                  <w:u w:val="single"/>
+                </w:rPr>
+                <w:t xml:space="preserve">외국계 기업은 장비를 무상 제공하는 대신 5~10년간 소모품 구매를 조건으로 거는 영업 방식</w:t>
+              </w:r>
+            </w:hyperlink>
+            <w:r>
+              <w:rPr>
+                <w:rFonts w:ascii="맑은 고딕" w:cs="맑은 고딕" w:eastAsia="맑은 고딕" w:hAnsi="맑은 고딕"/>
+                <w:b w:val="false"/>
+                <w:bCs w:val="false"/>
+                <w:color w:val="222222"/>
+                <w:sz w:val="15"/>
+                <w:szCs w:val="15"/>
+              </w:rPr>
+              <w:t xml:space="preserve">을 쓴다. 장비·SW·소모품이 함께 묶여 교체 비용이 커진다</w:t>
+            </w:r>
+          </w:p>
+        </w:tc>
+      </w:tr>
+      <w:tr>
+        <w:trPr>
+          <w:cantSplit/>
+        </w:trPr>
+        <w:tc>
+          <w:tcPr>
+            <w:tcW w:type="dxa" w:w="2200"/>
+            <w:shd w:fill="F7F9FC" w:color="auto" w:val="clear"/>
+            <w:tcMar>
+              <w:top w:type="dxa" w:w="80"/>
+              <w:left w:type="dxa" w:w="75"/>
+              <w:bottom w:type="dxa" w:w="80"/>
+              <w:right w:type="dxa" w:w="75"/>
+            </w:tcMar>
+            <w:vAlign w:val="center"/>
+          </w:tcPr>
+          <w:p>
+            <w:pPr>
+              <w:spacing w:after="12" w:before="12" w:line="205" w:lineRule="auto"/>
+              <w:jc w:val="center"/>
+            </w:pPr>
+            <w:r>
+              <w:rPr>
+                <w:rFonts w:ascii="맑은 고딕" w:cs="맑은 고딕" w:eastAsia="맑은 고딕" w:hAnsi="맑은 고딕"/>
+                <w:b/>
+                <w:bCs/>
+                <w:color w:val="222222"/>
+                <w:sz w:val="15"/>
+                <w:szCs w:val="15"/>
+              </w:rPr>
+              <w:t xml:space="preserve">② 규격 주도권 부재</w:t>
+            </w:r>
+          </w:p>
+        </w:tc>
+        <w:tc>
+          <w:tcPr>
+            <w:tcW w:type="dxa" w:w="8118"/>
+            <w:shd w:fill="F7F9FC" w:color="auto" w:val="clear"/>
+            <w:tcMar>
+              <w:top w:type="dxa" w:w="80"/>
+              <w:left w:type="dxa" w:w="75"/>
+              <w:bottom w:type="dxa" w:w="80"/>
+              <w:right w:type="dxa" w:w="75"/>
+            </w:tcMar>
+            <w:vAlign w:val="center"/>
+          </w:tcPr>
+          <w:p>
+            <w:pPr>
+              <w:spacing w:after="12" w:before="12" w:line="205" w:lineRule="auto"/>
+              <w:jc w:val="left"/>
+            </w:pPr>
+            <w:hyperlink w:history="1" r:id="rIdlvr_sqc6u-xgxrvj884wp">
+              <w:r>
+                <w:rPr>
+                  <w:rFonts w:ascii="맑은 고딕" w:cs="맑은 고딕" w:eastAsia="맑은 고딕" w:hAnsi="맑은 고딕"/>
+                  <w:b w:val="false"/>
+                  <w:bCs w:val="false"/>
+                  <w:color w:val="1B54B5"/>
+                  <w:sz w:val="15"/>
+                  <w:szCs w:val="15"/>
+                  <w:u w:val="single"/>
+                </w:rPr>
+                <w:t xml:space="preserve">자율실험실은 상용 기성품(COTS)을 엮는 구조</w:t>
+              </w:r>
+            </w:hyperlink>
+            <w:r>
+              <w:rPr>
+                <w:rFonts w:ascii="맑은 고딕" w:cs="맑은 고딕" w:eastAsia="맑은 고딕" w:hAnsi="맑은 고딕"/>
+                <w:b w:val="false"/>
+                <w:bCs w:val="false"/>
+                <w:color w:val="222222"/>
+                <w:sz w:val="15"/>
+                <w:szCs w:val="15"/>
+              </w:rPr>
+              <w:t xml:space="preserve">라 경쟁력이 </w:t>
+            </w:r>
+            <w:r>
+              <w:rPr>
+                <w:rFonts w:ascii="맑은 고딕" w:cs="맑은 고딕" w:eastAsia="맑은 고딕" w:hAnsi="맑은 고딕"/>
+                <w:b/>
+                <w:bCs/>
+                <w:color w:val="222222"/>
+                <w:sz w:val="15"/>
+                <w:szCs w:val="15"/>
+              </w:rPr>
+              <w:t xml:space="preserve">장비를 잇는 규격</w:t>
+            </w:r>
+            <w:r>
+              <w:rPr>
+                <w:rFonts w:ascii="맑은 고딕" w:cs="맑은 고딕" w:eastAsia="맑은 고딕" w:hAnsi="맑은 고딕"/>
+                <w:b w:val="false"/>
+                <w:bCs w:val="false"/>
+                <w:color w:val="222222"/>
+                <w:sz w:val="15"/>
+                <w:szCs w:val="15"/>
+              </w:rPr>
+              <w:t xml:space="preserve">에서 갈린다. 그런데 장비 통신은 </w:t>
+            </w:r>
+            <w:hyperlink w:history="1" r:id="rId3jtqq0dix5n9mdwxmx653">
+              <w:r>
+                <w:rPr>
+                  <w:rFonts w:ascii="맑은 고딕" w:cs="맑은 고딕" w:eastAsia="맑은 고딕" w:hAnsi="맑은 고딕"/>
+                  <w:b w:val="false"/>
+                  <w:bCs w:val="false"/>
+                  <w:color w:val="1B54B5"/>
+                  <w:sz w:val="15"/>
+                  <w:szCs w:val="15"/>
+                  <w:u w:val="single"/>
+                </w:rPr>
+                <w:t xml:space="preserve">OPC UA LADS</w:t>
+              </w:r>
+            </w:hyperlink>
+            <w:r>
+              <w:rPr>
+                <w:rFonts w:ascii="맑은 고딕" w:cs="맑은 고딕" w:eastAsia="맑은 고딕" w:hAnsi="맑은 고딕"/>
+                <w:b w:val="false"/>
+                <w:bCs w:val="false"/>
+                <w:color w:val="222222"/>
+                <w:sz w:val="15"/>
+                <w:szCs w:val="15"/>
+              </w:rPr>
+              <w:t xml:space="preserve">(독일 주도)와 </w:t>
+            </w:r>
+            <w:hyperlink w:history="1" r:id="rId8hoojvmdlnlnrtr0dkdpm">
+              <w:r>
+                <w:rPr>
+                  <w:rFonts w:ascii="맑은 고딕" w:cs="맑은 고딕" w:eastAsia="맑은 고딕" w:hAnsi="맑은 고딕"/>
+                  <w:b w:val="false"/>
+                  <w:bCs w:val="false"/>
+                  <w:color w:val="1B54B5"/>
+                  <w:sz w:val="15"/>
+                  <w:szCs w:val="15"/>
+                  <w:u w:val="single"/>
+                </w:rPr>
+                <w:t xml:space="preserve">SiLA 2</w:t>
+              </w:r>
+            </w:hyperlink>
+            <w:r>
+              <w:rPr>
+                <w:rFonts w:ascii="맑은 고딕" w:cs="맑은 고딕" w:eastAsia="맑은 고딕" w:hAnsi="맑은 고딕"/>
+                <w:b w:val="false"/>
+                <w:bCs w:val="false"/>
+                <w:color w:val="222222"/>
+                <w:sz w:val="15"/>
+                <w:szCs w:val="15"/>
+              </w:rPr>
+              <w:t xml:space="preserve">, 데이터는 Allotrope·AnIML, 소재 온톨로지는 </w:t>
+            </w:r>
+            <w:hyperlink w:history="1" r:id="rIdgpkcm7k-ftnxpbxjmygyu">
+              <w:r>
+                <w:rPr>
+                  <w:rFonts w:ascii="맑은 고딕" w:cs="맑은 고딕" w:eastAsia="맑은 고딕" w:hAnsi="맑은 고딕"/>
+                  <w:b w:val="false"/>
+                  <w:bCs w:val="false"/>
+                  <w:color w:val="1B54B5"/>
+                  <w:sz w:val="15"/>
+                  <w:szCs w:val="15"/>
+                  <w:u w:val="single"/>
+                </w:rPr>
+                <w:t xml:space="preserve">EU의 EMMO</w:t>
+              </w:r>
+            </w:hyperlink>
+            <w:r>
+              <w:rPr>
+                <w:rFonts w:ascii="맑은 고딕" w:cs="맑은 고딕" w:eastAsia="맑은 고딕" w:hAnsi="맑은 고딕"/>
+                <w:b w:val="false"/>
+                <w:bCs w:val="false"/>
+                <w:color w:val="222222"/>
+                <w:sz w:val="15"/>
+                <w:szCs w:val="15"/>
+              </w:rPr>
+              <w:t xml:space="preserve">가 쥐고 있다. 국내에도 </w:t>
+            </w:r>
+            <w:hyperlink w:history="1" r:id="rIdjhxivb1klr_x99pabknjh">
+              <w:r>
+                <w:rPr>
+                  <w:rFonts w:ascii="맑은 고딕" w:cs="맑은 고딕" w:eastAsia="맑은 고딕" w:hAnsi="맑은 고딕"/>
+                  <w:b w:val="false"/>
+                  <w:bCs w:val="false"/>
+                  <w:color w:val="1B54B5"/>
+                  <w:sz w:val="15"/>
+                  <w:szCs w:val="15"/>
+                  <w:u w:val="single"/>
+                </w:rPr>
+                <w:t xml:space="preserve">K-MDS</w:t>
+              </w:r>
+            </w:hyperlink>
+            <w:r>
+              <w:rPr>
+                <w:rFonts w:ascii="맑은 고딕" w:cs="맑은 고딕" w:eastAsia="맑은 고딕" w:hAnsi="맑은 고딕"/>
+                <w:b w:val="false"/>
+                <w:bCs w:val="false"/>
+                <w:color w:val="222222"/>
+                <w:sz w:val="15"/>
+                <w:szCs w:val="15"/>
+              </w:rPr>
+              <w:t xml:space="preserve">(</w:t>
+            </w:r>
+            <w:hyperlink w:history="1" r:id="rIdt88oe3_appa2o5-kek8ty">
+              <w:r>
+                <w:rPr>
+                  <w:rFonts w:ascii="맑은 고딕" w:cs="맑은 고딕" w:eastAsia="맑은 고딕" w:hAnsi="맑은 고딕"/>
+                  <w:b w:val="false"/>
+                  <w:bCs w:val="false"/>
+                  <w:color w:val="1B54B5"/>
+                  <w:sz w:val="15"/>
+                  <w:szCs w:val="15"/>
+                  <w:u w:val="single"/>
+                </w:rPr>
+                <w:t xml:space="preserve">OECD 사례로 등재</w:t>
+              </w:r>
+            </w:hyperlink>
+            <w:r>
+              <w:rPr>
+                <w:rFonts w:ascii="맑은 고딕" w:cs="맑은 고딕" w:eastAsia="맑은 고딕" w:hAnsi="맑은 고딕"/>
+                <w:b w:val="false"/>
+                <w:bCs w:val="false"/>
+                <w:color w:val="222222"/>
+                <w:sz w:val="15"/>
+                <w:szCs w:val="15"/>
+              </w:rPr>
+              <w:t xml:space="preserve">)·ModuFlow(서울대)·OCTOPUS OS(KIST) 같은 시도가 있으나 </w:t>
+            </w:r>
+            <w:r>
+              <w:rPr>
+                <w:rFonts w:ascii="맑은 고딕" w:cs="맑은 고딕" w:eastAsia="맑은 고딕" w:hAnsi="맑은 고딕"/>
+                <w:b/>
+                <w:bCs/>
+                <w:color w:val="222222"/>
+                <w:sz w:val="15"/>
+                <w:szCs w:val="15"/>
+              </w:rPr>
+              <w:t xml:space="preserve">개별 프로젝트 수준</w:t>
+            </w:r>
+            <w:r>
+              <w:rPr>
+                <w:rFonts w:ascii="맑은 고딕" w:cs="맑은 고딕" w:eastAsia="맑은 고딕" w:hAnsi="맑은 고딕"/>
+                <w:b w:val="false"/>
+                <w:bCs w:val="false"/>
+                <w:color w:val="222222"/>
+                <w:sz w:val="15"/>
+                <w:szCs w:val="15"/>
+              </w:rPr>
+              <w:t xml:space="preserve">이며, </w:t>
+            </w:r>
+            <w:hyperlink w:history="1" r:id="rIdcgakhuilevn6y1kcgsmdi">
+              <w:r>
+                <w:rPr>
+                  <w:rFonts w:ascii="맑은 고딕" w:cs="맑은 고딕" w:eastAsia="맑은 고딕" w:hAnsi="맑은 고딕"/>
+                  <w:b w:val="false"/>
+                  <w:bCs w:val="false"/>
+                  <w:color w:val="1B54B5"/>
+                  <w:sz w:val="15"/>
+                  <w:szCs w:val="15"/>
+                  <w:u w:val="single"/>
+                </w:rPr>
+                <w:t xml:space="preserve">협의체 「기술·플랫폼·표준」 분과는 2026년 8월 출범</w:t>
+              </w:r>
+            </w:hyperlink>
+            <w:r>
+              <w:rPr>
+                <w:rFonts w:ascii="맑은 고딕" w:cs="맑은 고딕" w:eastAsia="맑은 고딕" w:hAnsi="맑은 고딕"/>
+                <w:b w:val="false"/>
+                <w:bCs w:val="false"/>
+                <w:color w:val="222222"/>
+                <w:sz w:val="15"/>
+                <w:szCs w:val="15"/>
+              </w:rPr>
+              <w:t xml:space="preserve">했다</w:t>
+            </w:r>
+          </w:p>
+        </w:tc>
+      </w:tr>
+      <w:tr>
+        <w:trPr>
+          <w:cantSplit/>
+        </w:trPr>
+        <w:tc>
+          <w:tcPr>
+            <w:tcW w:type="dxa" w:w="2200"/>
+            <w:tcMar>
+              <w:top w:type="dxa" w:w="80"/>
+              <w:left w:type="dxa" w:w="75"/>
+              <w:bottom w:type="dxa" w:w="80"/>
+              <w:right w:type="dxa" w:w="75"/>
+            </w:tcMar>
+            <w:vAlign w:val="center"/>
+          </w:tcPr>
+          <w:p>
+            <w:pPr>
+              <w:spacing w:after="12" w:before="12" w:line="205" w:lineRule="auto"/>
+              <w:jc w:val="center"/>
+            </w:pPr>
+            <w:r>
+              <w:rPr>
+                <w:rFonts w:ascii="맑은 고딕" w:cs="맑은 고딕" w:eastAsia="맑은 고딕" w:hAnsi="맑은 고딕"/>
+                <w:b/>
+                <w:bCs/>
+                <w:color w:val="222222"/>
+                <w:sz w:val="15"/>
+                <w:szCs w:val="15"/>
+              </w:rPr>
+              <w:t xml:space="preserve">③ 연결의 실패</w:t>
+            </w:r>
+          </w:p>
+        </w:tc>
+        <w:tc>
+          <w:tcPr>
+            <w:tcW w:type="dxa" w:w="8118"/>
+            <w:tcMar>
+              <w:top w:type="dxa" w:w="80"/>
+              <w:left w:type="dxa" w:w="75"/>
+              <w:bottom w:type="dxa" w:w="80"/>
+              <w:right w:type="dxa" w:w="75"/>
+            </w:tcMar>
+            <w:vAlign w:val="center"/>
+          </w:tcPr>
+          <w:p>
+            <w:pPr>
+              <w:spacing w:after="12" w:before="12" w:line="205" w:lineRule="auto"/>
+              <w:jc w:val="left"/>
+            </w:pPr>
+            <w:r>
+              <w:rPr>
+                <w:rFonts w:ascii="맑은 고딕" w:cs="맑은 고딕" w:eastAsia="맑은 고딕" w:hAnsi="맑은 고딕"/>
+                <w:b w:val="false"/>
+                <w:bCs w:val="false"/>
+                <w:color w:val="222222"/>
+                <w:sz w:val="15"/>
+                <w:szCs w:val="15"/>
+              </w:rPr>
+              <w:t xml:space="preserve">개발률 36.4% 대비 도입률 1%. 국산 장비가 만들어져도 기존 워크플로에 편입되지 못한다</w:t>
+            </w:r>
+          </w:p>
+        </w:tc>
+      </w:tr>
+    </w:tbl>
+    <w:p>
+      <w:pPr>
+        <w:spacing w:after="80" w:before="280"/>
+      </w:pPr>
+      <w:r>
+        <w:rPr>
+          <w:rFonts w:ascii="맑은 고딕" w:cs="맑은 고딕" w:eastAsia="맑은 고딕" w:hAnsi="맑은 고딕"/>
+          <w:b/>
+          <w:bCs/>
+          <w:color w:val="2E7D32"/>
+          <w:sz w:val="18"/>
+          <w:szCs w:val="18"/>
+        </w:rPr>
+        <w:t xml:space="preserve">5. 반박하기 가장 어려운 근거 — 동료평가 리뷰</w:t>
+      </w:r>
+    </w:p>
+    <w:p>
+      <w:pPr>
+        <w:spacing w:after="40" w:before="40" w:line="215" w:lineRule="auto"/>
+      </w:pPr>
+      <w:hyperlink w:history="1" r:id="rIdwvu_fl6d8imzfpqpyjnkj">
+        <w:r>
+          <w:rPr>
+            <w:rFonts w:ascii="맑은 고딕" w:cs="맑은 고딕" w:eastAsia="맑은 고딕" w:hAnsi="맑은 고딕"/>
+            <w:b w:val="false"/>
+            <w:bCs w:val="false"/>
+            <w:color w:val="1B54B5"/>
+            <w:sz w:val="16"/>
+            <w:szCs w:val="16"/>
+            <w:u w:val="single"/>
+          </w:rPr>
+          <w:t xml:space="preserve">Digital Discovery(2026)에 실린 한국 자율실험실 리뷰</w:t>
+        </w:r>
+      </w:hyperlink>
+      <w:r>
+        <w:rPr>
+          <w:rFonts w:ascii="맑은 고딕" w:cs="맑은 고딕" w:eastAsia="맑은 고딕" w:hAnsi="맑은 고딕"/>
+          <w:b w:val="false"/>
+          <w:bCs w:val="false"/>
+          <w:color w:val="222222"/>
+          <w:sz w:val="16"/>
+          <w:szCs w:val="16"/>
+        </w:rPr>
+        <w:t xml:space="preserve">는 국내 SDL 확산의 병목을 직접 진단한다. 시장조사 보고서와 달리 동료평가를 거친 자료여서 인용 시 반박 여지가 적다.</w:t>
+      </w:r>
+    </w:p>
+    <w:tbl>
+      <w:tblPr>
+        <w:tblW w:type="dxa" w:w="10319"/>
+        <w:tblBorders>
+          <w:top w:val="none"/>
+          <w:left w:val="single" w:color="1D3567" w:sz="14"/>
+          <w:bottom w:val="none"/>
+          <w:right w:val="none"/>
+          <w:insideH w:val="none"/>
+          <w:insideV w:val="none"/>
+        </w:tblBorders>
+      </w:tblPr>
+      <w:tblGrid>
+        <w:gridCol w:w="10319"/>
+      </w:tblGrid>
+      <w:tr>
+        <w:tc>
+          <w:tcPr>
+            <w:tcW w:type="dxa" w:w="10319"/>
+            <w:shd w:fill="F7F9FC" w:color="auto" w:val="clear"/>
+            <w:tcMar>
+              <w:top w:type="dxa" w:w="100"/>
+              <w:left w:type="dxa" w:w="170"/>
+              <w:bottom w:type="dxa" w:w="100"/>
+              <w:right w:type="dxa" w:w="140"/>
+            </w:tcMar>
+          </w:tcPr>
+          <w:p>
+            <w:pPr>
+              <w:spacing w:line="215" w:lineRule="auto"/>
+            </w:pPr>
+            <w:r>
+              <w:rPr>
+                <w:rFonts w:ascii="맑은 고딕" w:cs="맑은 고딕" w:eastAsia="맑은 고딕" w:hAnsi="맑은 고딕"/>
+                <w:b w:val="false"/>
+                <w:bCs w:val="false"/>
+                <w:color w:val="222222"/>
+                <w:sz w:val="16"/>
+                <w:szCs w:val="16"/>
+              </w:rPr>
+              <w:t xml:space="preserve">한국은 반도체·이차전지·화학 산업 기반 덕에 자율실험실 도입 여건이 좋지만, </w:t>
+            </w:r>
+            <w:r>
+              <w:rPr>
+                <w:rFonts w:ascii="맑은 고딕" w:cs="맑은 고딕" w:eastAsia="맑은 고딕" w:hAnsi="맑은 고딕"/>
+                <w:b/>
+                <w:bCs/>
+                <w:color w:val="222222"/>
+                <w:sz w:val="16"/>
+                <w:szCs w:val="16"/>
+              </w:rPr>
+              <w:t xml:space="preserve">높은 초기 투자비, 표준 프로토콜의 부재, 제한적인 산업 투자</w:t>
+            </w:r>
+            <w:r>
+              <w:rPr>
+                <w:rFonts w:ascii="맑은 고딕" w:cs="맑은 고딕" w:eastAsia="맑은 고딕" w:hAnsi="맑은 고딕"/>
+                <w:b w:val="false"/>
+                <w:bCs w:val="false"/>
+                <w:color w:val="222222"/>
+                <w:sz w:val="16"/>
+                <w:szCs w:val="16"/>
+              </w:rPr>
+              <w:t xml:space="preserve">가 걸림돌이다. 상호운용성 병목은 </w:t>
+            </w:r>
+            <w:r>
+              <w:rPr>
+                <w:rFonts w:ascii="맑은 고딕" w:cs="맑은 고딕" w:eastAsia="맑은 고딕" w:hAnsi="맑은 고딕"/>
+                <w:b/>
+                <w:bCs/>
+                <w:color w:val="222222"/>
+                <w:sz w:val="16"/>
+                <w:szCs w:val="16"/>
+              </w:rPr>
+              <w:t xml:space="preserve">실험 이력(provenance)·워크플로 의미체계(semantics)·예외 및 이벤트 로깅</w:t>
+            </w:r>
+            <w:r>
+              <w:rPr>
+                <w:rFonts w:ascii="맑은 고딕" w:cs="맑은 고딕" w:eastAsia="맑은 고딕" w:hAnsi="맑은 고딕"/>
+                <w:b w:val="false"/>
+                <w:bCs w:val="false"/>
+                <w:color w:val="222222"/>
+                <w:sz w:val="16"/>
+                <w:szCs w:val="16"/>
+              </w:rPr>
+              <w:t xml:space="preserve"> 수준에 남아 있으며, </w:t>
+            </w:r>
+            <w:r>
+              <w:rPr>
+                <w:rFonts w:ascii="맑은 고딕" w:cs="맑은 고딕" w:eastAsia="맑은 고딕" w:hAnsi="맑은 고딕"/>
+                <w:b/>
+                <w:bCs/>
+                <w:color w:val="222222"/>
+                <w:sz w:val="16"/>
+                <w:szCs w:val="16"/>
+              </w:rPr>
+              <w:t xml:space="preserve">오케스트레이션 시스템마다 같은 동작 레이블을 다르게 해석해 워크플로 이식성이 떨어진다.</w:t>
+            </w:r>
+          </w:p>
+        </w:tc>
+      </w:tr>
+    </w:tbl>
+    <w:p>
+      <w:pPr>
+        <w:spacing w:after="40" w:before="40" w:line="215" w:lineRule="auto"/>
+      </w:pPr>
+      <w:r>
+        <w:rPr>
+          <w:rFonts w:ascii="맑은 고딕" w:cs="맑은 고딕" w:eastAsia="맑은 고딕" w:hAnsi="맑은 고딕"/>
+          <w:b w:val="false"/>
+          <w:bCs w:val="false"/>
+          <w:color w:val="222222"/>
+          <w:sz w:val="16"/>
+          <w:szCs w:val="16"/>
+        </w:rPr>
+        <w:t xml:space="preserve">요지는 분명하다 — </w:t>
+      </w:r>
+      <w:r>
+        <w:rPr>
+          <w:rFonts w:ascii="맑은 고딕" w:cs="맑은 고딕" w:eastAsia="맑은 고딕" w:hAnsi="맑은 고딕"/>
+          <w:b/>
+          <w:bCs/>
+          <w:color w:val="222222"/>
+          <w:sz w:val="16"/>
+          <w:szCs w:val="16"/>
+        </w:rPr>
+        <w:t xml:space="preserve">병목은 장비 소유가 아니라 상호운용성이다.</w:t>
+      </w:r>
+      <w:r>
+        <w:rPr>
+          <w:rFonts w:ascii="맑은 고딕" w:cs="맑은 고딕" w:eastAsia="맑은 고딕" w:hAnsi="맑은 고딕"/>
+          <w:b w:val="false"/>
+          <w:bCs w:val="false"/>
+          <w:color w:val="222222"/>
+          <w:sz w:val="16"/>
+          <w:szCs w:val="16"/>
+        </w:rPr>
+        <w:t xml:space="preserve"> “장비 국산화”가 아니라 “시스템·표준”이 문제라는 논지를 학술 근거로 세울 수 있는 지점이다.</w:t>
+      </w:r>
+    </w:p>
+    <w:p>
+      <w:pPr>
+        <w:spacing w:after="80" w:before="280"/>
+      </w:pPr>
+      <w:r>
+        <w:rPr>
+          <w:rFonts w:ascii="맑은 고딕" w:cs="맑은 고딕" w:eastAsia="맑은 고딕" w:hAnsi="맑은 고딕"/>
+          <w:b/>
+          <w:bCs/>
           <w:color w:val="1D3567"/>
           <w:sz w:val="18"/>
           <w:szCs w:val="18"/>
         </w:rPr>
-        <w:t xml:space="preserve">종합 판정 — 문안 수정 제안</w:t>
+        <w:t xml:space="preserve">6. 바로 쓸 수 있는 문장 — “외산 벤더 장비·시스템 의존, 생태계 고착화 우려”</w:t>
+      </w:r>
+    </w:p>
+    <w:p>
+      <w:pPr>
+        <w:spacing w:after="40" w:before="40" w:line="215" w:lineRule="auto"/>
+      </w:pPr>
+      <w:r>
+        <w:rPr>
+          <w:rFonts w:ascii="맑은 고딕" w:cs="맑은 고딕" w:eastAsia="맑은 고딕" w:hAnsi="맑은 고딕"/>
+          <w:b w:val="false"/>
+          <w:bCs w:val="false"/>
+          <w:color w:val="222222"/>
+          <w:sz w:val="14"/>
+          <w:szCs w:val="14"/>
+        </w:rPr>
+        <w:t xml:space="preserve">아래 문장은 위 근거를 그대로 반영해 작성했다. 밑줄 친 부분에 출처 링크가 걸려 있다.</w:t>
+      </w:r>
+    </w:p>
+    <w:p>
+      <w:pPr>
+        <w:spacing w:after="50" w:before="160"/>
+      </w:pPr>
+      <w:r>
+        <w:rPr>
+          <w:rFonts w:ascii="맑은 고딕" w:cs="맑은 고딕" w:eastAsia="맑은 고딕" w:hAnsi="맑은 고딕"/>
+          <w:b/>
+          <w:bCs/>
+          <w:color w:val="1D3567"/>
+          <w:sz w:val="16"/>
+          <w:szCs w:val="16"/>
+        </w:rPr>
+        <w:t xml:space="preserve">의존의 실태</w:t>
+      </w:r>
+    </w:p>
+    <w:p>
+      <w:pPr>
+        <w:spacing w:after="30" w:before="30" w:line="215" w:lineRule="auto"/>
+        <w:ind w:left="300" w:hanging="240"/>
+      </w:pPr>
+      <w:r>
+        <w:rPr>
+          <w:rFonts w:ascii="맑은 고딕" w:cs="맑은 고딕" w:eastAsia="맑은 고딕" w:hAnsi="맑은 고딕"/>
+          <w:b/>
+          <w:bCs/>
+          <w:color w:val="1D3567"/>
+          <w:sz w:val="16"/>
+          <w:szCs w:val="16"/>
+        </w:rPr>
+        <w:t xml:space="preserve">1. </w:t>
+      </w:r>
+      <w:r>
+        <w:rPr>
+          <w:rFonts w:ascii="맑은 고딕" w:cs="맑은 고딕" w:eastAsia="맑은 고딕" w:hAnsi="맑은 고딕"/>
+          <w:b w:val="false"/>
+          <w:bCs w:val="false"/>
+          <w:color w:val="222222"/>
+          <w:sz w:val="16"/>
+          <w:szCs w:val="16"/>
+        </w:rPr>
+        <w:t xml:space="preserve">국내 연구실의 기본 연구장비는 </w:t>
+      </w:r>
+      <w:r>
+        <w:rPr>
+          <w:rFonts w:ascii="맑은 고딕" w:cs="맑은 고딕" w:eastAsia="맑은 고딕" w:hAnsi="맑은 고딕"/>
+          <w:b/>
+          <w:bCs/>
+          <w:color w:val="222222"/>
+          <w:sz w:val="16"/>
+          <w:szCs w:val="16"/>
+        </w:rPr>
+        <w:t xml:space="preserve">90% 이상이 수입품</w:t>
+      </w:r>
+      <w:r>
+        <w:rPr>
+          <w:rFonts w:ascii="맑은 고딕" w:cs="맑은 고딕" w:eastAsia="맑은 고딕" w:hAnsi="맑은 고딕"/>
+          <w:b w:val="false"/>
+          <w:bCs w:val="false"/>
+          <w:color w:val="222222"/>
+          <w:sz w:val="16"/>
+          <w:szCs w:val="16"/>
+        </w:rPr>
+        <w:t xml:space="preserve">이며, 특히 </w:t>
+      </w:r>
+      <w:hyperlink w:history="1" r:id="rId8fapdvegsesdxwdfwu6n9">
+        <w:r>
+          <w:rPr>
+            <w:rFonts w:ascii="맑은 고딕" w:cs="맑은 고딕" w:eastAsia="맑은 고딕" w:hAnsi="맑은 고딕"/>
+            <w:b w:val="false"/>
+            <w:bCs w:val="false"/>
+            <w:color w:val="1B54B5"/>
+            <w:sz w:val="16"/>
+            <w:szCs w:val="16"/>
+            <w:u w:val="single"/>
+          </w:rPr>
+          <w:t xml:space="preserve">자율실험의 판독을 담당하는 마이크로플레이트 리더는 외산 비중이 100%</w:t>
+        </w:r>
+      </w:hyperlink>
+      <w:r>
+        <w:rPr>
+          <w:rFonts w:ascii="맑은 고딕" w:cs="맑은 고딕" w:eastAsia="맑은 고딕" w:hAnsi="맑은 고딕"/>
+          <w:b w:val="false"/>
+          <w:bCs w:val="false"/>
+          <w:color w:val="222222"/>
+          <w:sz w:val="16"/>
+          <w:szCs w:val="16"/>
+        </w:rPr>
+        <w:t xml:space="preserve">다.</w:t>
+      </w:r>
+    </w:p>
+    <w:p>
+      <w:pPr>
+        <w:spacing w:after="30" w:before="30" w:line="215" w:lineRule="auto"/>
+        <w:ind w:left="300" w:hanging="240"/>
+      </w:pPr>
+      <w:r>
+        <w:rPr>
+          <w:rFonts w:ascii="맑은 고딕" w:cs="맑은 고딕" w:eastAsia="맑은 고딕" w:hAnsi="맑은 고딕"/>
+          <w:b/>
+          <w:bCs/>
+          <w:color w:val="1D3567"/>
+          <w:sz w:val="16"/>
+          <w:szCs w:val="16"/>
+        </w:rPr>
+        <w:t xml:space="preserve">2. </w:t>
+      </w:r>
+      <w:r>
+        <w:rPr>
+          <w:rFonts w:ascii="맑은 고딕" w:cs="맑은 고딕" w:eastAsia="맑은 고딕" w:hAnsi="맑은 고딕"/>
+          <w:b w:val="false"/>
+          <w:bCs w:val="false"/>
+          <w:color w:val="222222"/>
+          <w:sz w:val="16"/>
+          <w:szCs w:val="16"/>
+        </w:rPr>
+        <w:t xml:space="preserve">바이오 분야는 </w:t>
+      </w:r>
+      <w:hyperlink w:history="1" r:id="rId9g9rcrjwnm96ulcmgufb8">
+        <w:r>
+          <w:rPr>
+            <w:rFonts w:ascii="맑은 고딕" w:cs="맑은 고딕" w:eastAsia="맑은 고딕" w:hAnsi="맑은 고딕"/>
+            <w:b w:val="false"/>
+            <w:bCs w:val="false"/>
+            <w:color w:val="1B54B5"/>
+            <w:sz w:val="16"/>
+            <w:szCs w:val="16"/>
+            <w:u w:val="single"/>
+          </w:rPr>
+          <w:t xml:space="preserve">수요기업의 90% 이상이 해외 소부장에 의존</w:t>
+        </w:r>
+      </w:hyperlink>
+      <w:r>
+        <w:rPr>
+          <w:rFonts w:ascii="맑은 고딕" w:cs="맑은 고딕" w:eastAsia="맑은 고딕" w:hAnsi="맑은 고딕"/>
+          <w:b w:val="false"/>
+          <w:bCs w:val="false"/>
+          <w:color w:val="222222"/>
+          <w:sz w:val="16"/>
+          <w:szCs w:val="16"/>
+        </w:rPr>
+        <w:t xml:space="preserve">하고 있다.</w:t>
+      </w:r>
+    </w:p>
+    <w:p>
+      <w:pPr>
+        <w:spacing w:after="30" w:before="30" w:line="215" w:lineRule="auto"/>
+        <w:ind w:left="300" w:hanging="240"/>
+      </w:pPr>
+      <w:r>
+        <w:rPr>
+          <w:rFonts w:ascii="맑은 고딕" w:cs="맑은 고딕" w:eastAsia="맑은 고딕" w:hAnsi="맑은 고딕"/>
+          <w:b/>
+          <w:bCs/>
+          <w:color w:val="1D3567"/>
+          <w:sz w:val="16"/>
+          <w:szCs w:val="16"/>
+        </w:rPr>
+        <w:t xml:space="preserve">3. </w:t>
+      </w:r>
+      <w:r>
+        <w:rPr>
+          <w:rFonts w:ascii="맑은 고딕" w:cs="맑은 고딕" w:eastAsia="맑은 고딕" w:hAnsi="맑은 고딕"/>
+          <w:b w:val="false"/>
+          <w:bCs w:val="false"/>
+          <w:color w:val="222222"/>
+          <w:sz w:val="16"/>
+          <w:szCs w:val="16"/>
+        </w:rPr>
+        <w:t xml:space="preserve">실험 자동화의 핵심인 자동분주기(리퀴드핸들러)는 </w:t>
+      </w:r>
+      <w:hyperlink w:history="1" r:id="rIdxkffjkoxazap-n8zuq9en">
+        <w:r>
+          <w:rPr>
+            <w:rFonts w:ascii="맑은 고딕" w:cs="맑은 고딕" w:eastAsia="맑은 고딕" w:hAnsi="맑은 고딕"/>
+            <w:b w:val="false"/>
+            <w:bCs w:val="false"/>
+            <w:color w:val="1B54B5"/>
+            <w:sz w:val="16"/>
+            <w:szCs w:val="16"/>
+            <w:u w:val="single"/>
+          </w:rPr>
+          <w:t xml:space="preserve">글로벌 상위 5개사가 모두 외산</w:t>
+        </w:r>
+      </w:hyperlink>
+      <w:r>
+        <w:rPr>
+          <w:rFonts w:ascii="맑은 고딕" w:cs="맑은 고딕" w:eastAsia="맑은 고딕" w:hAnsi="맑은 고딕"/>
+          <w:b w:val="false"/>
+          <w:bCs w:val="false"/>
+          <w:color w:val="222222"/>
+          <w:sz w:val="16"/>
+          <w:szCs w:val="16"/>
+        </w:rPr>
+        <w:t xml:space="preserve">이며, </w:t>
+      </w:r>
+      <w:hyperlink w:history="1" r:id="rIdkvrbdxqho7o5dua1ukc0o">
+        <w:r>
+          <w:rPr>
+            <w:rFonts w:ascii="맑은 고딕" w:cs="맑은 고딕" w:eastAsia="맑은 고딕" w:hAnsi="맑은 고딕"/>
+            <w:b w:val="false"/>
+            <w:bCs w:val="false"/>
+            <w:color w:val="1B54B5"/>
+            <w:sz w:val="16"/>
+            <w:szCs w:val="16"/>
+            <w:u w:val="single"/>
+          </w:rPr>
+          <w:t xml:space="preserve">국내에서는 2021년 설립된 1개사가 유일한 제조사</w:t>
+        </w:r>
+      </w:hyperlink>
+      <w:r>
+        <w:rPr>
+          <w:rFonts w:ascii="맑은 고딕" w:cs="맑은 고딕" w:eastAsia="맑은 고딕" w:hAnsi="맑은 고딕"/>
+          <w:b w:val="false"/>
+          <w:bCs w:val="false"/>
+          <w:color w:val="222222"/>
+          <w:sz w:val="16"/>
+          <w:szCs w:val="16"/>
+        </w:rPr>
+        <w:t xml:space="preserve">다.</w:t>
+      </w:r>
+    </w:p>
+    <w:p>
+      <w:pPr>
+        <w:spacing w:after="50" w:before="150"/>
+      </w:pPr>
+      <w:r>
+        <w:rPr>
+          <w:rFonts w:ascii="맑은 고딕" w:cs="맑은 고딕" w:eastAsia="맑은 고딕" w:hAnsi="맑은 고딕"/>
+          <w:b/>
+          <w:bCs/>
+          <w:color w:val="1D3567"/>
+          <w:sz w:val="16"/>
+          <w:szCs w:val="16"/>
+        </w:rPr>
+        <w:t xml:space="preserve">고착화가 일어나는 구조 — 핵심</w:t>
+      </w:r>
+    </w:p>
+    <w:p>
+      <w:pPr>
+        <w:spacing w:after="30" w:before="30" w:line="215" w:lineRule="auto"/>
+        <w:ind w:left="300" w:hanging="240"/>
+      </w:pPr>
+      <w:r>
+        <w:rPr>
+          <w:rFonts w:ascii="맑은 고딕" w:cs="맑은 고딕" w:eastAsia="맑은 고딕" w:hAnsi="맑은 고딕"/>
+          <w:b/>
+          <w:bCs/>
+          <w:color w:val="1D3567"/>
+          <w:sz w:val="16"/>
+          <w:szCs w:val="16"/>
+        </w:rPr>
+        <w:t xml:space="preserve">4. </w:t>
+      </w:r>
+      <w:r>
+        <w:rPr>
+          <w:rFonts w:ascii="맑은 고딕" w:cs="맑은 고딕" w:eastAsia="맑은 고딕" w:hAnsi="맑은 고딕"/>
+          <w:b w:val="false"/>
+          <w:bCs w:val="false"/>
+          <w:color w:val="222222"/>
+          <w:sz w:val="16"/>
+          <w:szCs w:val="16"/>
+        </w:rPr>
+        <w:t xml:space="preserve">자율실험실은 새 장비를 만드는 것이 아니라 기성 장비를 엮는 것이다. </w:t>
+      </w:r>
+      <w:hyperlink w:history="1" r:id="rId0s5xxpzieeddgfl5dsbcw">
+        <w:r>
+          <w:rPr>
+            <w:rFonts w:ascii="맑은 고딕" w:cs="맑은 고딕" w:eastAsia="맑은 고딕" w:hAnsi="맑은 고딕"/>
+            <w:b w:val="false"/>
+            <w:bCs w:val="false"/>
+            <w:color w:val="1B54B5"/>
+            <w:sz w:val="16"/>
+            <w:szCs w:val="16"/>
+            <w:u w:val="single"/>
+          </w:rPr>
+          <w:t xml:space="preserve">미국 NIST는 자율실험실 생태계를 “상용 기성품(COTS) 부품으로 조립 가능한 모듈형 구조”로 정의</w:t>
+        </w:r>
+      </w:hyperlink>
+      <w:r>
+        <w:rPr>
+          <w:rFonts w:ascii="맑은 고딕" w:cs="맑은 고딕" w:eastAsia="맑은 고딕" w:hAnsi="맑은 고딕"/>
+          <w:b w:val="false"/>
+          <w:bCs w:val="false"/>
+          <w:color w:val="222222"/>
+          <w:sz w:val="16"/>
+          <w:szCs w:val="16"/>
+        </w:rPr>
+        <w:t xml:space="preserve">한다. 따라서 경쟁력은 개별 장비가 아니라 </w:t>
+      </w:r>
+      <w:r>
+        <w:rPr>
+          <w:rFonts w:ascii="맑은 고딕" w:cs="맑은 고딕" w:eastAsia="맑은 고딕" w:hAnsi="맑은 고딕"/>
+          <w:b/>
+          <w:bCs/>
+          <w:color w:val="222222"/>
+          <w:sz w:val="16"/>
+          <w:szCs w:val="16"/>
+        </w:rPr>
+        <w:t xml:space="preserve">장비를 잇는 규격과 소프트웨어</w:t>
+      </w:r>
+      <w:r>
+        <w:rPr>
+          <w:rFonts w:ascii="맑은 고딕" w:cs="맑은 고딕" w:eastAsia="맑은 고딕" w:hAnsi="맑은 고딕"/>
+          <w:b w:val="false"/>
+          <w:bCs w:val="false"/>
+          <w:color w:val="222222"/>
+          <w:sz w:val="16"/>
+          <w:szCs w:val="16"/>
+        </w:rPr>
+        <w:t xml:space="preserve">에서 결정된다.</w:t>
+      </w:r>
+    </w:p>
+    <w:p>
+      <w:pPr>
+        <w:spacing w:after="30" w:before="30" w:line="215" w:lineRule="auto"/>
+        <w:ind w:left="300" w:hanging="240"/>
+      </w:pPr>
+      <w:r>
+        <w:rPr>
+          <w:rFonts w:ascii="맑은 고딕" w:cs="맑은 고딕" w:eastAsia="맑은 고딕" w:hAnsi="맑은 고딕"/>
+          <w:b/>
+          <w:bCs/>
+          <w:color w:val="1D3567"/>
+          <w:sz w:val="16"/>
+          <w:szCs w:val="16"/>
+        </w:rPr>
+        <w:t xml:space="preserve">5. </w:t>
+      </w:r>
+      <w:r>
+        <w:rPr>
+          <w:rFonts w:ascii="맑은 고딕" w:cs="맑은 고딕" w:eastAsia="맑은 고딕" w:hAnsi="맑은 고딕"/>
+          <w:b w:val="false"/>
+          <w:bCs w:val="false"/>
+          <w:color w:val="222222"/>
+          <w:sz w:val="16"/>
+          <w:szCs w:val="16"/>
+        </w:rPr>
+        <w:t xml:space="preserve">그런데 그 규격은 국외에서 정해진다. 장비 통신은 </w:t>
+      </w:r>
+      <w:hyperlink w:history="1" r:id="rId3kfwglxaxnlj5x1hvmcwk">
+        <w:r>
+          <w:rPr>
+            <w:rFonts w:ascii="맑은 고딕" w:cs="맑은 고딕" w:eastAsia="맑은 고딕" w:hAnsi="맑은 고딕"/>
+            <w:b w:val="false"/>
+            <w:bCs w:val="false"/>
+            <w:color w:val="1B54B5"/>
+            <w:sz w:val="16"/>
+            <w:szCs w:val="16"/>
+            <w:u w:val="single"/>
+          </w:rPr>
+          <w:t xml:space="preserve">독일 주도의 OPC UA LADS</w:t>
+        </w:r>
+      </w:hyperlink>
+      <w:r>
+        <w:rPr>
+          <w:rFonts w:ascii="맑은 고딕" w:cs="맑은 고딕" w:eastAsia="맑은 고딕" w:hAnsi="맑은 고딕"/>
+          <w:b w:val="false"/>
+          <w:bCs w:val="false"/>
+          <w:color w:val="222222"/>
+          <w:sz w:val="16"/>
+          <w:szCs w:val="16"/>
+        </w:rPr>
+        <w:t xml:space="preserve">와 </w:t>
+      </w:r>
+      <w:hyperlink w:history="1" r:id="rIdsakdw2ltdsmcsrvvh0g_s">
+        <w:r>
+          <w:rPr>
+            <w:rFonts w:ascii="맑은 고딕" w:cs="맑은 고딕" w:eastAsia="맑은 고딕" w:hAnsi="맑은 고딕"/>
+            <w:b w:val="false"/>
+            <w:bCs w:val="false"/>
+            <w:color w:val="1B54B5"/>
+            <w:sz w:val="16"/>
+            <w:szCs w:val="16"/>
+            <w:u w:val="single"/>
+          </w:rPr>
+          <w:t xml:space="preserve">SiLA 2</w:t>
+        </w:r>
+      </w:hyperlink>
+      <w:r>
+        <w:rPr>
+          <w:rFonts w:ascii="맑은 고딕" w:cs="맑은 고딕" w:eastAsia="맑은 고딕" w:hAnsi="맑은 고딕"/>
+          <w:b w:val="false"/>
+          <w:bCs w:val="false"/>
+          <w:color w:val="222222"/>
+          <w:sz w:val="16"/>
+          <w:szCs w:val="16"/>
+        </w:rPr>
+        <w:t xml:space="preserve">, 데이터는 제약업계 컨소시엄의 Allotrope·AnIML, 소재 온톨로지는 </w:t>
+      </w:r>
+      <w:hyperlink w:history="1" r:id="rIdnk_gn3ezuirhs4u8jjvpp">
+        <w:r>
+          <w:rPr>
+            <w:rFonts w:ascii="맑은 고딕" w:cs="맑은 고딕" w:eastAsia="맑은 고딕" w:hAnsi="맑은 고딕"/>
+            <w:b w:val="false"/>
+            <w:bCs w:val="false"/>
+            <w:color w:val="1B54B5"/>
+            <w:sz w:val="16"/>
+            <w:szCs w:val="16"/>
+            <w:u w:val="single"/>
+          </w:rPr>
+          <w:t xml:space="preserve">EU의 EMMO</w:t>
+        </w:r>
+      </w:hyperlink>
+      <w:r>
+        <w:rPr>
+          <w:rFonts w:ascii="맑은 고딕" w:cs="맑은 고딕" w:eastAsia="맑은 고딕" w:hAnsi="맑은 고딕"/>
+          <w:b w:val="false"/>
+          <w:bCs w:val="false"/>
+          <w:color w:val="222222"/>
+          <w:sz w:val="16"/>
+          <w:szCs w:val="16"/>
+        </w:rPr>
+        <w:t xml:space="preserve">가 쥐고 있다. 국내에도 </w:t>
+      </w:r>
+      <w:hyperlink w:history="1" r:id="rIddh337qyhct3og4ba-6ok-">
+        <w:r>
+          <w:rPr>
+            <w:rFonts w:ascii="맑은 고딕" w:cs="맑은 고딕" w:eastAsia="맑은 고딕" w:hAnsi="맑은 고딕"/>
+            <w:b w:val="false"/>
+            <w:bCs w:val="false"/>
+            <w:color w:val="1B54B5"/>
+            <w:sz w:val="16"/>
+            <w:szCs w:val="16"/>
+            <w:u w:val="single"/>
+          </w:rPr>
+          <w:t xml:space="preserve">K-MDS</w:t>
+        </w:r>
+      </w:hyperlink>
+      <w:r>
+        <w:rPr>
+          <w:rFonts w:ascii="맑은 고딕" w:cs="맑은 고딕" w:eastAsia="맑은 고딕" w:hAnsi="맑은 고딕"/>
+          <w:b w:val="false"/>
+          <w:bCs w:val="false"/>
+          <w:color w:val="222222"/>
+          <w:sz w:val="16"/>
+          <w:szCs w:val="16"/>
+        </w:rPr>
+        <w:t xml:space="preserve">·ModuFlow·OCTOPUS OS 같은 시도가 있으나 개별 프로젝트 수준에 머물러 있고, </w:t>
+      </w:r>
+      <w:hyperlink w:history="1" r:id="rId-rsqrszqxbkjoeirkzbjp">
+        <w:r>
+          <w:rPr>
+            <w:rFonts w:ascii="맑은 고딕" w:cs="맑은 고딕" w:eastAsia="맑은 고딕" w:hAnsi="맑은 고딕"/>
+            <w:b w:val="false"/>
+            <w:bCs w:val="false"/>
+            <w:color w:val="1B54B5"/>
+            <w:sz w:val="16"/>
+            <w:szCs w:val="16"/>
+            <w:u w:val="single"/>
+          </w:rPr>
+          <w:t xml:space="preserve">협의체 「기술·플랫폼·표준」 분과는 2026년 8월에야 출범</w:t>
+        </w:r>
+      </w:hyperlink>
+      <w:r>
+        <w:rPr>
+          <w:rFonts w:ascii="맑은 고딕" w:cs="맑은 고딕" w:eastAsia="맑은 고딕" w:hAnsi="맑은 고딕"/>
+          <w:b w:val="false"/>
+          <w:bCs w:val="false"/>
+          <w:color w:val="222222"/>
+          <w:sz w:val="16"/>
+          <w:szCs w:val="16"/>
+        </w:rPr>
+        <w:t xml:space="preserve">했다.</w:t>
+      </w:r>
+    </w:p>
+    <w:p>
+      <w:pPr>
+        <w:spacing w:after="30" w:before="30" w:line="215" w:lineRule="auto"/>
+        <w:ind w:left="300" w:hanging="240"/>
+      </w:pPr>
+      <w:r>
+        <w:rPr>
+          <w:rFonts w:ascii="맑은 고딕" w:cs="맑은 고딕" w:eastAsia="맑은 고딕" w:hAnsi="맑은 고딕"/>
+          <w:b/>
+          <w:bCs/>
+          <w:color w:val="1D3567"/>
+          <w:sz w:val="16"/>
+          <w:szCs w:val="16"/>
+        </w:rPr>
+        <w:t xml:space="preserve">6. </w:t>
+      </w:r>
+      <w:r>
+        <w:rPr>
+          <w:rFonts w:ascii="맑은 고딕" w:cs="맑은 고딕" w:eastAsia="맑은 고딕" w:hAnsi="맑은 고딕"/>
+          <w:b w:val="false"/>
+          <w:bCs w:val="false"/>
+          <w:color w:val="222222"/>
+          <w:sz w:val="16"/>
+          <w:szCs w:val="16"/>
+        </w:rPr>
+        <w:t xml:space="preserve">소프트웨어는 장비에 묶여 들어온다. 분석 소프트웨어는 장비를 사면 따라오는 구조여서 장비 점유율이 곧 소프트웨어 점유율이 된다. 여기에 </w:t>
+      </w:r>
+      <w:hyperlink w:history="1" r:id="rIdmaehz124c-dm0az98yvhn">
+        <w:r>
+          <w:rPr>
+            <w:rFonts w:ascii="맑은 고딕" w:cs="맑은 고딕" w:eastAsia="맑은 고딕" w:hAnsi="맑은 고딕"/>
+            <w:b w:val="false"/>
+            <w:bCs w:val="false"/>
+            <w:color w:val="1B54B5"/>
+            <w:sz w:val="16"/>
+            <w:szCs w:val="16"/>
+            <w:u w:val="single"/>
+          </w:rPr>
+          <w:t xml:space="preserve">외국계 기업은 장비를 무상 제공하는 대신 5~10년간 소모품 구매를 조건으로 거는 영업 방식</w:t>
+        </w:r>
+      </w:hyperlink>
+      <w:r>
+        <w:rPr>
+          <w:rFonts w:ascii="맑은 고딕" w:cs="맑은 고딕" w:eastAsia="맑은 고딕" w:hAnsi="맑은 고딕"/>
+          <w:b w:val="false"/>
+          <w:bCs w:val="false"/>
+          <w:color w:val="222222"/>
+          <w:sz w:val="16"/>
+          <w:szCs w:val="16"/>
+        </w:rPr>
+        <w:t xml:space="preserve">을 쓴다. 한 번 들어온 벤더는 장비·소프트웨어·소모품을 함께 묶어 교체 비용을 키운다.</w:t>
+      </w:r>
+    </w:p>
+    <w:p>
+      <w:pPr>
+        <w:spacing w:after="50" w:before="150"/>
+      </w:pPr>
+      <w:r>
+        <w:rPr>
+          <w:rFonts w:ascii="맑은 고딕" w:cs="맑은 고딕" w:eastAsia="맑은 고딕" w:hAnsi="맑은 고딕"/>
+          <w:b/>
+          <w:bCs/>
+          <w:color w:val="1D3567"/>
+          <w:sz w:val="16"/>
+          <w:szCs w:val="16"/>
+        </w:rPr>
+        <w:t xml:space="preserve">고착화의 결과</w:t>
+      </w:r>
+    </w:p>
+    <w:p>
+      <w:pPr>
+        <w:spacing w:after="30" w:before="30" w:line="215" w:lineRule="auto"/>
+        <w:ind w:left="300" w:hanging="240"/>
+      </w:pPr>
+      <w:r>
+        <w:rPr>
+          <w:rFonts w:ascii="맑은 고딕" w:cs="맑은 고딕" w:eastAsia="맑은 고딕" w:hAnsi="맑은 고딕"/>
+          <w:b/>
+          <w:bCs/>
+          <w:color w:val="1D3567"/>
+          <w:sz w:val="16"/>
+          <w:szCs w:val="16"/>
+        </w:rPr>
+        <w:t xml:space="preserve">7. </w:t>
+      </w:r>
+      <w:hyperlink w:history="1" r:id="rIdlsxrstqrchqx_gzuu2fp2">
+        <w:r>
+          <w:rPr>
+            <w:rFonts w:ascii="맑은 고딕" w:cs="맑은 고딕" w:eastAsia="맑은 고딕" w:hAnsi="맑은 고딕"/>
+            <w:b w:val="false"/>
+            <w:bCs w:val="false"/>
+            <w:color w:val="1B54B5"/>
+            <w:sz w:val="16"/>
+            <w:szCs w:val="16"/>
+            <w:u w:val="single"/>
+          </w:rPr>
+          <w:t xml:space="preserve">국내 바이오장비 개발률은 36.4%인데 연구현장의 국산 장비 실제 도입률은 1%</w:t>
+        </w:r>
+      </w:hyperlink>
+      <w:r>
+        <w:rPr>
+          <w:rFonts w:ascii="맑은 고딕" w:cs="맑은 고딕" w:eastAsia="맑은 고딕" w:hAnsi="맑은 고딕"/>
+          <w:b w:val="false"/>
+          <w:bCs w:val="false"/>
+          <w:color w:val="222222"/>
+          <w:sz w:val="16"/>
+          <w:szCs w:val="16"/>
+        </w:rPr>
+        <w:t xml:space="preserve">에 그친다. 만들 수 있는데도 쓰이지 않는다는 뜻이며, 이는 개별 장비의 성능 문제가 아니라 </w:t>
+      </w:r>
+      <w:r>
+        <w:rPr>
+          <w:rFonts w:ascii="맑은 고딕" w:cs="맑은 고딕" w:eastAsia="맑은 고딕" w:hAnsi="맑은 고딕"/>
+          <w:b/>
+          <w:bCs/>
+          <w:color w:val="222222"/>
+          <w:sz w:val="16"/>
+          <w:szCs w:val="16"/>
+        </w:rPr>
+        <w:t xml:space="preserve">기존 시스템에 붙지 못하는 연결의 문제</w:t>
+      </w:r>
+      <w:r>
+        <w:rPr>
+          <w:rFonts w:ascii="맑은 고딕" w:cs="맑은 고딕" w:eastAsia="맑은 고딕" w:hAnsi="맑은 고딕"/>
+          <w:b w:val="false"/>
+          <w:bCs w:val="false"/>
+          <w:color w:val="222222"/>
+          <w:sz w:val="16"/>
+          <w:szCs w:val="16"/>
+        </w:rPr>
+        <w:t xml:space="preserve">다.</w:t>
+      </w:r>
+    </w:p>
+    <w:p>
+      <w:pPr>
+        <w:spacing w:after="30" w:before="30" w:line="215" w:lineRule="auto"/>
+        <w:ind w:left="300" w:hanging="240"/>
+      </w:pPr>
+      <w:r>
+        <w:rPr>
+          <w:rFonts w:ascii="맑은 고딕" w:cs="맑은 고딕" w:eastAsia="맑은 고딕" w:hAnsi="맑은 고딕"/>
+          <w:b/>
+          <w:bCs/>
+          <w:color w:val="1D3567"/>
+          <w:sz w:val="16"/>
+          <w:szCs w:val="16"/>
+        </w:rPr>
+        <w:t xml:space="preserve">8. </w:t>
+      </w:r>
+      <w:r>
+        <w:rPr>
+          <w:rFonts w:ascii="맑은 고딕" w:cs="맑은 고딕" w:eastAsia="맑은 고딕" w:hAnsi="맑은 고딕"/>
+          <w:b w:val="false"/>
+          <w:bCs w:val="false"/>
+          <w:color w:val="222222"/>
+          <w:sz w:val="16"/>
+          <w:szCs w:val="16"/>
+        </w:rPr>
+        <w:t xml:space="preserve">역설적으로 한국은 부품 역량이 없는 나라가 아니다. </w:t>
+      </w:r>
+      <w:hyperlink w:history="1" r:id="rIdemq6ywemnltlulsemjksv">
+        <w:r>
+          <w:rPr>
+            <w:rFonts w:ascii="맑은 고딕" w:cs="맑은 고딕" w:eastAsia="맑은 고딕" w:hAnsi="맑은 고딕"/>
+            <w:b w:val="false"/>
+            <w:bCs w:val="false"/>
+            <w:color w:val="1B54B5"/>
+            <w:sz w:val="16"/>
+            <w:szCs w:val="16"/>
+            <w:u w:val="single"/>
+          </w:rPr>
+          <w:t xml:space="preserve">로봇밀도는 1,012대로 세계 최고 수준</w:t>
+        </w:r>
+      </w:hyperlink>
+      <w:r>
+        <w:rPr>
+          <w:rFonts w:ascii="맑은 고딕" w:cs="맑은 고딕" w:eastAsia="맑은 고딕" w:hAnsi="맑은 고딕"/>
+          <w:b w:val="false"/>
+          <w:bCs w:val="false"/>
+          <w:color w:val="222222"/>
+          <w:sz w:val="16"/>
+          <w:szCs w:val="16"/>
+        </w:rPr>
+        <w:t xml:space="preserve">이고 </w:t>
+      </w:r>
+      <w:hyperlink w:history="1" r:id="rId6hmauth6vgameppiulcyv">
+        <w:r>
+          <w:rPr>
+            <w:rFonts w:ascii="맑은 고딕" w:cs="맑은 고딕" w:eastAsia="맑은 고딕" w:hAnsi="맑은 고딕"/>
+            <w:b w:val="false"/>
+            <w:bCs w:val="false"/>
+            <w:color w:val="1B54B5"/>
+            <w:sz w:val="16"/>
+            <w:szCs w:val="16"/>
+            <w:u w:val="single"/>
+          </w:rPr>
+          <w:t xml:space="preserve">협동로봇에서는 국내 기업이 글로벌 4위권</w:t>
+        </w:r>
+      </w:hyperlink>
+      <w:r>
+        <w:rPr>
+          <w:rFonts w:ascii="맑은 고딕" w:cs="맑은 고딕" w:eastAsia="맑은 고딕" w:hAnsi="맑은 고딕"/>
+          <w:b w:val="false"/>
+          <w:bCs w:val="false"/>
+          <w:color w:val="222222"/>
+          <w:sz w:val="16"/>
+          <w:szCs w:val="16"/>
+        </w:rPr>
+        <w:t xml:space="preserve">에 있다. 그럼에도 그 로봇을 자국 실험장비에 붙여 쓰는 자율실험실은 만들지 못하고 있다. </w:t>
+      </w:r>
+      <w:r>
+        <w:rPr>
+          <w:rFonts w:ascii="맑은 고딕" w:cs="맑은 고딕" w:eastAsia="맑은 고딕" w:hAnsi="맑은 고딕"/>
+          <w:b/>
+          <w:bCs/>
+          <w:color w:val="222222"/>
+          <w:sz w:val="16"/>
+          <w:szCs w:val="16"/>
+        </w:rPr>
+        <w:t xml:space="preserve">부품이 없어서가 아니라, 부품을 엮는 규격과 소프트웨어가 모두 밖에 있기 때문이다.</w:t>
+      </w:r>
+    </w:p>
+    <w:p>
+      <w:pPr>
+        <w:spacing w:after="50" w:before="150"/>
+      </w:pPr>
+      <w:r>
+        <w:rPr>
+          <w:rFonts w:ascii="맑은 고딕" w:cs="맑은 고딕" w:eastAsia="맑은 고딕" w:hAnsi="맑은 고딕"/>
+          <w:b/>
+          <w:bCs/>
+          <w:color w:val="1D3567"/>
+          <w:sz w:val="16"/>
+          <w:szCs w:val="16"/>
+        </w:rPr>
+        <w:t xml:space="preserve">왜 지금이 분기점인가</w:t>
+      </w:r>
+    </w:p>
+    <w:p>
+      <w:pPr>
+        <w:spacing w:after="30" w:before="30" w:line="215" w:lineRule="auto"/>
+        <w:ind w:left="300" w:hanging="240"/>
+      </w:pPr>
+      <w:r>
+        <w:rPr>
+          <w:rFonts w:ascii="맑은 고딕" w:cs="맑은 고딕" w:eastAsia="맑은 고딕" w:hAnsi="맑은 고딕"/>
+          <w:b/>
+          <w:bCs/>
+          <w:color w:val="1D3567"/>
+          <w:sz w:val="16"/>
+          <w:szCs w:val="16"/>
+        </w:rPr>
+        <w:t xml:space="preserve">9. </w:t>
+      </w:r>
+      <w:r>
+        <w:rPr>
+          <w:rFonts w:ascii="맑은 고딕" w:cs="맑은 고딕" w:eastAsia="맑은 고딕" w:hAnsi="맑은 고딕"/>
+          <w:b w:val="false"/>
+          <w:bCs w:val="false"/>
+          <w:color w:val="222222"/>
+          <w:sz w:val="16"/>
+          <w:szCs w:val="16"/>
+        </w:rPr>
+        <w:t xml:space="preserve">자율실험실 시장은 이제 형성되는 중이다. </w:t>
+      </w:r>
+      <w:hyperlink w:history="1" r:id="rId-ekte7mnzw5ngcwpoljdu">
+        <w:r>
+          <w:rPr>
+            <w:rFonts w:ascii="맑은 고딕" w:cs="맑은 고딕" w:eastAsia="맑은 고딕" w:hAnsi="맑은 고딕"/>
+            <w:b w:val="false"/>
+            <w:bCs w:val="false"/>
+            <w:color w:val="1B54B5"/>
+            <w:sz w:val="16"/>
+            <w:szCs w:val="16"/>
+            <w:u w:val="single"/>
+          </w:rPr>
+          <w:t xml:space="preserve">한국 실험실 자동화 시장은 2024년 약 1억 2,575만 달러</w:t>
+        </w:r>
+      </w:hyperlink>
+      <w:r>
+        <w:rPr>
+          <w:rFonts w:ascii="맑은 고딕" w:cs="맑은 고딕" w:eastAsia="맑은 고딕" w:hAnsi="맑은 고딕"/>
+          <w:b w:val="false"/>
+          <w:bCs w:val="false"/>
+          <w:color w:val="222222"/>
+          <w:sz w:val="16"/>
+          <w:szCs w:val="16"/>
+        </w:rPr>
+        <w:t xml:space="preserve"> 규모이고, </w:t>
+      </w:r>
+      <w:hyperlink w:history="1" r:id="rIdpjc7ld7hgps-se5azlzcl">
+        <w:r>
+          <w:rPr>
+            <w:rFonts w:ascii="맑은 고딕" w:cs="맑은 고딕" w:eastAsia="맑은 고딕" w:hAnsi="맑은 고딕"/>
+            <w:b w:val="false"/>
+            <w:bCs w:val="false"/>
+            <w:color w:val="1B54B5"/>
+            <w:sz w:val="16"/>
+            <w:szCs w:val="16"/>
+            <w:u w:val="single"/>
+          </w:rPr>
+          <w:t xml:space="preserve">자동분주기 시장은 2025년 2,350만 달러에서 2036년 5,100만 달러로 성장</w:t>
+        </w:r>
+      </w:hyperlink>
+      <w:r>
+        <w:rPr>
+          <w:rFonts w:ascii="맑은 고딕" w:cs="맑은 고딕" w:eastAsia="맑은 고딕" w:hAnsi="맑은 고딕"/>
+          <w:b w:val="false"/>
+          <w:bCs w:val="false"/>
+          <w:color w:val="222222"/>
+          <w:sz w:val="16"/>
+          <w:szCs w:val="16"/>
+        </w:rPr>
+        <w:t xml:space="preserve">할 전망이다. </w:t>
+      </w:r>
+      <w:r>
+        <w:rPr>
+          <w:rFonts w:ascii="맑은 고딕" w:cs="맑은 고딕" w:eastAsia="맑은 고딕" w:hAnsi="맑은 고딕"/>
+          <w:b/>
+          <w:bCs/>
+          <w:color w:val="222222"/>
+          <w:sz w:val="16"/>
+          <w:szCs w:val="16"/>
+        </w:rPr>
+        <w:t xml:space="preserve">지금 표준과 시스템 계층을 확보하지 못하면, 지금의 장비 의존이 자율실험실 시대의 시스템 의존으로 그대로 이월된다.</w:t>
+      </w:r>
+    </w:p>
+    <w:tbl>
+      <w:tblPr>
+        <w:tblW w:type="dxa" w:w="10319"/>
+        <w:tblBorders>
+          <w:top w:val="single" w:color="1D3567" w:sz="6"/>
+          <w:left w:val="single" w:color="1D3567" w:sz="18"/>
+          <w:bottom w:val="single" w:color="1D3567" w:sz="6"/>
+          <w:right w:val="single" w:color="1D3567" w:sz="6"/>
+          <w:insideH w:val="single" w:color="auto" w:sz="4"/>
+          <w:insideV w:val="single" w:color="auto" w:sz="4"/>
+        </w:tblBorders>
+      </w:tblPr>
+      <w:tblGrid>
+        <w:gridCol w:w="10319"/>
+      </w:tblGrid>
+      <w:tr>
+        <w:tc>
+          <w:tcPr>
+            <w:tcW w:type="dxa" w:w="10319"/>
+            <w:shd w:fill="EEF2F9" w:color="auto" w:val="clear"/>
+            <w:tcMar>
+              <w:top w:type="dxa" w:w="120"/>
+              <w:left w:type="dxa" w:w="180"/>
+              <w:bottom w:type="dxa" w:w="120"/>
+              <w:right w:type="dxa" w:w="160"/>
+            </w:tcMar>
+          </w:tcPr>
+          <w:p>
+            <w:pPr>
+              <w:spacing w:after="50" w:line="220" w:lineRule="auto"/>
+            </w:pPr>
+            <w:r>
+              <w:rPr>
+                <w:rFonts w:ascii="맑은 고딕" w:cs="맑은 고딕" w:eastAsia="맑은 고딕" w:hAnsi="맑은 고딕"/>
+                <w:b/>
+                <w:bCs/>
+                <w:color w:val="1D3567"/>
+                <w:sz w:val="16"/>
+                <w:szCs w:val="16"/>
+              </w:rPr>
+              <w:t xml:space="preserve">2문장으로 압축한 판</w:t>
+            </w:r>
+          </w:p>
+          <w:p>
+            <w:pPr>
+              <w:spacing w:after="22" w:before="22" w:line="225" w:lineRule="auto"/>
+            </w:pPr>
+            <w:r>
+              <w:rPr>
+                <w:rFonts w:ascii="맑은 고딕" w:cs="맑은 고딕" w:eastAsia="맑은 고딕" w:hAnsi="맑은 고딕"/>
+                <w:b/>
+                <w:bCs/>
+                <w:color w:val="222222"/>
+                <w:sz w:val="16"/>
+                <w:szCs w:val="16"/>
+              </w:rPr>
+              <w:t xml:space="preserve">①</w:t>
+            </w:r>
+            <w:r>
+              <w:rPr>
+                <w:rFonts w:ascii="맑은 고딕" w:cs="맑은 고딕" w:eastAsia="맑은 고딕" w:hAnsi="맑은 고딕"/>
+                <w:b w:val="false"/>
+                <w:bCs w:val="false"/>
+                <w:color w:val="222222"/>
+                <w:sz w:val="16"/>
+                <w:szCs w:val="16"/>
+              </w:rPr>
+              <w:t xml:space="preserve"> 국내 연구실 기본 장비의 90% 이상이 수입품이고 </w:t>
+            </w:r>
+            <w:hyperlink w:history="1" r:id="rIdqljjeek7xhy-wnub_ddnw">
+              <w:r>
+                <w:rPr>
+                  <w:rFonts w:ascii="맑은 고딕" w:cs="맑은 고딕" w:eastAsia="맑은 고딕" w:hAnsi="맑은 고딕"/>
+                  <w:b w:val="false"/>
+                  <w:bCs w:val="false"/>
+                  <w:color w:val="1B54B5"/>
+                  <w:sz w:val="16"/>
+                  <w:szCs w:val="16"/>
+                  <w:u w:val="single"/>
+                </w:rPr>
+                <w:t xml:space="preserve">자율실험의 판독장비인 마이크로플레이트 리더는 외산 비중이 100%</w:t>
+              </w:r>
+            </w:hyperlink>
+            <w:r>
+              <w:rPr>
+                <w:rFonts w:ascii="맑은 고딕" w:cs="맑은 고딕" w:eastAsia="맑은 고딕" w:hAnsi="맑은 고딕"/>
+                <w:b w:val="false"/>
+                <w:bCs w:val="false"/>
+                <w:color w:val="222222"/>
+                <w:sz w:val="16"/>
+                <w:szCs w:val="16"/>
+              </w:rPr>
+              <w:t xml:space="preserve">이며, 국산 바이오장비는 </w:t>
+            </w:r>
+            <w:hyperlink w:history="1" r:id="rIdmaedayrbziccewcdeywti">
+              <w:r>
+                <w:rPr>
+                  <w:rFonts w:ascii="맑은 고딕" w:cs="맑은 고딕" w:eastAsia="맑은 고딕" w:hAnsi="맑은 고딕"/>
+                  <w:b w:val="false"/>
+                  <w:bCs w:val="false"/>
+                  <w:color w:val="1B54B5"/>
+                  <w:sz w:val="16"/>
+                  <w:szCs w:val="16"/>
+                  <w:u w:val="single"/>
+                </w:rPr>
+                <w:t xml:space="preserve">개발률 36.4%에도 현장 도입률이 1%</w:t>
+              </w:r>
+            </w:hyperlink>
+            <w:r>
+              <w:rPr>
+                <w:rFonts w:ascii="맑은 고딕" w:cs="맑은 고딕" w:eastAsia="맑은 고딕" w:hAnsi="맑은 고딕"/>
+                <w:b w:val="false"/>
+                <w:bCs w:val="false"/>
+                <w:color w:val="222222"/>
+                <w:sz w:val="16"/>
+                <w:szCs w:val="16"/>
+              </w:rPr>
+              <w:t xml:space="preserve">에 그친다.</w:t>
+            </w:r>
+          </w:p>
+          <w:p>
+            <w:pPr>
+              <w:spacing w:after="22" w:before="22" w:line="225" w:lineRule="auto"/>
+            </w:pPr>
+            <w:r>
+              <w:rPr>
+                <w:rFonts w:ascii="맑은 고딕" w:cs="맑은 고딕" w:eastAsia="맑은 고딕" w:hAnsi="맑은 고딕"/>
+                <w:b/>
+                <w:bCs/>
+                <w:color w:val="222222"/>
+                <w:sz w:val="16"/>
+                <w:szCs w:val="16"/>
+              </w:rPr>
+              <w:t xml:space="preserve">②</w:t>
+            </w:r>
+            <w:r>
+              <w:rPr>
+                <w:rFonts w:ascii="맑은 고딕" w:cs="맑은 고딕" w:eastAsia="맑은 고딕" w:hAnsi="맑은 고딕"/>
+                <w:b w:val="false"/>
+                <w:bCs w:val="false"/>
+                <w:color w:val="222222"/>
+                <w:sz w:val="16"/>
+                <w:szCs w:val="16"/>
+              </w:rPr>
+              <w:t xml:space="preserve"> 자율실험실의 경쟁력은 개별 장비가 아니라 장비를 잇는 규격과 소프트웨어에서 결정되는데, 국내에도 </w:t>
+            </w:r>
+            <w:hyperlink w:history="1" r:id="rIdd99ogyn8irh-z_em_zinx">
+              <w:r>
+                <w:rPr>
+                  <w:rFonts w:ascii="맑은 고딕" w:cs="맑은 고딕" w:eastAsia="맑은 고딕" w:hAnsi="맑은 고딕"/>
+                  <w:b w:val="false"/>
+                  <w:bCs w:val="false"/>
+                  <w:color w:val="1B54B5"/>
+                  <w:sz w:val="16"/>
+                  <w:szCs w:val="16"/>
+                  <w:u w:val="single"/>
+                </w:rPr>
+                <w:t xml:space="preserve">K-MDS</w:t>
+              </w:r>
+            </w:hyperlink>
+            <w:r>
+              <w:rPr>
+                <w:rFonts w:ascii="맑은 고딕" w:cs="맑은 고딕" w:eastAsia="맑은 고딕" w:hAnsi="맑은 고딕"/>
+                <w:b w:val="false"/>
+                <w:bCs w:val="false"/>
+                <w:color w:val="222222"/>
+                <w:sz w:val="16"/>
+                <w:szCs w:val="16"/>
+              </w:rPr>
+              <w:t xml:space="preserve">·ModuFlow·OCTOPUS OS 같은 시도가 있으나 개별 프로젝트 수준이고 장비 통신(</w:t>
+            </w:r>
+            <w:hyperlink w:history="1" r:id="rIddxghm5qr_t8u6odr00mty">
+              <w:r>
+                <w:rPr>
+                  <w:rFonts w:ascii="맑은 고딕" w:cs="맑은 고딕" w:eastAsia="맑은 고딕" w:hAnsi="맑은 고딕"/>
+                  <w:b w:val="false"/>
+                  <w:bCs w:val="false"/>
+                  <w:color w:val="1B54B5"/>
+                  <w:sz w:val="16"/>
+                  <w:szCs w:val="16"/>
+                  <w:u w:val="single"/>
+                </w:rPr>
+                <w:t xml:space="preserve">OPC UA LADS</w:t>
+              </w:r>
+            </w:hyperlink>
+            <w:r>
+              <w:rPr>
+                <w:rFonts w:ascii="맑은 고딕" w:cs="맑은 고딕" w:eastAsia="맑은 고딕" w:hAnsi="맑은 고딕"/>
+                <w:b w:val="false"/>
+                <w:bCs w:val="false"/>
+                <w:color w:val="222222"/>
+                <w:sz w:val="16"/>
+                <w:szCs w:val="16"/>
+              </w:rPr>
+              <w:t xml:space="preserve">·</w:t>
+            </w:r>
+            <w:hyperlink w:history="1" r:id="rId9gym_eluom8mj79ayawle">
+              <w:r>
+                <w:rPr>
+                  <w:rFonts w:ascii="맑은 고딕" w:cs="맑은 고딕" w:eastAsia="맑은 고딕" w:hAnsi="맑은 고딕"/>
+                  <w:b w:val="false"/>
+                  <w:bCs w:val="false"/>
+                  <w:color w:val="1B54B5"/>
+                  <w:sz w:val="16"/>
+                  <w:szCs w:val="16"/>
+                  <w:u w:val="single"/>
+                </w:rPr>
+                <w:t xml:space="preserve">SiLA 2</w:t>
+              </w:r>
+            </w:hyperlink>
+            <w:r>
+              <w:rPr>
+                <w:rFonts w:ascii="맑은 고딕" w:cs="맑은 고딕" w:eastAsia="맑은 고딕" w:hAnsi="맑은 고딕"/>
+                <w:b w:val="false"/>
+                <w:bCs w:val="false"/>
+                <w:color w:val="222222"/>
+                <w:sz w:val="16"/>
+                <w:szCs w:val="16"/>
+              </w:rPr>
+              <w:t xml:space="preserve">)과 데이터 표준(Allotrope·</w:t>
+            </w:r>
+            <w:hyperlink w:history="1" r:id="rIdxtxqslb421jrgh-9c2-bb">
+              <w:r>
+                <w:rPr>
+                  <w:rFonts w:ascii="맑은 고딕" w:cs="맑은 고딕" w:eastAsia="맑은 고딕" w:hAnsi="맑은 고딕"/>
+                  <w:b w:val="false"/>
+                  <w:bCs w:val="false"/>
+                  <w:color w:val="1B54B5"/>
+                  <w:sz w:val="16"/>
+                  <w:szCs w:val="16"/>
+                  <w:u w:val="single"/>
+                </w:rPr>
+                <w:t xml:space="preserve">EMMO</w:t>
+              </w:r>
+            </w:hyperlink>
+            <w:r>
+              <w:rPr>
+                <w:rFonts w:ascii="맑은 고딕" w:cs="맑은 고딕" w:eastAsia="맑은 고딕" w:hAnsi="맑은 고딕"/>
+                <w:b w:val="false"/>
+                <w:bCs w:val="false"/>
+                <w:color w:val="222222"/>
+                <w:sz w:val="16"/>
+                <w:szCs w:val="16"/>
+              </w:rPr>
+              <w:t xml:space="preserve">)은 모두 국외에서 정해져, 지금의 장비 의존이 자율실험실 시대의 시스템 의존으로 고착될 우려가 있다.</w:t>
+            </w:r>
+          </w:p>
+        </w:tc>
+      </w:tr>
+    </w:tbl>
+    <w:p>
+      <w:pPr>
+        <w:spacing w:after="80" w:before="280"/>
+      </w:pPr>
+      <w:r>
+        <w:rPr>
+          <w:rFonts w:ascii="맑은 고딕" w:cs="맑은 고딕" w:eastAsia="맑은 고딕" w:hAnsi="맑은 고딕"/>
+          <w:b/>
+          <w:bCs/>
+          <w:color w:val="1D3567"/>
+          <w:sz w:val="18"/>
+          <w:szCs w:val="18"/>
+        </w:rPr>
+        <w:t xml:space="preserve">부록 A. 원문 주장별 판정 — 무엇을 쓰고 무엇을 빼야 하는가</w:t>
       </w:r>
     </w:p>
     <w:tbl>
@@ -979,7 +4350,7 @@
         </w:rPr>
         <w:t xml:space="preserve">가장 강한 근거는 정부 통계다. </w:t>
       </w:r>
-      <w:hyperlink w:history="1" r:id="rIdsoncjexk71lc0_-tey8tj">
+      <w:hyperlink w:history="1" r:id="rIdfxktp0pppg5ttqxdyneeh">
         <w:r>
           <w:rPr>
             <w:rFonts w:ascii="맑은 고딕" w:cs="맑은 고딕" w:eastAsia="맑은 고딕" w:hAnsi="맑은 고딕"/>
@@ -1481,7 +4852,7 @@
         </w:rPr>
         <w:t xml:space="preserve">뒷받침 자료는 셋이다. </w:t>
       </w:r>
-      <w:hyperlink w:history="1" r:id="rIdix40mchttuwhl1vvjry5h">
+      <w:hyperlink w:history="1" r:id="rIdemun5-wkjrifr-frhlss5">
         <w:r>
           <w:rPr>
             <w:rFonts w:ascii="맑은 고딕" w:cs="맑은 고딕" w:eastAsia="맑은 고딕" w:hAnsi="맑은 고딕"/>
@@ -1506,7 +4877,7 @@
         </w:rPr>
         <w:t xml:space="preserve">하고 2~3년 내 국산화 방침을 밝혔다(</w:t>
       </w:r>
-      <w:hyperlink w:history="1" r:id="rIdvywplzlr30hwg5qpan9ob">
+      <w:hyperlink w:history="1" r:id="rIdvmodxe7dxwkn83bxkv9aq">
         <w:r>
           <w:rPr>
             <w:rFonts w:ascii="맑은 고딕" w:cs="맑은 고딕" w:eastAsia="맑은 고딕" w:hAnsi="맑은 고딕"/>
@@ -1531,7 +4902,7 @@
         </w:rPr>
         <w:t xml:space="preserve">). </w:t>
       </w:r>
-      <w:hyperlink w:history="1" r:id="rIdeylgswjdj-_mta0rco0p7">
+      <w:hyperlink w:history="1" r:id="rIdw0udmgzvhyloz5vpxfhj8">
         <w:r>
           <w:rPr>
             <w:rFonts w:ascii="맑은 고딕" w:cs="맑은 고딕" w:eastAsia="맑은 고딕" w:hAnsi="맑은 고딕"/>
@@ -1578,7 +4949,7 @@
         </w:rPr>
         <w:t xml:space="preserve"> 이라는 진단이 나왔다. 그리고 </w:t>
       </w:r>
-      <w:hyperlink w:history="1" r:id="rIdjm43kdpapsbanvqoau4b3">
+      <w:hyperlink w:history="1" r:id="rIdeqlfz2oyx82ilwus2btom">
         <w:r>
           <w:rPr>
             <w:rFonts w:ascii="맑은 고딕" w:cs="맑은 고딕" w:eastAsia="맑은 고딕" w:hAnsi="맑은 고딕"/>
@@ -1774,7 +5145,7 @@
       <w:pPr>
         <w:spacing w:after="40" w:before="40" w:line="215" w:lineRule="auto"/>
       </w:pPr>
-      <w:hyperlink w:history="1" r:id="rIdit-fpd0smw-rnl7oenzm1">
+      <w:hyperlink w:history="1" r:id="rIdx3cojfgvg7ibanypv8u7f">
         <w:r>
           <w:rPr>
             <w:rFonts w:ascii="맑은 고딕" w:cs="맑은 고딕" w:eastAsia="맑은 고딕" w:hAnsi="맑은 고딕"/>
@@ -2083,7 +5454,7 @@
               <w:spacing w:after="12" w:before="12" w:line="205" w:lineRule="auto"/>
               <w:jc w:val="center"/>
             </w:pPr>
-            <w:hyperlink w:history="1" r:id="rIdifr7vp9ida733ubztybbi">
+            <w:hyperlink w:history="1" r:id="rIdc9swa_djonnztly2kysr5">
               <w:r>
                 <w:rPr>
                   <w:rFonts w:ascii="맑은 고딕" w:cs="맑은 고딕" w:eastAsia="맑은 고딕" w:hAnsi="맑은 고딕"/>
@@ -2172,7 +5543,7 @@
               <w:spacing w:after="12" w:before="12" w:line="205" w:lineRule="auto"/>
               <w:jc w:val="center"/>
             </w:pPr>
-            <w:hyperlink w:history="1" r:id="rIdv-hlsbkpylrbblsevc6ks">
+            <w:hyperlink w:history="1" r:id="rIdmfoq6q7hk_h78mx8zhmmw">
               <w:r>
                 <w:rPr>
                   <w:rFonts w:ascii="맑은 고딕" w:cs="맑은 고딕" w:eastAsia="맑은 고딕" w:hAnsi="맑은 고딕"/>
@@ -2261,7 +5632,7 @@
               <w:spacing w:after="12" w:before="12" w:line="205" w:lineRule="auto"/>
               <w:jc w:val="center"/>
             </w:pPr>
-            <w:hyperlink w:history="1" r:id="rId6-wgwvgqfsla0kv88nlfm">
+            <w:hyperlink w:history="1" r:id="rIdodlkaso9dxutdal4am-1c">
               <w:r>
                 <w:rPr>
                   <w:rFonts w:ascii="맑은 고딕" w:cs="맑은 고딕" w:eastAsia="맑은 고딕" w:hAnsi="맑은 고딕"/>
@@ -2404,7 +5775,7 @@
       <w:pPr>
         <w:spacing w:after="40" w:before="40" w:line="215" w:lineRule="auto"/>
       </w:pPr>
-      <w:hyperlink w:history="1" r:id="rId9gndiyhj_usqdviljhbse">
+      <w:hyperlink w:history="1" r:id="rIdi8hzevgrtn23kzhnr8wdq">
         <w:r>
           <w:rPr>
             <w:rFonts w:ascii="맑은 고딕" w:cs="맑은 고딕" w:eastAsia="맑은 고딕" w:hAnsi="맑은 고딕"/>
@@ -2451,7 +5822,7 @@
         </w:rPr>
         <w:t xml:space="preserve"> 는 표준화하지 않았고, </w:t>
       </w:r>
-      <w:hyperlink w:history="1" r:id="rIdkovg6khybfqbjv-l1lfpk">
+      <w:hyperlink w:history="1" r:id="rIdzoqwtu66llzcz-0u5c137">
         <w:r>
           <w:rPr>
             <w:rFonts w:ascii="맑은 고딕" w:cs="맑은 고딕" w:eastAsia="맑은 고딕" w:hAnsi="맑은 고딕"/>
@@ -2679,7 +6050,7 @@
           <w:sz w:val="18"/>
           <w:szCs w:val="18"/>
         </w:rPr>
-        <w:t xml:space="preserve">⑥ 계층별 국내 역량 — 부품은 있는데 시스템이 없다</w:t>
+        <w:t xml:space="preserve">부록 B. 계층별 국내 역량 — 부품은 있는데 시스템이 없다</w:t>
       </w:r>
     </w:p>
     <w:p>
@@ -2697,7 +6068,7 @@
         </w:rPr>
         <w:t xml:space="preserve">“자율실험실에 들어가는 자동화 장비”만 따로 집계한 통계는 없다. 이유는 두 가지다. 첫째, </w:t>
       </w:r>
-      <w:hyperlink w:history="1" r:id="rIdql4enben73ub67sbkdi15">
+      <w:hyperlink w:history="1" r:id="rIdathoxo1mwv7twq9e0r_jz">
         <w:r>
           <w:rPr>
             <w:rFonts w:ascii="맑은 고딕" w:cs="맑은 고딕" w:eastAsia="맑은 고딕" w:hAnsi="맑은 고딕"/>
@@ -2951,7 +6322,7 @@
               <w:spacing w:after="12" w:before="12" w:line="205" w:lineRule="auto"/>
               <w:jc w:val="left"/>
             </w:pPr>
-            <w:hyperlink w:history="1" r:id="rId29ilsrqiacrqmea9dkpfi">
+            <w:hyperlink w:history="1" r:id="rIdmqwsu4gvgv5subkrgu3xv">
               <w:r>
                 <w:rPr>
                   <w:rFonts w:ascii="맑은 고딕" w:cs="맑은 고딕" w:eastAsia="맑은 고딕" w:hAnsi="맑은 고딕"/>
@@ -2998,7 +6369,7 @@
               </w:rPr>
               <w:t xml:space="preserve">이고, </w:t>
             </w:r>
-            <w:hyperlink w:history="1" r:id="rIdumy08ajkxlpabocof9hop">
+            <w:hyperlink w:history="1" r:id="rIdbt8ds_jm0q67pog3toedy">
               <w:r>
                 <w:rPr>
                   <w:rFonts w:ascii="맑은 고딕" w:cs="맑은 고딕" w:eastAsia="맑은 고딕" w:hAnsi="맑은 고딕"/>
@@ -3023,7 +6394,7 @@
               </w:rPr>
               <w:t xml:space="preserve">다(</w:t>
             </w:r>
-            <w:hyperlink w:history="1" r:id="rIdh9aeqiept-zyuxolatfbi">
+            <w:hyperlink w:history="1" r:id="rIdhmodeuxsxed0r05fvvtgw">
               <w:r>
                 <w:rPr>
                   <w:rFonts w:ascii="맑은 고딕" w:cs="맑은 고딕" w:eastAsia="맑은 고딕" w:hAnsi="맑은 고딕"/>
@@ -3132,7 +6503,7 @@
               <w:spacing w:after="12" w:before="12" w:line="205" w:lineRule="auto"/>
               <w:jc w:val="left"/>
             </w:pPr>
-            <w:hyperlink w:history="1" r:id="rId5aswby2g68bzwwp4dayfz">
+            <w:hyperlink w:history="1" r:id="rIdebf9prcqz6csrktrsr9kn">
               <w:r>
                 <w:rPr>
                   <w:rFonts w:ascii="맑은 고딕" w:cs="맑은 고딕" w:eastAsia="맑은 고딕" w:hAnsi="맑은 고딕"/>
@@ -3157,7 +6528,7 @@
               </w:rPr>
               <w:t xml:space="preserve">. </w:t>
             </w:r>
-            <w:hyperlink w:history="1" r:id="rIdugm4c7znj66is6ue6qucg">
+            <w:hyperlink w:history="1" r:id="rIddl_yycaxlng5f0nsxp-8x">
               <w:r>
                 <w:rPr>
                   <w:rFonts w:ascii="맑은 고딕" w:cs="맑은 고딕" w:eastAsia="맑은 고딕" w:hAnsi="맑은 고딕"/>
@@ -3263,7 +6634,7 @@
               <w:spacing w:after="12" w:before="12" w:line="205" w:lineRule="auto"/>
               <w:jc w:val="left"/>
             </w:pPr>
-            <w:hyperlink w:history="1" r:id="rId781emxfep-5gwhydnoxp1">
+            <w:hyperlink w:history="1" r:id="rIdcjget0arrg9obsxvqq00l">
               <w:r>
                 <w:rPr>
                   <w:rFonts w:ascii="맑은 고딕" w:cs="맑은 고딕" w:eastAsia="맑은 고딕" w:hAnsi="맑은 고딕"/>
@@ -3288,7 +6659,7 @@
               </w:rPr>
               <w:t xml:space="preserve">. </w:t>
             </w:r>
-            <w:hyperlink w:history="1" r:id="rIdjqq5jzkbupbp4uz1tli9u">
+            <w:hyperlink w:history="1" r:id="rIdyqbzxeoebaezxdlj8s_aq">
               <w:r>
                 <w:rPr>
                   <w:rFonts w:ascii="맑은 고딕" w:cs="맑은 고딕" w:eastAsia="맑은 고딕" w:hAnsi="맑은 고딕"/>
@@ -3397,7 +6768,7 @@
               </w:rPr>
               <w:t xml:space="preserve">장비 통신은 </w:t>
             </w:r>
-            <w:hyperlink w:history="1" r:id="rIduhhswjk5cwaen9gv2xpvr">
+            <w:hyperlink w:history="1" r:id="rIdopzreg3kfc0nb62eawpck">
               <w:r>
                 <w:rPr>
                   <w:rFonts w:ascii="맑은 고딕" w:cs="맑은 고딕" w:eastAsia="맑은 고딕" w:hAnsi="맑은 고딕"/>
@@ -3422,7 +6793,7 @@
               </w:rPr>
               <w:t xml:space="preserve">(독일 주도)와 </w:t>
             </w:r>
-            <w:hyperlink w:history="1" r:id="rIdoik1zqcddh8frrekjexaj">
+            <w:hyperlink w:history="1" r:id="rIdqcclsupsqaqjgmc0wfuyo">
               <w:r>
                 <w:rPr>
                   <w:rFonts w:ascii="맑은 고딕" w:cs="맑은 고딕" w:eastAsia="맑은 고딕" w:hAnsi="맑은 고딕"/>
@@ -3447,7 +6818,7 @@
               </w:rPr>
               <w:t xml:space="preserve">, 데이터는 Allotrope·AnIML, 소재 온톨로지는 </w:t>
             </w:r>
-            <w:hyperlink w:history="1" r:id="rIdnzxmzkzuhkagkt0-pd-n6">
+            <w:hyperlink w:history="1" r:id="rIdivudy8z1u5x1uhumnrq1w">
               <w:r>
                 <w:rPr>
                   <w:rFonts w:ascii="맑은 고딕" w:cs="맑은 고딕" w:eastAsia="맑은 고딕" w:hAnsi="맑은 고딕"/>
@@ -3472,7 +6843,7 @@
               </w:rPr>
               <w:t xml:space="preserve">가 쥐고 있다. 한국은 </w:t>
             </w:r>
-            <w:hyperlink w:history="1" r:id="rIdiex8foasvqxs476whcms2">
+            <w:hyperlink w:history="1" r:id="rIda4hgtgmi-_7isjmvls1ef">
               <w:r>
                 <w:rPr>
                   <w:rFonts w:ascii="맑은 고딕" w:cs="맑은 고딕" w:eastAsia="맑은 고딕" w:hAnsi="맑은 고딕"/>
@@ -3673,811 +7044,11 @@
           <w:rFonts w:ascii="맑은 고딕" w:cs="맑은 고딕" w:eastAsia="맑은 고딕" w:hAnsi="맑은 고딕"/>
           <w:b/>
           <w:bCs/>
-          <w:color w:val="1D3567"/>
-          <w:sz w:val="18"/>
-          <w:szCs w:val="18"/>
-        </w:rPr>
-        <w:t xml:space="preserve">⑦ 바로 쓸 수 있는 문장 — “외산 벤더 장비·시스템 의존, 생태계 고착화 우려”</w:t>
-      </w:r>
-    </w:p>
-    <w:p>
-      <w:pPr>
-        <w:spacing w:after="40" w:before="40" w:line="215" w:lineRule="auto"/>
-      </w:pPr>
-      <w:r>
-        <w:rPr>
-          <w:rFonts w:ascii="맑은 고딕" w:cs="맑은 고딕" w:eastAsia="맑은 고딕" w:hAnsi="맑은 고딕"/>
-          <w:b w:val="false"/>
-          <w:bCs w:val="false"/>
-          <w:color w:val="222222"/>
-          <w:sz w:val="14"/>
-          <w:szCs w:val="14"/>
-        </w:rPr>
-        <w:t xml:space="preserve">아래 문장은 위 근거를 그대로 반영해 작성했다. 밑줄 친 부분에 출처 링크가 걸려 있다.</w:t>
-      </w:r>
-    </w:p>
-    <w:p>
-      <w:pPr>
-        <w:spacing w:after="50" w:before="160"/>
-      </w:pPr>
-      <w:r>
-        <w:rPr>
-          <w:rFonts w:ascii="맑은 고딕" w:cs="맑은 고딕" w:eastAsia="맑은 고딕" w:hAnsi="맑은 고딕"/>
-          <w:b/>
-          <w:bCs/>
-          <w:color w:val="1D3567"/>
-          <w:sz w:val="16"/>
-          <w:szCs w:val="16"/>
-        </w:rPr>
-        <w:t xml:space="preserve">의존의 실태</w:t>
-      </w:r>
-    </w:p>
-    <w:p>
-      <w:pPr>
-        <w:spacing w:after="30" w:before="30" w:line="215" w:lineRule="auto"/>
-        <w:ind w:left="300" w:hanging="240"/>
-      </w:pPr>
-      <w:r>
-        <w:rPr>
-          <w:rFonts w:ascii="맑은 고딕" w:cs="맑은 고딕" w:eastAsia="맑은 고딕" w:hAnsi="맑은 고딕"/>
-          <w:b/>
-          <w:bCs/>
-          <w:color w:val="1D3567"/>
-          <w:sz w:val="16"/>
-          <w:szCs w:val="16"/>
-        </w:rPr>
-        <w:t xml:space="preserve">1. </w:t>
-      </w:r>
-      <w:r>
-        <w:rPr>
-          <w:rFonts w:ascii="맑은 고딕" w:cs="맑은 고딕" w:eastAsia="맑은 고딕" w:hAnsi="맑은 고딕"/>
-          <w:b w:val="false"/>
-          <w:bCs w:val="false"/>
-          <w:color w:val="222222"/>
-          <w:sz w:val="16"/>
-          <w:szCs w:val="16"/>
-        </w:rPr>
-        <w:t xml:space="preserve">국내 연구실의 기본 연구장비는 </w:t>
-      </w:r>
-      <w:r>
-        <w:rPr>
-          <w:rFonts w:ascii="맑은 고딕" w:cs="맑은 고딕" w:eastAsia="맑은 고딕" w:hAnsi="맑은 고딕"/>
-          <w:b/>
-          <w:bCs/>
-          <w:color w:val="222222"/>
-          <w:sz w:val="16"/>
-          <w:szCs w:val="16"/>
-        </w:rPr>
-        <w:t xml:space="preserve">90% 이상이 수입품</w:t>
-      </w:r>
-      <w:r>
-        <w:rPr>
-          <w:rFonts w:ascii="맑은 고딕" w:cs="맑은 고딕" w:eastAsia="맑은 고딕" w:hAnsi="맑은 고딕"/>
-          <w:b w:val="false"/>
-          <w:bCs w:val="false"/>
-          <w:color w:val="222222"/>
-          <w:sz w:val="16"/>
-          <w:szCs w:val="16"/>
-        </w:rPr>
-        <w:t xml:space="preserve">이며, </w:t>
-      </w:r>
-      <w:hyperlink w:history="1" r:id="rId4tdmrjhmrf-pzl9cgc8iv">
-        <w:r>
-          <w:rPr>
-            <w:rFonts w:ascii="맑은 고딕" w:cs="맑은 고딕" w:eastAsia="맑은 고딕" w:hAnsi="맑은 고딕"/>
-            <w:b w:val="false"/>
-            <w:bCs w:val="false"/>
-            <w:color w:val="1B54B5"/>
-            <w:sz w:val="16"/>
-            <w:szCs w:val="16"/>
-            <w:u w:val="single"/>
-          </w:rPr>
-          <w:t xml:space="preserve">마이크로플레이트 리더·오실로스코프·스펙트럼 분석기는 외산 비중이 100%</w:t>
-        </w:r>
-      </w:hyperlink>
-      <w:r>
-        <w:rPr>
-          <w:rFonts w:ascii="맑은 고딕" w:cs="맑은 고딕" w:eastAsia="맑은 고딕" w:hAnsi="맑은 고딕"/>
-          <w:b w:val="false"/>
-          <w:bCs w:val="false"/>
-          <w:color w:val="222222"/>
-          <w:sz w:val="16"/>
-          <w:szCs w:val="16"/>
-        </w:rPr>
-        <w:t xml:space="preserve">다.</w:t>
-      </w:r>
-    </w:p>
-    <w:p>
-      <w:pPr>
-        <w:spacing w:after="30" w:before="30" w:line="215" w:lineRule="auto"/>
-        <w:ind w:left="300" w:hanging="240"/>
-      </w:pPr>
-      <w:r>
-        <w:rPr>
-          <w:rFonts w:ascii="맑은 고딕" w:cs="맑은 고딕" w:eastAsia="맑은 고딕" w:hAnsi="맑은 고딕"/>
-          <w:b/>
-          <w:bCs/>
-          <w:color w:val="1D3567"/>
-          <w:sz w:val="16"/>
-          <w:szCs w:val="16"/>
-        </w:rPr>
-        <w:t xml:space="preserve">2. </w:t>
-      </w:r>
-      <w:r>
-        <w:rPr>
-          <w:rFonts w:ascii="맑은 고딕" w:cs="맑은 고딕" w:eastAsia="맑은 고딕" w:hAnsi="맑은 고딕"/>
-          <w:b w:val="false"/>
-          <w:bCs w:val="false"/>
-          <w:color w:val="222222"/>
-          <w:sz w:val="16"/>
-          <w:szCs w:val="16"/>
-        </w:rPr>
-        <w:t xml:space="preserve">바이오 분야는 </w:t>
-      </w:r>
-      <w:hyperlink w:history="1" r:id="rIdedhptbntm2f2n03ugqfbz">
-        <w:r>
-          <w:rPr>
-            <w:rFonts w:ascii="맑은 고딕" w:cs="맑은 고딕" w:eastAsia="맑은 고딕" w:hAnsi="맑은 고딕"/>
-            <w:b w:val="false"/>
-            <w:bCs w:val="false"/>
-            <w:color w:val="1B54B5"/>
-            <w:sz w:val="16"/>
-            <w:szCs w:val="16"/>
-            <w:u w:val="single"/>
-          </w:rPr>
-          <w:t xml:space="preserve">수요기업의 90% 이상이 해외 소부장에 의존</w:t>
-        </w:r>
-      </w:hyperlink>
-      <w:r>
-        <w:rPr>
-          <w:rFonts w:ascii="맑은 고딕" w:cs="맑은 고딕" w:eastAsia="맑은 고딕" w:hAnsi="맑은 고딕"/>
-          <w:b w:val="false"/>
-          <w:bCs w:val="false"/>
-          <w:color w:val="222222"/>
-          <w:sz w:val="16"/>
-          <w:szCs w:val="16"/>
-        </w:rPr>
-        <w:t xml:space="preserve">하고 있다.</w:t>
-      </w:r>
-    </w:p>
-    <w:p>
-      <w:pPr>
-        <w:spacing w:after="30" w:before="30" w:line="215" w:lineRule="auto"/>
-        <w:ind w:left="300" w:hanging="240"/>
-      </w:pPr>
-      <w:r>
-        <w:rPr>
-          <w:rFonts w:ascii="맑은 고딕" w:cs="맑은 고딕" w:eastAsia="맑은 고딕" w:hAnsi="맑은 고딕"/>
-          <w:b/>
-          <w:bCs/>
-          <w:color w:val="1D3567"/>
-          <w:sz w:val="16"/>
-          <w:szCs w:val="16"/>
-        </w:rPr>
-        <w:t xml:space="preserve">3. </w:t>
-      </w:r>
-      <w:r>
-        <w:rPr>
-          <w:rFonts w:ascii="맑은 고딕" w:cs="맑은 고딕" w:eastAsia="맑은 고딕" w:hAnsi="맑은 고딕"/>
-          <w:b w:val="false"/>
-          <w:bCs w:val="false"/>
-          <w:color w:val="222222"/>
-          <w:sz w:val="16"/>
-          <w:szCs w:val="16"/>
-        </w:rPr>
-        <w:t xml:space="preserve">실험 자동화의 핵심인 자동분주기(리퀴드핸들러)는 </w:t>
-      </w:r>
-      <w:hyperlink w:history="1" r:id="rIdgeu5vwnv0w_4rn8dbg5tw">
-        <w:r>
-          <w:rPr>
-            <w:rFonts w:ascii="맑은 고딕" w:cs="맑은 고딕" w:eastAsia="맑은 고딕" w:hAnsi="맑은 고딕"/>
-            <w:b w:val="false"/>
-            <w:bCs w:val="false"/>
-            <w:color w:val="1B54B5"/>
-            <w:sz w:val="16"/>
-            <w:szCs w:val="16"/>
-            <w:u w:val="single"/>
-          </w:rPr>
-          <w:t xml:space="preserve">글로벌 상위 5개사가 모두 외산</w:t>
-        </w:r>
-      </w:hyperlink>
-      <w:r>
-        <w:rPr>
-          <w:rFonts w:ascii="맑은 고딕" w:cs="맑은 고딕" w:eastAsia="맑은 고딕" w:hAnsi="맑은 고딕"/>
-          <w:b w:val="false"/>
-          <w:bCs w:val="false"/>
-          <w:color w:val="222222"/>
-          <w:sz w:val="16"/>
-          <w:szCs w:val="16"/>
-        </w:rPr>
-        <w:t xml:space="preserve">이며, </w:t>
-      </w:r>
-      <w:hyperlink w:history="1" r:id="rIdnmxwwmhg0cj8nmop3yivr">
-        <w:r>
-          <w:rPr>
-            <w:rFonts w:ascii="맑은 고딕" w:cs="맑은 고딕" w:eastAsia="맑은 고딕" w:hAnsi="맑은 고딕"/>
-            <w:b w:val="false"/>
-            <w:bCs w:val="false"/>
-            <w:color w:val="1B54B5"/>
-            <w:sz w:val="16"/>
-            <w:szCs w:val="16"/>
-            <w:u w:val="single"/>
-          </w:rPr>
-          <w:t xml:space="preserve">국내에서는 2021년 설립된 1개사가 유일한 제조사</w:t>
-        </w:r>
-      </w:hyperlink>
-      <w:r>
-        <w:rPr>
-          <w:rFonts w:ascii="맑은 고딕" w:cs="맑은 고딕" w:eastAsia="맑은 고딕" w:hAnsi="맑은 고딕"/>
-          <w:b w:val="false"/>
-          <w:bCs w:val="false"/>
-          <w:color w:val="222222"/>
-          <w:sz w:val="16"/>
-          <w:szCs w:val="16"/>
-        </w:rPr>
-        <w:t xml:space="preserve">다.</w:t>
-      </w:r>
-    </w:p>
-    <w:p>
-      <w:pPr>
-        <w:spacing w:after="50" w:before="150"/>
-      </w:pPr>
-      <w:r>
-        <w:rPr>
-          <w:rFonts w:ascii="맑은 고딕" w:cs="맑은 고딕" w:eastAsia="맑은 고딕" w:hAnsi="맑은 고딕"/>
-          <w:b/>
-          <w:bCs/>
-          <w:color w:val="1D3567"/>
-          <w:sz w:val="16"/>
-          <w:szCs w:val="16"/>
-        </w:rPr>
-        <w:t xml:space="preserve">고착화가 일어나는 구조 — 핵심</w:t>
-      </w:r>
-    </w:p>
-    <w:p>
-      <w:pPr>
-        <w:spacing w:after="30" w:before="30" w:line="215" w:lineRule="auto"/>
-        <w:ind w:left="300" w:hanging="240"/>
-      </w:pPr>
-      <w:r>
-        <w:rPr>
-          <w:rFonts w:ascii="맑은 고딕" w:cs="맑은 고딕" w:eastAsia="맑은 고딕" w:hAnsi="맑은 고딕"/>
-          <w:b/>
-          <w:bCs/>
-          <w:color w:val="1D3567"/>
-          <w:sz w:val="16"/>
-          <w:szCs w:val="16"/>
-        </w:rPr>
-        <w:t xml:space="preserve">4. </w:t>
-      </w:r>
-      <w:r>
-        <w:rPr>
-          <w:rFonts w:ascii="맑은 고딕" w:cs="맑은 고딕" w:eastAsia="맑은 고딕" w:hAnsi="맑은 고딕"/>
-          <w:b w:val="false"/>
-          <w:bCs w:val="false"/>
-          <w:color w:val="222222"/>
-          <w:sz w:val="16"/>
-          <w:szCs w:val="16"/>
-        </w:rPr>
-        <w:t xml:space="preserve">자율실험실은 새 장비를 만드는 것이 아니라 기성 장비를 엮는 것이다. </w:t>
-      </w:r>
-      <w:hyperlink w:history="1" r:id="rId5ngbyrdy2jy7pt3jo3w8c">
-        <w:r>
-          <w:rPr>
-            <w:rFonts w:ascii="맑은 고딕" w:cs="맑은 고딕" w:eastAsia="맑은 고딕" w:hAnsi="맑은 고딕"/>
-            <w:b w:val="false"/>
-            <w:bCs w:val="false"/>
-            <w:color w:val="1B54B5"/>
-            <w:sz w:val="16"/>
-            <w:szCs w:val="16"/>
-            <w:u w:val="single"/>
-          </w:rPr>
-          <w:t xml:space="preserve">미국 NIST는 자율실험실 생태계를 “상용 기성품(COTS) 부품으로 조립 가능한 모듈형 구조”로 정의</w:t>
-        </w:r>
-      </w:hyperlink>
-      <w:r>
-        <w:rPr>
-          <w:rFonts w:ascii="맑은 고딕" w:cs="맑은 고딕" w:eastAsia="맑은 고딕" w:hAnsi="맑은 고딕"/>
-          <w:b w:val="false"/>
-          <w:bCs w:val="false"/>
-          <w:color w:val="222222"/>
-          <w:sz w:val="16"/>
-          <w:szCs w:val="16"/>
-        </w:rPr>
-        <w:t xml:space="preserve">한다. 따라서 경쟁력은 개별 장비가 아니라 </w:t>
-      </w:r>
-      <w:r>
-        <w:rPr>
-          <w:rFonts w:ascii="맑은 고딕" w:cs="맑은 고딕" w:eastAsia="맑은 고딕" w:hAnsi="맑은 고딕"/>
-          <w:b/>
-          <w:bCs/>
-          <w:color w:val="222222"/>
-          <w:sz w:val="16"/>
-          <w:szCs w:val="16"/>
-        </w:rPr>
-        <w:t xml:space="preserve">장비를 잇는 규격과 소프트웨어</w:t>
-      </w:r>
-      <w:r>
-        <w:rPr>
-          <w:rFonts w:ascii="맑은 고딕" w:cs="맑은 고딕" w:eastAsia="맑은 고딕" w:hAnsi="맑은 고딕"/>
-          <w:b w:val="false"/>
-          <w:bCs w:val="false"/>
-          <w:color w:val="222222"/>
-          <w:sz w:val="16"/>
-          <w:szCs w:val="16"/>
-        </w:rPr>
-        <w:t xml:space="preserve">에서 결정된다.</w:t>
-      </w:r>
-    </w:p>
-    <w:p>
-      <w:pPr>
-        <w:spacing w:after="30" w:before="30" w:line="215" w:lineRule="auto"/>
-        <w:ind w:left="300" w:hanging="240"/>
-      </w:pPr>
-      <w:r>
-        <w:rPr>
-          <w:rFonts w:ascii="맑은 고딕" w:cs="맑은 고딕" w:eastAsia="맑은 고딕" w:hAnsi="맑은 고딕"/>
-          <w:b/>
-          <w:bCs/>
-          <w:color w:val="1D3567"/>
-          <w:sz w:val="16"/>
-          <w:szCs w:val="16"/>
-        </w:rPr>
-        <w:t xml:space="preserve">5. </w:t>
-      </w:r>
-      <w:r>
-        <w:rPr>
-          <w:rFonts w:ascii="맑은 고딕" w:cs="맑은 고딕" w:eastAsia="맑은 고딕" w:hAnsi="맑은 고딕"/>
-          <w:b w:val="false"/>
-          <w:bCs w:val="false"/>
-          <w:color w:val="222222"/>
-          <w:sz w:val="16"/>
-          <w:szCs w:val="16"/>
-        </w:rPr>
-        <w:t xml:space="preserve">그런데 그 규격은 전부 국외에서 정해진다. 장비 통신은 </w:t>
-      </w:r>
-      <w:hyperlink w:history="1" r:id="rIdl9icbo0r7-ihmna-4x23u">
-        <w:r>
-          <w:rPr>
-            <w:rFonts w:ascii="맑은 고딕" w:cs="맑은 고딕" w:eastAsia="맑은 고딕" w:hAnsi="맑은 고딕"/>
-            <w:b w:val="false"/>
-            <w:bCs w:val="false"/>
-            <w:color w:val="1B54B5"/>
-            <w:sz w:val="16"/>
-            <w:szCs w:val="16"/>
-            <w:u w:val="single"/>
-          </w:rPr>
-          <w:t xml:space="preserve">독일 주도의 OPC UA LADS</w:t>
-        </w:r>
-      </w:hyperlink>
-      <w:r>
-        <w:rPr>
-          <w:rFonts w:ascii="맑은 고딕" w:cs="맑은 고딕" w:eastAsia="맑은 고딕" w:hAnsi="맑은 고딕"/>
-          <w:b w:val="false"/>
-          <w:bCs w:val="false"/>
-          <w:color w:val="222222"/>
-          <w:sz w:val="16"/>
-          <w:szCs w:val="16"/>
-        </w:rPr>
-        <w:t xml:space="preserve">와 </w:t>
-      </w:r>
-      <w:hyperlink w:history="1" r:id="rIdnngbz0qxypr9yzoy07ezn">
-        <w:r>
-          <w:rPr>
-            <w:rFonts w:ascii="맑은 고딕" w:cs="맑은 고딕" w:eastAsia="맑은 고딕" w:hAnsi="맑은 고딕"/>
-            <w:b w:val="false"/>
-            <w:bCs w:val="false"/>
-            <w:color w:val="1B54B5"/>
-            <w:sz w:val="16"/>
-            <w:szCs w:val="16"/>
-            <w:u w:val="single"/>
-          </w:rPr>
-          <w:t xml:space="preserve">SiLA 2</w:t>
-        </w:r>
-      </w:hyperlink>
-      <w:r>
-        <w:rPr>
-          <w:rFonts w:ascii="맑은 고딕" w:cs="맑은 고딕" w:eastAsia="맑은 고딕" w:hAnsi="맑은 고딕"/>
-          <w:b w:val="false"/>
-          <w:bCs w:val="false"/>
-          <w:color w:val="222222"/>
-          <w:sz w:val="16"/>
-          <w:szCs w:val="16"/>
-        </w:rPr>
-        <w:t xml:space="preserve">, 데이터는 제약업계 컨소시엄의 Allotrope·AnIML, 소재 온톨로지는 </w:t>
-      </w:r>
-      <w:hyperlink w:history="1" r:id="rIdg9jbx1i9ojuj0tqquauup">
-        <w:r>
-          <w:rPr>
-            <w:rFonts w:ascii="맑은 고딕" w:cs="맑은 고딕" w:eastAsia="맑은 고딕" w:hAnsi="맑은 고딕"/>
-            <w:b w:val="false"/>
-            <w:bCs w:val="false"/>
-            <w:color w:val="1B54B5"/>
-            <w:sz w:val="16"/>
-            <w:szCs w:val="16"/>
-            <w:u w:val="single"/>
-          </w:rPr>
-          <w:t xml:space="preserve">EU의 EMMO</w:t>
-        </w:r>
-      </w:hyperlink>
-      <w:r>
-        <w:rPr>
-          <w:rFonts w:ascii="맑은 고딕" w:cs="맑은 고딕" w:eastAsia="맑은 고딕" w:hAnsi="맑은 고딕"/>
-          <w:b w:val="false"/>
-          <w:bCs w:val="false"/>
-          <w:color w:val="222222"/>
-          <w:sz w:val="16"/>
-          <w:szCs w:val="16"/>
-        </w:rPr>
-        <w:t xml:space="preserve">가 쥐고 있다. 한국은 </w:t>
-      </w:r>
-      <w:hyperlink w:history="1" r:id="rId96plmvhhikjmlbi0usvla">
-        <w:r>
-          <w:rPr>
-            <w:rFonts w:ascii="맑은 고딕" w:cs="맑은 고딕" w:eastAsia="맑은 고딕" w:hAnsi="맑은 고딕"/>
-            <w:b w:val="false"/>
-            <w:bCs w:val="false"/>
-            <w:color w:val="1B54B5"/>
-            <w:sz w:val="16"/>
-            <w:szCs w:val="16"/>
-            <w:u w:val="single"/>
-          </w:rPr>
-          <w:t xml:space="preserve">2026년 8월에야 「기술·플랫폼·표준」 분과를 출범</w:t>
-        </w:r>
-      </w:hyperlink>
-      <w:r>
-        <w:rPr>
-          <w:rFonts w:ascii="맑은 고딕" w:cs="맑은 고딕" w:eastAsia="맑은 고딕" w:hAnsi="맑은 고딕"/>
-          <w:b w:val="false"/>
-          <w:bCs w:val="false"/>
-          <w:color w:val="222222"/>
-          <w:sz w:val="16"/>
-          <w:szCs w:val="16"/>
-        </w:rPr>
-        <w:t xml:space="preserve">시켰다.</w:t>
-      </w:r>
-    </w:p>
-    <w:p>
-      <w:pPr>
-        <w:spacing w:after="30" w:before="30" w:line="215" w:lineRule="auto"/>
-        <w:ind w:left="300" w:hanging="240"/>
-      </w:pPr>
-      <w:r>
-        <w:rPr>
-          <w:rFonts w:ascii="맑은 고딕" w:cs="맑은 고딕" w:eastAsia="맑은 고딕" w:hAnsi="맑은 고딕"/>
-          <w:b/>
-          <w:bCs/>
-          <w:color w:val="1D3567"/>
-          <w:sz w:val="16"/>
-          <w:szCs w:val="16"/>
-        </w:rPr>
-        <w:t xml:space="preserve">6. </w:t>
-      </w:r>
-      <w:r>
-        <w:rPr>
-          <w:rFonts w:ascii="맑은 고딕" w:cs="맑은 고딕" w:eastAsia="맑은 고딕" w:hAnsi="맑은 고딕"/>
-          <w:b w:val="false"/>
-          <w:bCs w:val="false"/>
-          <w:color w:val="222222"/>
-          <w:sz w:val="16"/>
-          <w:szCs w:val="16"/>
-        </w:rPr>
-        <w:t xml:space="preserve">소프트웨어는 장비에 묶여 들어온다. 분석 소프트웨어는 장비를 사면 따라오는 구조여서 장비 점유율이 곧 소프트웨어 점유율이 된다. 여기에 </w:t>
-      </w:r>
-      <w:hyperlink w:history="1" r:id="rIdzax6zmiogziuradfoh8oq">
-        <w:r>
-          <w:rPr>
-            <w:rFonts w:ascii="맑은 고딕" w:cs="맑은 고딕" w:eastAsia="맑은 고딕" w:hAnsi="맑은 고딕"/>
-            <w:b w:val="false"/>
-            <w:bCs w:val="false"/>
-            <w:color w:val="1B54B5"/>
-            <w:sz w:val="16"/>
-            <w:szCs w:val="16"/>
-            <w:u w:val="single"/>
-          </w:rPr>
-          <w:t xml:space="preserve">외국계 기업은 장비를 무상 제공하는 대신 5~10년간 소모품 구매를 조건으로 거는 영업 방식</w:t>
-        </w:r>
-      </w:hyperlink>
-      <w:r>
-        <w:rPr>
-          <w:rFonts w:ascii="맑은 고딕" w:cs="맑은 고딕" w:eastAsia="맑은 고딕" w:hAnsi="맑은 고딕"/>
-          <w:b w:val="false"/>
-          <w:bCs w:val="false"/>
-          <w:color w:val="222222"/>
-          <w:sz w:val="16"/>
-          <w:szCs w:val="16"/>
-        </w:rPr>
-        <w:t xml:space="preserve">을 쓴다. 한 번 들어온 벤더는 장비·소프트웨어·소모품을 함께 묶어 교체 비용을 키운다.</w:t>
-      </w:r>
-    </w:p>
-    <w:p>
-      <w:pPr>
-        <w:spacing w:after="50" w:before="150"/>
-      </w:pPr>
-      <w:r>
-        <w:rPr>
-          <w:rFonts w:ascii="맑은 고딕" w:cs="맑은 고딕" w:eastAsia="맑은 고딕" w:hAnsi="맑은 고딕"/>
-          <w:b/>
-          <w:bCs/>
-          <w:color w:val="1D3567"/>
-          <w:sz w:val="16"/>
-          <w:szCs w:val="16"/>
-        </w:rPr>
-        <w:t xml:space="preserve">고착화의 결과</w:t>
-      </w:r>
-    </w:p>
-    <w:p>
-      <w:pPr>
-        <w:spacing w:after="30" w:before="30" w:line="215" w:lineRule="auto"/>
-        <w:ind w:left="300" w:hanging="240"/>
-      </w:pPr>
-      <w:r>
-        <w:rPr>
-          <w:rFonts w:ascii="맑은 고딕" w:cs="맑은 고딕" w:eastAsia="맑은 고딕" w:hAnsi="맑은 고딕"/>
-          <w:b/>
-          <w:bCs/>
-          <w:color w:val="1D3567"/>
-          <w:sz w:val="16"/>
-          <w:szCs w:val="16"/>
-        </w:rPr>
-        <w:t xml:space="preserve">7. </w:t>
-      </w:r>
-      <w:hyperlink w:history="1" r:id="rIdzhdiyvpssgdandyl-_ltv">
-        <w:r>
-          <w:rPr>
-            <w:rFonts w:ascii="맑은 고딕" w:cs="맑은 고딕" w:eastAsia="맑은 고딕" w:hAnsi="맑은 고딕"/>
-            <w:b w:val="false"/>
-            <w:bCs w:val="false"/>
-            <w:color w:val="1B54B5"/>
-            <w:sz w:val="16"/>
-            <w:szCs w:val="16"/>
-            <w:u w:val="single"/>
-          </w:rPr>
-          <w:t xml:space="preserve">국내 바이오장비 개발률은 36.4%인데 연구현장의 국산 장비 실제 도입률은 1%</w:t>
-        </w:r>
-      </w:hyperlink>
-      <w:r>
-        <w:rPr>
-          <w:rFonts w:ascii="맑은 고딕" w:cs="맑은 고딕" w:eastAsia="맑은 고딕" w:hAnsi="맑은 고딕"/>
-          <w:b w:val="false"/>
-          <w:bCs w:val="false"/>
-          <w:color w:val="222222"/>
-          <w:sz w:val="16"/>
-          <w:szCs w:val="16"/>
-        </w:rPr>
-        <w:t xml:space="preserve">에 그친다. 만들 수 있는데도 쓰이지 않는다는 뜻이며, 이는 개별 장비의 성능 문제가 아니라 </w:t>
-      </w:r>
-      <w:r>
-        <w:rPr>
-          <w:rFonts w:ascii="맑은 고딕" w:cs="맑은 고딕" w:eastAsia="맑은 고딕" w:hAnsi="맑은 고딕"/>
-          <w:b/>
-          <w:bCs/>
-          <w:color w:val="222222"/>
-          <w:sz w:val="16"/>
-          <w:szCs w:val="16"/>
-        </w:rPr>
-        <w:t xml:space="preserve">기존 시스템에 붙지 못하는 연결의 문제</w:t>
-      </w:r>
-      <w:r>
-        <w:rPr>
-          <w:rFonts w:ascii="맑은 고딕" w:cs="맑은 고딕" w:eastAsia="맑은 고딕" w:hAnsi="맑은 고딕"/>
-          <w:b w:val="false"/>
-          <w:bCs w:val="false"/>
-          <w:color w:val="222222"/>
-          <w:sz w:val="16"/>
-          <w:szCs w:val="16"/>
-        </w:rPr>
-        <w:t xml:space="preserve">다.</w:t>
-      </w:r>
-    </w:p>
-    <w:p>
-      <w:pPr>
-        <w:spacing w:after="30" w:before="30" w:line="215" w:lineRule="auto"/>
-        <w:ind w:left="300" w:hanging="240"/>
-      </w:pPr>
-      <w:r>
-        <w:rPr>
-          <w:rFonts w:ascii="맑은 고딕" w:cs="맑은 고딕" w:eastAsia="맑은 고딕" w:hAnsi="맑은 고딕"/>
-          <w:b/>
-          <w:bCs/>
-          <w:color w:val="1D3567"/>
-          <w:sz w:val="16"/>
-          <w:szCs w:val="16"/>
-        </w:rPr>
-        <w:t xml:space="preserve">8. </w:t>
-      </w:r>
-      <w:r>
-        <w:rPr>
-          <w:rFonts w:ascii="맑은 고딕" w:cs="맑은 고딕" w:eastAsia="맑은 고딕" w:hAnsi="맑은 고딕"/>
-          <w:b w:val="false"/>
-          <w:bCs w:val="false"/>
-          <w:color w:val="222222"/>
-          <w:sz w:val="16"/>
-          <w:szCs w:val="16"/>
-        </w:rPr>
-        <w:t xml:space="preserve">역설적으로 한국은 부품 역량이 없는 나라가 아니다. </w:t>
-      </w:r>
-      <w:hyperlink w:history="1" r:id="rId_fgvz5t0t21u3n5bqhpdg">
-        <w:r>
-          <w:rPr>
-            <w:rFonts w:ascii="맑은 고딕" w:cs="맑은 고딕" w:eastAsia="맑은 고딕" w:hAnsi="맑은 고딕"/>
-            <w:b w:val="false"/>
-            <w:bCs w:val="false"/>
-            <w:color w:val="1B54B5"/>
-            <w:sz w:val="16"/>
-            <w:szCs w:val="16"/>
-            <w:u w:val="single"/>
-          </w:rPr>
-          <w:t xml:space="preserve">로봇밀도는 1,012대로 세계 최고 수준</w:t>
-        </w:r>
-      </w:hyperlink>
-      <w:r>
-        <w:rPr>
-          <w:rFonts w:ascii="맑은 고딕" w:cs="맑은 고딕" w:eastAsia="맑은 고딕" w:hAnsi="맑은 고딕"/>
-          <w:b w:val="false"/>
-          <w:bCs w:val="false"/>
-          <w:color w:val="222222"/>
-          <w:sz w:val="16"/>
-          <w:szCs w:val="16"/>
-        </w:rPr>
-        <w:t xml:space="preserve">이고 </w:t>
-      </w:r>
-      <w:hyperlink w:history="1" r:id="rIdkggyfj9_s5tagctdfnaan">
-        <w:r>
-          <w:rPr>
-            <w:rFonts w:ascii="맑은 고딕" w:cs="맑은 고딕" w:eastAsia="맑은 고딕" w:hAnsi="맑은 고딕"/>
-            <w:b w:val="false"/>
-            <w:bCs w:val="false"/>
-            <w:color w:val="1B54B5"/>
-            <w:sz w:val="16"/>
-            <w:szCs w:val="16"/>
-            <w:u w:val="single"/>
-          </w:rPr>
-          <w:t xml:space="preserve">협동로봇에서는 국내 기업이 글로벌 4위권</w:t>
-        </w:r>
-      </w:hyperlink>
-      <w:r>
-        <w:rPr>
-          <w:rFonts w:ascii="맑은 고딕" w:cs="맑은 고딕" w:eastAsia="맑은 고딕" w:hAnsi="맑은 고딕"/>
-          <w:b w:val="false"/>
-          <w:bCs w:val="false"/>
-          <w:color w:val="222222"/>
-          <w:sz w:val="16"/>
-          <w:szCs w:val="16"/>
-        </w:rPr>
-        <w:t xml:space="preserve">에 있다. 그럼에도 그 로봇을 자국 실험장비에 붙여 쓰는 자율실험실은 만들지 못하고 있다. </w:t>
-      </w:r>
-      <w:r>
-        <w:rPr>
-          <w:rFonts w:ascii="맑은 고딕" w:cs="맑은 고딕" w:eastAsia="맑은 고딕" w:hAnsi="맑은 고딕"/>
-          <w:b/>
-          <w:bCs/>
-          <w:color w:val="222222"/>
-          <w:sz w:val="16"/>
-          <w:szCs w:val="16"/>
-        </w:rPr>
-        <w:t xml:space="preserve">부품이 없어서가 아니라, 부품을 엮는 규격과 소프트웨어가 모두 밖에 있기 때문이다.</w:t>
-      </w:r>
-    </w:p>
-    <w:p>
-      <w:pPr>
-        <w:spacing w:after="50" w:before="150"/>
-      </w:pPr>
-      <w:r>
-        <w:rPr>
-          <w:rFonts w:ascii="맑은 고딕" w:cs="맑은 고딕" w:eastAsia="맑은 고딕" w:hAnsi="맑은 고딕"/>
-          <w:b/>
-          <w:bCs/>
-          <w:color w:val="1D3567"/>
-          <w:sz w:val="16"/>
-          <w:szCs w:val="16"/>
-        </w:rPr>
-        <w:t xml:space="preserve">왜 지금이 분기점인가</w:t>
-      </w:r>
-    </w:p>
-    <w:p>
-      <w:pPr>
-        <w:spacing w:after="30" w:before="30" w:line="215" w:lineRule="auto"/>
-        <w:ind w:left="300" w:hanging="240"/>
-      </w:pPr>
-      <w:r>
-        <w:rPr>
-          <w:rFonts w:ascii="맑은 고딕" w:cs="맑은 고딕" w:eastAsia="맑은 고딕" w:hAnsi="맑은 고딕"/>
-          <w:b/>
-          <w:bCs/>
-          <w:color w:val="1D3567"/>
-          <w:sz w:val="16"/>
-          <w:szCs w:val="16"/>
-        </w:rPr>
-        <w:t xml:space="preserve">9. </w:t>
-      </w:r>
-      <w:r>
-        <w:rPr>
-          <w:rFonts w:ascii="맑은 고딕" w:cs="맑은 고딕" w:eastAsia="맑은 고딕" w:hAnsi="맑은 고딕"/>
-          <w:b w:val="false"/>
-          <w:bCs w:val="false"/>
-          <w:color w:val="222222"/>
-          <w:sz w:val="16"/>
-          <w:szCs w:val="16"/>
-        </w:rPr>
-        <w:t xml:space="preserve">자율실험실 시장은 이제 형성되는 중이다. </w:t>
-      </w:r>
-      <w:hyperlink w:history="1" r:id="rIdobkol0mmtcuont42e2f7d">
-        <w:r>
-          <w:rPr>
-            <w:rFonts w:ascii="맑은 고딕" w:cs="맑은 고딕" w:eastAsia="맑은 고딕" w:hAnsi="맑은 고딕"/>
-            <w:b w:val="false"/>
-            <w:bCs w:val="false"/>
-            <w:color w:val="1B54B5"/>
-            <w:sz w:val="16"/>
-            <w:szCs w:val="16"/>
-            <w:u w:val="single"/>
-          </w:rPr>
-          <w:t xml:space="preserve">한국 실험실 자동화 시장은 2024년 약 1억 2,575만 달러</w:t>
-        </w:r>
-      </w:hyperlink>
-      <w:r>
-        <w:rPr>
-          <w:rFonts w:ascii="맑은 고딕" w:cs="맑은 고딕" w:eastAsia="맑은 고딕" w:hAnsi="맑은 고딕"/>
-          <w:b w:val="false"/>
-          <w:bCs w:val="false"/>
-          <w:color w:val="222222"/>
-          <w:sz w:val="16"/>
-          <w:szCs w:val="16"/>
-        </w:rPr>
-        <w:t xml:space="preserve"> 규모이고, </w:t>
-      </w:r>
-      <w:hyperlink w:history="1" r:id="rId2thdzxbmtcgcslp1s5ick">
-        <w:r>
-          <w:rPr>
-            <w:rFonts w:ascii="맑은 고딕" w:cs="맑은 고딕" w:eastAsia="맑은 고딕" w:hAnsi="맑은 고딕"/>
-            <w:b w:val="false"/>
-            <w:bCs w:val="false"/>
-            <w:color w:val="1B54B5"/>
-            <w:sz w:val="16"/>
-            <w:szCs w:val="16"/>
-            <w:u w:val="single"/>
-          </w:rPr>
-          <w:t xml:space="preserve">자동분주기 시장은 2025년 2,350만 달러에서 2036년 5,100만 달러로 성장</w:t>
-        </w:r>
-      </w:hyperlink>
-      <w:r>
-        <w:rPr>
-          <w:rFonts w:ascii="맑은 고딕" w:cs="맑은 고딕" w:eastAsia="맑은 고딕" w:hAnsi="맑은 고딕"/>
-          <w:b w:val="false"/>
-          <w:bCs w:val="false"/>
-          <w:color w:val="222222"/>
-          <w:sz w:val="16"/>
-          <w:szCs w:val="16"/>
-        </w:rPr>
-        <w:t xml:space="preserve">할 전망이다. </w:t>
-      </w:r>
-      <w:r>
-        <w:rPr>
-          <w:rFonts w:ascii="맑은 고딕" w:cs="맑은 고딕" w:eastAsia="맑은 고딕" w:hAnsi="맑은 고딕"/>
-          <w:b/>
-          <w:bCs/>
-          <w:color w:val="222222"/>
-          <w:sz w:val="16"/>
-          <w:szCs w:val="16"/>
-        </w:rPr>
-        <w:t xml:space="preserve">지금 표준과 시스템 계층을 확보하지 못하면, 지금의 장비 의존이 자율실험실 시대의 시스템 의존으로 그대로 이월된다.</w:t>
-      </w:r>
-    </w:p>
-    <w:p>
-      <w:pPr>
-        <w:spacing w:after="80" w:before="280"/>
-      </w:pPr>
-      <w:r>
-        <w:rPr>
-          <w:rFonts w:ascii="맑은 고딕" w:cs="맑은 고딕" w:eastAsia="맑은 고딕" w:hAnsi="맑은 고딕"/>
-          <w:b/>
-          <w:bCs/>
           <w:color w:val="2E7D32"/>
           <w:sz w:val="18"/>
           <w:szCs w:val="18"/>
         </w:rPr>
-        <w:t xml:space="preserve">⑥ 보너스 — 문안에 없지만 쓸 만한 근거</w:t>
+        <w:t xml:space="preserve">부록 C. 보조 근거</w:t>
       </w:r>
     </w:p>
     <w:tbl>
@@ -4581,7 +7152,7 @@
               <w:spacing w:after="12" w:before="12" w:line="205" w:lineRule="auto"/>
               <w:jc w:val="center"/>
             </w:pPr>
-            <w:hyperlink w:history="1" r:id="rIdh4ybbluh58cplavu7lfbl">
+            <w:hyperlink w:history="1" r:id="rIdfkeag67_34nxprdlzmf3e">
               <w:r>
                 <w:rPr>
                   <w:rFonts w:ascii="맑은 고딕" w:cs="맑은 고딕" w:eastAsia="맑은 고딕" w:hAnsi="맑은 고딕"/>
@@ -4670,7 +7241,7 @@
               <w:spacing w:after="12" w:before="12" w:line="205" w:lineRule="auto"/>
               <w:jc w:val="center"/>
             </w:pPr>
-            <w:hyperlink w:history="1" r:id="rId0u70trj5lrqs64e0wrtln">
+            <w:hyperlink w:history="1" r:id="rId3qtitvfd-wf07iwhbtu_p">
               <w:r>
                 <w:rPr>
                   <w:rFonts w:ascii="맑은 고딕" w:cs="맑은 고딕" w:eastAsia="맑은 고딕" w:hAnsi="맑은 고딕"/>
@@ -4796,7 +7367,7 @@
               </w:rPr>
               <w:t xml:space="preserve">[1] </w:t>
             </w:r>
-            <w:hyperlink w:history="1" r:id="rIdyrm1z017nh8h9xfopjwm9">
+            <w:hyperlink w:history="1" r:id="rId9dkygbjxiootncvp44-rn">
               <w:r>
                 <w:rPr>
                   <w:rFonts w:ascii="맑은 고딕" w:cs="맑은 고딕" w:eastAsia="맑은 고딕" w:hAnsi="맑은 고딕"/>
@@ -4831,9 +7402,237 @@
                 <w:sz w:val="13"/>
                 <w:szCs w:val="13"/>
               </w:rPr>
-              <w:t xml:space="preserve">[13] </w:t>
-            </w:r>
-            <w:hyperlink w:history="1" r:id="rIds7a2e4f2ofyg8si0qaf8e">
+              <w:t xml:space="preserve">[15] </w:t>
+            </w:r>
+            <w:hyperlink w:history="1" r:id="rIddzgib68zpa1ysa2nq-gpp">
+              <w:r>
+                <w:rPr>
+                  <w:rFonts w:ascii="맑은 고딕" w:cs="맑은 고딕" w:eastAsia="맑은 고딕" w:hAnsi="맑은 고딕"/>
+                  <w:color w:val="1B54B5"/>
+                  <w:sz w:val="13"/>
+                  <w:szCs w:val="13"/>
+                  <w:u w:val="single"/>
+                </w:rPr>
+                <w:t xml:space="preserve">Mordor Intelligence, Analytical Instrumentation Market — 상위 5개사 합계 약 45%</w:t>
+              </w:r>
+            </w:hyperlink>
+          </w:p>
+        </w:tc>
+      </w:tr>
+      <w:tr>
+        <w:tc>
+          <w:tcPr>
+            <w:tcW w:type="dxa" w:w="5159"/>
+            <w:tcMar>
+              <w:top w:type="dxa" w:w="10"/>
+              <w:left w:type="dxa" w:w="0"/>
+              <w:bottom w:type="dxa" w:w="10"/>
+              <w:right w:type="dxa" w:w="120"/>
+            </w:tcMar>
+          </w:tcPr>
+          <w:p>
+            <w:pPr>
+              <w:spacing w:after="8" w:before="8" w:line="200" w:lineRule="auto"/>
+            </w:pPr>
+            <w:r>
+              <w:rPr>
+                <w:rFonts w:ascii="맑은 고딕" w:cs="맑은 고딕" w:eastAsia="맑은 고딕" w:hAnsi="맑은 고딕"/>
+                <w:color w:val="444444"/>
+                <w:sz w:val="13"/>
+                <w:szCs w:val="13"/>
+              </w:rPr>
+              <w:t xml:space="preserve">[2] </w:t>
+            </w:r>
+            <w:hyperlink w:history="1" r:id="rIdcmsgjnu0ihf_bdz0pbir5">
+              <w:r>
+                <w:rPr>
+                  <w:rFonts w:ascii="맑은 고딕" w:cs="맑은 고딕" w:eastAsia="맑은 고딕" w:hAnsi="맑은 고딕"/>
+                  <w:color w:val="1B54B5"/>
+                  <w:sz w:val="13"/>
+                  <w:szCs w:val="13"/>
+                  <w:u w:val="single"/>
+                </w:rPr>
+                <w:t xml:space="preserve">대한민국 정책브리핑, "필수인데 수입에 의존?…범용 연구장비 '국산화' 시동"</w:t>
+              </w:r>
+            </w:hyperlink>
+          </w:p>
+        </w:tc>
+        <w:tc>
+          <w:tcPr>
+            <w:tcW w:type="dxa" w:w="5159"/>
+            <w:tcMar>
+              <w:top w:type="dxa" w:w="10"/>
+              <w:left w:type="dxa" w:w="0"/>
+              <w:bottom w:type="dxa" w:w="10"/>
+              <w:right w:type="dxa" w:w="120"/>
+            </w:tcMar>
+          </w:tcPr>
+          <w:p>
+            <w:pPr>
+              <w:spacing w:after="8" w:before="8" w:line="200" w:lineRule="auto"/>
+            </w:pPr>
+            <w:r>
+              <w:rPr>
+                <w:rFonts w:ascii="맑은 고딕" w:cs="맑은 고딕" w:eastAsia="맑은 고딕" w:hAnsi="맑은 고딕"/>
+                <w:color w:val="444444"/>
+                <w:sz w:val="13"/>
+                <w:szCs w:val="13"/>
+              </w:rPr>
+              <w:t xml:space="preserve">[16] </w:t>
+            </w:r>
+            <w:hyperlink w:history="1" r:id="rIdor8bmpymga_01lmeattmz">
+              <w:r>
+                <w:rPr>
+                  <w:rFonts w:ascii="맑은 고딕" w:cs="맑은 고딕" w:eastAsia="맑은 고딕" w:hAnsi="맑은 고딕"/>
+                  <w:color w:val="1B54B5"/>
+                  <w:sz w:val="13"/>
+                  <w:szCs w:val="13"/>
+                  <w:u w:val="single"/>
+                </w:rPr>
+                <w:t xml:space="preserve">The Korea Times / KITA, "Korea highly dependent on foreign chip equipment"</w:t>
+              </w:r>
+            </w:hyperlink>
+          </w:p>
+        </w:tc>
+      </w:tr>
+      <w:tr>
+        <w:tc>
+          <w:tcPr>
+            <w:tcW w:type="dxa" w:w="5159"/>
+            <w:tcMar>
+              <w:top w:type="dxa" w:w="10"/>
+              <w:left w:type="dxa" w:w="0"/>
+              <w:bottom w:type="dxa" w:w="10"/>
+              <w:right w:type="dxa" w:w="120"/>
+            </w:tcMar>
+          </w:tcPr>
+          <w:p>
+            <w:pPr>
+              <w:spacing w:after="8" w:before="8" w:line="200" w:lineRule="auto"/>
+            </w:pPr>
+            <w:r>
+              <w:rPr>
+                <w:rFonts w:ascii="맑은 고딕" w:cs="맑은 고딕" w:eastAsia="맑은 고딕" w:hAnsi="맑은 고딕"/>
+                <w:color w:val="444444"/>
+                <w:sz w:val="13"/>
+                <w:szCs w:val="13"/>
+              </w:rPr>
+              <w:t xml:space="preserve">[3] </w:t>
+            </w:r>
+            <w:hyperlink w:history="1" r:id="rIdmkbuqg-zz8fznn4egr2wc">
+              <w:r>
+                <w:rPr>
+                  <w:rFonts w:ascii="맑은 고딕" w:cs="맑은 고딕" w:eastAsia="맑은 고딕" w:hAnsi="맑은 고딕"/>
+                  <w:color w:val="1B54B5"/>
+                  <w:sz w:val="13"/>
+                  <w:szCs w:val="13"/>
+                  <w:u w:val="single"/>
+                </w:rPr>
+                <w:t xml:space="preserve">디지털투데이, "과기정통부, 수입 의존도 높은 범용 연구장비 국산화…전담 분과 신설"</w:t>
+              </w:r>
+            </w:hyperlink>
+          </w:p>
+        </w:tc>
+        <w:tc>
+          <w:tcPr>
+            <w:tcW w:type="dxa" w:w="5159"/>
+            <w:tcMar>
+              <w:top w:type="dxa" w:w="10"/>
+              <w:left w:type="dxa" w:w="0"/>
+              <w:bottom w:type="dxa" w:w="10"/>
+              <w:right w:type="dxa" w:w="120"/>
+            </w:tcMar>
+          </w:tcPr>
+          <w:p>
+            <w:pPr>
+              <w:spacing w:after="8" w:before="8" w:line="200" w:lineRule="auto"/>
+            </w:pPr>
+            <w:r>
+              <w:rPr>
+                <w:rFonts w:ascii="맑은 고딕" w:cs="맑은 고딕" w:eastAsia="맑은 고딕" w:hAnsi="맑은 고딕"/>
+                <w:color w:val="444444"/>
+                <w:sz w:val="13"/>
+                <w:szCs w:val="13"/>
+              </w:rPr>
+              <w:t xml:space="preserve">[17] </w:t>
+            </w:r>
+            <w:hyperlink w:history="1" r:id="rIdef1pzgne0fyxdlq8pwx1t">
+              <w:r>
+                <w:rPr>
+                  <w:rFonts w:ascii="맑은 고딕" w:cs="맑은 고딕" w:eastAsia="맑은 고딕" w:hAnsi="맑은 고딕"/>
+                  <w:color w:val="1B54B5"/>
+                  <w:sz w:val="13"/>
+                  <w:szCs w:val="13"/>
+                  <w:u w:val="single"/>
+                </w:rPr>
+                <w:t xml:space="preserve">한국로봇산업진흥원, 로봇산업 실태조사(2006년부터 매년 실시되는 정부승인통계)</w:t>
+              </w:r>
+            </w:hyperlink>
+          </w:p>
+        </w:tc>
+      </w:tr>
+      <w:tr>
+        <w:tc>
+          <w:tcPr>
+            <w:tcW w:type="dxa" w:w="5159"/>
+            <w:tcMar>
+              <w:top w:type="dxa" w:w="10"/>
+              <w:left w:type="dxa" w:w="0"/>
+              <w:bottom w:type="dxa" w:w="10"/>
+              <w:right w:type="dxa" w:w="120"/>
+            </w:tcMar>
+          </w:tcPr>
+          <w:p>
+            <w:pPr>
+              <w:spacing w:after="8" w:before="8" w:line="200" w:lineRule="auto"/>
+            </w:pPr>
+            <w:r>
+              <w:rPr>
+                <w:rFonts w:ascii="맑은 고딕" w:cs="맑은 고딕" w:eastAsia="맑은 고딕" w:hAnsi="맑은 고딕"/>
+                <w:color w:val="444444"/>
+                <w:sz w:val="13"/>
+                <w:szCs w:val="13"/>
+              </w:rPr>
+              <w:t xml:space="preserve">[4] </w:t>
+            </w:r>
+            <w:hyperlink w:history="1" r:id="rIdoocbdc6apkagmeozffh4a">
+              <w:r>
+                <w:rPr>
+                  <w:rFonts w:ascii="맑은 고딕" w:cs="맑은 고딕" w:eastAsia="맑은 고딕" w:hAnsi="맑은 고딕"/>
+                  <w:color w:val="1B54B5"/>
+                  <w:sz w:val="13"/>
+                  <w:szCs w:val="13"/>
+                  <w:u w:val="single"/>
+                </w:rPr>
+                <w:t xml:space="preserve">헬로디디, "미래 먹거리 '바이오장비'···국산화 생태계 조성 澤 아닌 必"(한국기계연구원 정책포럼)</w:t>
+              </w:r>
+            </w:hyperlink>
+          </w:p>
+        </w:tc>
+        <w:tc>
+          <w:tcPr>
+            <w:tcW w:type="dxa" w:w="5159"/>
+            <w:tcMar>
+              <w:top w:type="dxa" w:w="10"/>
+              <w:left w:type="dxa" w:w="0"/>
+              <w:bottom w:type="dxa" w:w="10"/>
+              <w:right w:type="dxa" w:w="120"/>
+            </w:tcMar>
+          </w:tcPr>
+          <w:p>
+            <w:pPr>
+              <w:spacing w:after="8" w:before="8" w:line="200" w:lineRule="auto"/>
+            </w:pPr>
+            <w:r>
+              <w:rPr>
+                <w:rFonts w:ascii="맑은 고딕" w:cs="맑은 고딕" w:eastAsia="맑은 고딕" w:hAnsi="맑은 고딕"/>
+                <w:color w:val="444444"/>
+                <w:sz w:val="13"/>
+                <w:szCs w:val="13"/>
+              </w:rPr>
+              <w:t xml:space="preserve">[18] </w:t>
+            </w:r>
+            <w:hyperlink w:history="1" r:id="rIdku8ntjqqcixrakkejanmm">
               <w:r>
                 <w:rPr>
                   <w:rFonts w:ascii="맑은 고딕" w:cs="맑은 고딕" w:eastAsia="맑은 고딕" w:hAnsi="맑은 고딕"/>
@@ -4870,9 +7669,9 @@
                 <w:sz w:val="13"/>
                 <w:szCs w:val="13"/>
               </w:rPr>
-              <w:t xml:space="preserve">[2] </w:t>
-            </w:r>
-            <w:hyperlink w:history="1" r:id="rIdwadntp94vnt9xolyn_kmc">
+              <w:t xml:space="preserve">[5] </w:t>
+            </w:r>
+            <w:hyperlink w:history="1" r:id="rIdmns_-kfbl134q7-uhqeyo">
               <w:r>
                 <w:rPr>
                   <w:rFonts w:ascii="맑은 고딕" w:cs="맑은 고딕" w:eastAsia="맑은 고딕" w:hAnsi="맑은 고딕"/>
@@ -4881,7 +7680,7 @@
                   <w:szCs w:val="13"/>
                   <w:u w:val="single"/>
                 </w:rPr>
-                <w:t xml:space="preserve">대한민국 정책브리핑, "필수인데 수입에 의존?…범용 연구장비 '국산화' 시동"</w:t>
+                <w:t xml:space="preserve">헬로디디, "'외산 장비만 바라볼 수 없다'···韓 '자율랩' 생태계 만든다"</w:t>
               </w:r>
             </w:hyperlink>
           </w:p>
@@ -4907,9 +7706,9 @@
                 <w:sz w:val="13"/>
                 <w:szCs w:val="13"/>
               </w:rPr>
-              <w:t xml:space="preserve">[14] </w:t>
-            </w:r>
-            <w:hyperlink w:history="1" r:id="rIdp_g5lvfpofgudakrlehnx">
+              <w:t xml:space="preserve">[19] </w:t>
+            </w:r>
+            <w:hyperlink w:history="1" r:id="rIdfkqxmvajgmedzx3lqdop4">
               <w:r>
                 <w:rPr>
                   <w:rFonts w:ascii="맑은 고딕" w:cs="맑은 고딕" w:eastAsia="맑은 고딕" w:hAnsi="맑은 고딕"/>
@@ -4946,9 +7745,9 @@
                 <w:sz w:val="13"/>
                 <w:szCs w:val="13"/>
               </w:rPr>
-              <w:t xml:space="preserve">[3] </w:t>
-            </w:r>
-            <w:hyperlink w:history="1" r:id="rId5zyy7k29gdd168nhfy2ig">
+              <w:t xml:space="preserve">[6] </w:t>
+            </w:r>
+            <w:hyperlink w:history="1" r:id="rIdwlqmk3or-y2alna_cdyv6">
               <w:r>
                 <w:rPr>
                   <w:rFonts w:ascii="맑은 고딕" w:cs="맑은 고딕" w:eastAsia="맑은 고딕" w:hAnsi="맑은 고딕"/>
@@ -4957,7 +7756,7 @@
                   <w:szCs w:val="13"/>
                   <w:u w:val="single"/>
                 </w:rPr>
-                <w:t xml:space="preserve">디지털투데이, "과기정통부, 수입 의존도 높은 범용 연구장비 국산화…전담 분과 신설"</w:t>
+                <w:t xml:space="preserve">시사저널e, "신상 에이블랩스 대표 '클라우드 기반 전자동화 실험실 플랫폼 꿈꾼다'"</w:t>
               </w:r>
             </w:hyperlink>
           </w:p>
@@ -4983,9 +7782,9 @@
                 <w:sz w:val="13"/>
                 <w:szCs w:val="13"/>
               </w:rPr>
-              <w:t xml:space="preserve">[15] </w:t>
-            </w:r>
-            <w:hyperlink w:history="1" r:id="rIdyzxlewok8qd4qozdylt7u">
+              <w:t xml:space="preserve">[20] </w:t>
+            </w:r>
+            <w:hyperlink w:history="1" r:id="rId1weo0_dwkrofdcf-uw_p7">
               <w:r>
                 <w:rPr>
                   <w:rFonts w:ascii="맑은 고딕" w:cs="맑은 고딕" w:eastAsia="맑은 고딕" w:hAnsi="맑은 고딕"/>
@@ -5022,9 +7821,9 @@
                 <w:sz w:val="13"/>
                 <w:szCs w:val="13"/>
               </w:rPr>
-              <w:t xml:space="preserve">[4] </w:t>
-            </w:r>
-            <w:hyperlink w:history="1" r:id="rId0e3iqlsmig-bymtr84kfs">
+              <w:t xml:space="preserve">[7] </w:t>
+            </w:r>
+            <w:hyperlink w:history="1" r:id="rIdxt59yzvq_rgq8it1lind_">
               <w:r>
                 <w:rPr>
                   <w:rFonts w:ascii="맑은 고딕" w:cs="맑은 고딕" w:eastAsia="맑은 고딕" w:hAnsi="맑은 고딕"/>
@@ -5033,7 +7832,7 @@
                   <w:szCs w:val="13"/>
                   <w:u w:val="single"/>
                 </w:rPr>
-                <w:t xml:space="preserve">헬로디디, "미래 먹거리 '바이오장비'···국산화 생태계 조성 澤 아닌 必"(한국기계연구원 정책포럼)</w:t>
+                <w:t xml:space="preserve">히트뉴스, "에이블랩스, 액체 핸들링 로봇 '노터블' 사업화 박차…美 시장 정조준"</w:t>
               </w:r>
             </w:hyperlink>
           </w:p>
@@ -5059,9 +7858,9 @@
                 <w:sz w:val="13"/>
                 <w:szCs w:val="13"/>
               </w:rPr>
-              <w:t xml:space="preserve">[16] </w:t>
-            </w:r>
-            <w:hyperlink w:history="1" r:id="rIdb98ktdczarl72vnjn_cpv">
+              <w:t xml:space="preserve">[21] </w:t>
+            </w:r>
+            <w:hyperlink w:history="1" r:id="rIdxtm1hjw5utdh0laoioebe">
               <w:r>
                 <w:rPr>
                   <w:rFonts w:ascii="맑은 고딕" w:cs="맑은 고딕" w:eastAsia="맑은 고딕" w:hAnsi="맑은 고딕"/>
@@ -5098,9 +7897,9 @@
                 <w:sz w:val="13"/>
                 <w:szCs w:val="13"/>
               </w:rPr>
-              <w:t xml:space="preserve">[5] </w:t>
-            </w:r>
-            <w:hyperlink w:history="1" r:id="rIdnhro_3apunhczpqfupotn">
+              <w:t xml:space="preserve">[8] </w:t>
+            </w:r>
+            <w:hyperlink w:history="1" r:id="rIdhxpxne45u8cuulryjbtmh">
               <w:r>
                 <w:rPr>
                   <w:rFonts w:ascii="맑은 고딕" w:cs="맑은 고딕" w:eastAsia="맑은 고딕" w:hAnsi="맑은 고딕"/>
@@ -5109,7 +7908,7 @@
                   <w:szCs w:val="13"/>
                   <w:u w:val="single"/>
                 </w:rPr>
-                <w:t xml:space="preserve">헬로디디, "'외산 장비만 바라볼 수 없다'···韓 '자율랩' 생태계 만든다"</w:t>
+                <w:t xml:space="preserve">ZDNet Korea, "로봇이 알아서 연구…자율실험실 구축 '시동'"(협의체 분과별 과제)</w:t>
               </w:r>
             </w:hyperlink>
           </w:p>
@@ -5135,9 +7934,9 @@
                 <w:sz w:val="13"/>
                 <w:szCs w:val="13"/>
               </w:rPr>
-              <w:t xml:space="preserve">[17] </w:t>
-            </w:r>
-            <w:hyperlink w:history="1" r:id="rIdoyhgq3z6-rzxpb6mzf3j-">
+              <w:t xml:space="preserve">[22] </w:t>
+            </w:r>
+            <w:hyperlink w:history="1" r:id="rIddtx1lp4jcxpdrpeok6x02">
               <w:r>
                 <w:rPr>
                   <w:rFonts w:ascii="맑은 고딕" w:cs="맑은 고딕" w:eastAsia="맑은 고딕" w:hAnsi="맑은 고딕"/>
@@ -5174,9 +7973,9 @@
                 <w:sz w:val="13"/>
                 <w:szCs w:val="13"/>
               </w:rPr>
-              <w:t xml:space="preserve">[6] </w:t>
-            </w:r>
-            <w:hyperlink w:history="1" r:id="rIdookog0md4a-x221j171sa">
+              <w:t xml:space="preserve">[9] </w:t>
+            </w:r>
+            <w:hyperlink w:history="1" r:id="rId8hajf1udkwtfd8yb3cdjp">
               <w:r>
                 <w:rPr>
                   <w:rFonts w:ascii="맑은 고딕" w:cs="맑은 고딕" w:eastAsia="맑은 고딕" w:hAnsi="맑은 고딕"/>
@@ -5185,7 +7984,7 @@
                   <w:szCs w:val="13"/>
                   <w:u w:val="single"/>
                 </w:rPr>
-                <w:t xml:space="preserve">시사저널e, "신상 에이블랩스 대표 '클라우드 기반 전자동화 실험실 플랫폼 꿈꾼다'"</w:t>
+                <w:t xml:space="preserve">NIST, "Development of Standards to Support a Modular and Autonomous Laboratory Ecosystem"</w:t>
               </w:r>
             </w:hyperlink>
           </w:p>
@@ -5211,9 +8010,9 @@
                 <w:sz w:val="13"/>
                 <w:szCs w:val="13"/>
               </w:rPr>
-              <w:t xml:space="preserve">[18] </w:t>
-            </w:r>
-            <w:hyperlink w:history="1" r:id="rIdw3yj-0foovqaa0mahwsxe">
+              <w:t xml:space="preserve">[23] </w:t>
+            </w:r>
+            <w:hyperlink w:history="1" r:id="rIdeajgpngoxvba0mic3j79n">
               <w:r>
                 <w:rPr>
                   <w:rFonts w:ascii="맑은 고딕" w:cs="맑은 고딕" w:eastAsia="맑은 고딕" w:hAnsi="맑은 고딕"/>
@@ -5250,9 +8049,9 @@
                 <w:sz w:val="13"/>
                 <w:szCs w:val="13"/>
               </w:rPr>
-              <w:t xml:space="preserve">[7] </w:t>
-            </w:r>
-            <w:hyperlink w:history="1" r:id="rIdcphqpbxho5sjzgs_abqxt">
+              <w:t xml:space="preserve">[10] </w:t>
+            </w:r>
+            <w:hyperlink w:history="1" r:id="rIdwtskmfrxmn0hwggv27kg9">
               <w:r>
                 <w:rPr>
                   <w:rFonts w:ascii="맑은 고딕" w:cs="맑은 고딕" w:eastAsia="맑은 고딕" w:hAnsi="맑은 고딕"/>
@@ -5261,7 +8060,7 @@
                   <w:szCs w:val="13"/>
                   <w:u w:val="single"/>
                 </w:rPr>
-                <w:t xml:space="preserve">히트뉴스, "에이블랩스, 액체 핸들링 로봇 '노터블' 사업화 박차…美 시장 정조준"</w:t>
+                <w:t xml:space="preserve">SelectScience, "ANSI accredits new SLAS microplate standard for well-bottom elevation"</w:t>
               </w:r>
             </w:hyperlink>
           </w:p>
@@ -5287,9 +8086,9 @@
                 <w:sz w:val="13"/>
                 <w:szCs w:val="13"/>
               </w:rPr>
-              <w:t xml:space="preserve">[19] </w:t>
-            </w:r>
-            <w:hyperlink w:history="1" r:id="rIdkfvua3lpm2pyx4xhllvoo">
+              <w:t xml:space="preserve">[24] </w:t>
+            </w:r>
+            <w:hyperlink w:history="1" r:id="rIdxirzjwe80hqfjclu6of7r">
               <w:r>
                 <w:rPr>
                   <w:rFonts w:ascii="맑은 고딕" w:cs="맑은 고딕" w:eastAsia="맑은 고딕" w:hAnsi="맑은 고딕"/>
@@ -5326,9 +8125,9 @@
                 <w:sz w:val="13"/>
                 <w:szCs w:val="13"/>
               </w:rPr>
-              <w:t xml:space="preserve">[8] </w:t>
-            </w:r>
-            <w:hyperlink w:history="1" r:id="rIdtg0ydn6fjdezocxese87t">
+              <w:t xml:space="preserve">[11] </w:t>
+            </w:r>
+            <w:hyperlink w:history="1" r:id="rIddsvafc-yhuwczh9e24jsc">
               <w:r>
                 <w:rPr>
                   <w:rFonts w:ascii="맑은 고딕" w:cs="맑은 고딕" w:eastAsia="맑은 고딕" w:hAnsi="맑은 고딕"/>
@@ -5337,7 +8136,7 @@
                   <w:szCs w:val="13"/>
                   <w:u w:val="single"/>
                 </w:rPr>
-                <w:t xml:space="preserve">ZDNet Korea, "로봇이 알아서 연구…자율실험실 구축 '시동'"(협의체 분과별 과제)</w:t>
+                <w:t xml:space="preserve">SLAS, ANSI/SLAS 마이크로플레이트 표준</w:t>
               </w:r>
             </w:hyperlink>
           </w:p>
@@ -5363,9 +8162,9 @@
                 <w:sz w:val="13"/>
                 <w:szCs w:val="13"/>
               </w:rPr>
-              <w:t xml:space="preserve">[20] </w:t>
-            </w:r>
-            <w:hyperlink w:history="1" r:id="rId8ylty-dncdrcla2qhcfkw">
+              <w:t xml:space="preserve">[25] </w:t>
+            </w:r>
+            <w:hyperlink w:history="1" r:id="rIdnes7r1aprz47mci12mxvo">
               <w:r>
                 <w:rPr>
                   <w:rFonts w:ascii="맑은 고딕" w:cs="맑은 고딕" w:eastAsia="맑은 고딕" w:hAnsi="맑은 고딕"/>
@@ -5402,9 +8201,9 @@
                 <w:sz w:val="13"/>
                 <w:szCs w:val="13"/>
               </w:rPr>
-              <w:t xml:space="preserve">[9] </w:t>
-            </w:r>
-            <w:hyperlink w:history="1" r:id="rIdhhaa-j2ybyywd9lkuttk0">
+              <w:t xml:space="preserve">[12] </w:t>
+            </w:r>
+            <w:hyperlink w:history="1" r:id="rIdcehluyvasllsczxw4m4zy">
               <w:r>
                 <w:rPr>
                   <w:rFonts w:ascii="맑은 고딕" w:cs="맑은 고딕" w:eastAsia="맑은 고딕" w:hAnsi="맑은 고딕"/>
@@ -5413,7 +8212,7 @@
                   <w:szCs w:val="13"/>
                   <w:u w:val="single"/>
                 </w:rPr>
-                <w:t xml:space="preserve">NIST, "Development of Standards to Support a Modular and Autonomous Laboratory Ecosystem"</w:t>
+                <w:t xml:space="preserve">"Self-driving laboratories in Korea: a new era of autonomous discovery", Digital Discovery 5, 1968 (2026) — 동료평가 리뷰</w:t>
               </w:r>
             </w:hyperlink>
           </w:p>
@@ -5439,9 +8238,9 @@
                 <w:sz w:val="13"/>
                 <w:szCs w:val="13"/>
               </w:rPr>
-              <w:t xml:space="preserve">[21] </w:t>
-            </w:r>
-            <w:hyperlink w:history="1" r:id="rIdeyyi_admuokr6y2otrgg3">
+              <w:t xml:space="preserve">[26] </w:t>
+            </w:r>
+            <w:hyperlink w:history="1" r:id="rIdf5tcoxxnnaxkhwfiyv5a7">
               <w:r>
                 <w:rPr>
                   <w:rFonts w:ascii="맑은 고딕" w:cs="맑은 고딕" w:eastAsia="맑은 고딕" w:hAnsi="맑은 고딕"/>
@@ -5478,9 +8277,9 @@
                 <w:sz w:val="13"/>
                 <w:szCs w:val="13"/>
               </w:rPr>
-              <w:t xml:space="preserve">[10] </w:t>
-            </w:r>
-            <w:hyperlink w:history="1" r:id="rIdiamtc7-5j7tpwhgqhzcvo">
+              <w:t xml:space="preserve">[13] </w:t>
+            </w:r>
+            <w:hyperlink w:history="1" r:id="rIdlifx7qr0ulyzi9qr6cbiw">
               <w:r>
                 <w:rPr>
                   <w:rFonts w:ascii="맑은 고딕" w:cs="맑은 고딕" w:eastAsia="맑은 고딕" w:hAnsi="맑은 고딕"/>
@@ -5489,7 +8288,7 @@
                   <w:szCs w:val="13"/>
                   <w:u w:val="single"/>
                 </w:rPr>
-                <w:t xml:space="preserve">SelectScience, "ANSI accredits new SLAS microplate standard for well-bottom elevation"</w:t>
+                <w:t xml:space="preserve">K-MDS(Korea Materials Data Station) — 국가 R&amp;D 소재 데이터 저장소</w:t>
               </w:r>
             </w:hyperlink>
           </w:p>
@@ -5515,9 +8314,9 @@
                 <w:sz w:val="13"/>
                 <w:szCs w:val="13"/>
               </w:rPr>
-              <w:t xml:space="preserve">[22] </w:t>
-            </w:r>
-            <w:hyperlink w:history="1" r:id="rId0ux2gmwgnz42kswzdm5cr">
+              <w:t xml:space="preserve">[27] </w:t>
+            </w:r>
+            <w:hyperlink w:history="1" r:id="rIdtonyhha3lohmtohhmiqsc">
               <w:r>
                 <w:rPr>
                   <w:rFonts w:ascii="맑은 고딕" w:cs="맑은 고딕" w:eastAsia="맑은 고딕" w:hAnsi="맑은 고딕"/>
@@ -5554,9 +8353,9 @@
                 <w:sz w:val="13"/>
                 <w:szCs w:val="13"/>
               </w:rPr>
-              <w:t xml:space="preserve">[11] </w:t>
-            </w:r>
-            <w:hyperlink w:history="1" r:id="rIdug7rjn76x8bkoecizgukc">
+              <w:t xml:space="preserve">[14] </w:t>
+            </w:r>
+            <w:hyperlink w:history="1" r:id="rIdr79hq5sn5uma5t2-shpsd">
               <w:r>
                 <w:rPr>
                   <w:rFonts w:ascii="맑은 고딕" w:cs="맑은 고딕" w:eastAsia="맑은 고딕" w:hAnsi="맑은 고딕"/>
@@ -5565,7 +8364,7 @@
                   <w:szCs w:val="13"/>
                   <w:u w:val="single"/>
                 </w:rPr>
-                <w:t xml:space="preserve">SLAS, ANSI/SLAS 마이크로플레이트 표준</w:t>
+                <w:t xml:space="preserve">OECD, Access to Public Research Data Toolkit — K-MDS 사례</w:t>
               </w:r>
             </w:hyperlink>
           </w:p>
@@ -5591,9 +8390,9 @@
                 <w:sz w:val="13"/>
                 <w:szCs w:val="13"/>
               </w:rPr>
-              <w:t xml:space="preserve">[23] </w:t>
-            </w:r>
-            <w:hyperlink w:history="1" r:id="rIdup5csvdyqpnkj81hrg5ts">
+              <w:t xml:space="preserve">[28] </w:t>
+            </w:r>
+            <w:hyperlink w:history="1" r:id="rIdsu2n7-8hodyh7-qd3l7i1">
               <w:r>
                 <w:rPr>
                   <w:rFonts w:ascii="맑은 고딕" w:cs="맑은 고딕" w:eastAsia="맑은 고딕" w:hAnsi="맑은 고딕"/>
@@ -5605,55 +8404,6 @@
                 <w:t xml:space="preserve">한국경제, "장비 공짜로 줄게…계약 물량까지 뺏는 외국계 바이오"(2023.8)</w:t>
               </w:r>
             </w:hyperlink>
-          </w:p>
-        </w:tc>
-      </w:tr>
-      <w:tr>
-        <w:tc>
-          <w:tcPr>
-            <w:tcW w:type="dxa" w:w="5159"/>
-            <w:tcMar>
-              <w:top w:type="dxa" w:w="10"/>
-              <w:left w:type="dxa" w:w="0"/>
-              <w:bottom w:type="dxa" w:w="10"/>
-              <w:right w:type="dxa" w:w="120"/>
-            </w:tcMar>
-          </w:tcPr>
-          <w:p>
-            <w:pPr>
-              <w:spacing w:after="8" w:before="8" w:line="200" w:lineRule="auto"/>
-            </w:pPr>
-            <w:r>
-              <w:rPr>
-                <w:rFonts w:ascii="맑은 고딕" w:cs="맑은 고딕" w:eastAsia="맑은 고딕" w:hAnsi="맑은 고딕"/>
-                <w:color w:val="444444"/>
-                <w:sz w:val="13"/>
-                <w:szCs w:val="13"/>
-              </w:rPr>
-              <w:t xml:space="preserve">[12] </w:t>
-            </w:r>
-            <w:hyperlink w:history="1" r:id="rIdvsl4q3sbw4trt7_lrcrve">
-              <w:r>
-                <w:rPr>
-                  <w:rFonts w:ascii="맑은 고딕" w:cs="맑은 고딕" w:eastAsia="맑은 고딕" w:hAnsi="맑은 고딕"/>
-                  <w:color w:val="1B54B5"/>
-                  <w:sz w:val="13"/>
-                  <w:szCs w:val="13"/>
-                  <w:u w:val="single"/>
-                </w:rPr>
-                <w:t xml:space="preserve">한국로봇산업진흥원, 로봇산업 실태조사(2006년부터 매년 실시되는 정부승인통계)</w:t>
-              </w:r>
-            </w:hyperlink>
-          </w:p>
-        </w:tc>
-        <w:tc>
-          <w:tcPr>
-            <w:tcW w:type="dxa" w:w="5159"/>
-          </w:tcPr>
-          <w:p>
-            <w:r>
-              <w:t xml:space="preserve"/>
-            </w:r>
           </w:p>
         </w:tc>
       </w:tr>
